--- a/final report v1.docx
+++ b/final report v1.docx
@@ -2,118 +2,154 @@
 <file path=word/document.xml><?xml version="1.0" encoding="utf-8"?>
 <w:document xmlns:wpc="http://schemas.microsoft.com/office/word/2010/wordprocessingCanvas" xmlns:cx="http://schemas.microsoft.com/office/drawing/2014/chartex" xmlns:cx1="http://schemas.microsoft.com/office/drawing/2015/9/8/chartex" xmlns:cx2="http://schemas.microsoft.com/office/drawing/2015/10/21/chartex" xmlns:cx3="http://schemas.microsoft.com/office/drawing/2016/5/9/chartex" xmlns:cx4="http://schemas.microsoft.com/office/drawing/2016/5/10/chartex" xmlns:cx5="http://schemas.microsoft.com/office/drawing/2016/5/11/chartex" xmlns:cx6="http://schemas.microsoft.com/office/drawing/2016/5/12/chartex" xmlns:cx7="http://schemas.microsoft.com/office/drawing/2016/5/13/chartex" xmlns:cx8="http://schemas.microsoft.com/office/drawing/2016/5/14/chartex" xmlns:mc="http://schemas.openxmlformats.org/markup-compatibility/2006" xmlns:aink="http://schemas.microsoft.com/office/drawing/2016/ink" xmlns:am3d="http://schemas.microsoft.com/office/drawing/2017/model3d" xmlns:o="urn:schemas-microsoft-com:office:office" xmlns:oel="http://schemas.microsoft.com/office/2019/extlst" xmlns:r="http://schemas.openxmlformats.org/officeDocument/2006/relationships" xmlns:m="http://schemas.openxmlformats.org/officeDocument/2006/math" xmlns:v="urn:schemas-microsoft-com:vml" xmlns:wp14="http://schemas.microsoft.com/office/word/2010/wordprocessingDrawing" xmlns:wp="http://schemas.openxmlformats.org/drawingml/2006/wordprocessingDrawing" xmlns:w10="urn:schemas-microsoft-com:office:word" xmlns:w="http://schemas.openxmlformats.org/wordprocessingml/2006/main" xmlns:w14="http://schemas.microsoft.com/office/word/2010/wordml" xmlns:w15="http://schemas.microsoft.com/office/word/2012/wordml" xmlns:w16cex="http://schemas.microsoft.com/office/word/2018/wordml/cex" xmlns:w16cid="http://schemas.microsoft.com/office/word/2016/wordml/cid" xmlns:w16="http://schemas.microsoft.com/office/word/2018/wordml" xmlns:w16du="http://schemas.microsoft.com/office/word/2023/wordml/word16du" xmlns:w16sdtdh="http://schemas.microsoft.com/office/word/2020/wordml/sdtdatahash" xmlns:w16sdtfl="http://schemas.microsoft.com/office/word/2024/wordml/sdtformatlock" xmlns:w16se="http://schemas.microsoft.com/office/word/2015/wordml/symex" xmlns:wpg="http://schemas.microsoft.com/office/word/2010/wordprocessingGroup" xmlns:wpi="http://schemas.microsoft.com/office/word/2010/wordprocessingInk" xmlns:wne="http://schemas.microsoft.com/office/word/2006/wordml" xmlns:wps="http://schemas.microsoft.com/office/word/2010/wordprocessingShape" mc:Ignorable="w14 w15 w16se w16cid w16 w16cex w16sdtdh w16sdtfl w16du wp14">
   <w:body>
-    <w:p>
-      <w:pPr>
-        <w:pStyle w:val="papertitle"/>
-        <w:spacing w:before="100" w:beforeAutospacing="1" w:after="100" w:afterAutospacing="1"/>
-      </w:pPr>
-    </w:p>
     <w:p/>
     <w:p/>
-    <w:p/>
-    <w:p/>
+    <w:p>
+      <w:pPr>
+        <w:jc w:val="center"/>
+      </w:pPr>
+      <w:r>
+        <w:drawing>
+          <wp:anchor distT="0" distB="0" distL="114300" distR="114300" simplePos="0" relativeHeight="251664385" behindDoc="0" locked="0" layoutInCell="1" allowOverlap="1" wp14:anchorId="3C4C303A" wp14:editId="44CA3A7A">
+            <wp:simplePos x="0" y="0"/>
+            <wp:positionH relativeFrom="column">
+              <wp:posOffset>1156970</wp:posOffset>
+            </wp:positionH>
+            <wp:positionV relativeFrom="paragraph">
+              <wp:posOffset>376555</wp:posOffset>
+            </wp:positionV>
+            <wp:extent cx="4488815" cy="967105"/>
+            <wp:effectExtent l="0" t="0" r="0" b="0"/>
+            <wp:wrapTopAndBottom/>
+            <wp:docPr id="342067489" name="Picture 1" descr="A black background with red text&#10;&#10;AI-generated content may be incorrect."/>
+            <wp:cNvGraphicFramePr>
+              <a:graphicFrameLocks xmlns:a="http://schemas.openxmlformats.org/drawingml/2006/main" noChangeAspect="1"/>
+            </wp:cNvGraphicFramePr>
+            <a:graphic xmlns:a="http://schemas.openxmlformats.org/drawingml/2006/main">
+              <a:graphicData uri="http://schemas.openxmlformats.org/drawingml/2006/picture">
+                <pic:pic xmlns:pic="http://schemas.openxmlformats.org/drawingml/2006/picture">
+                  <pic:nvPicPr>
+                    <pic:cNvPr id="342067489" name="Picture 1" descr="A black background with red text&#10;&#10;AI-generated content may be incorrect."/>
+                    <pic:cNvPicPr/>
+                  </pic:nvPicPr>
+                  <pic:blipFill>
+                    <a:blip r:embed="rId8" cstate="print">
+                      <a:extLst>
+                        <a:ext uri="{28A0092B-C50C-407E-A947-70E740481C1C}">
+                          <a14:useLocalDpi xmlns:a14="http://schemas.microsoft.com/office/drawing/2010/main" val="0"/>
+                        </a:ext>
+                      </a:extLst>
+                    </a:blip>
+                    <a:stretch>
+                      <a:fillRect/>
+                    </a:stretch>
+                  </pic:blipFill>
+                  <pic:spPr>
+                    <a:xfrm>
+                      <a:off x="0" y="0"/>
+                      <a:ext cx="4488815" cy="967105"/>
+                    </a:xfrm>
+                    <a:prstGeom prst="rect">
+                      <a:avLst/>
+                    </a:prstGeom>
+                  </pic:spPr>
+                </pic:pic>
+              </a:graphicData>
+            </a:graphic>
+            <wp14:sizeRelH relativeFrom="page">
+              <wp14:pctWidth>0</wp14:pctWidth>
+            </wp14:sizeRelH>
+            <wp14:sizeRelV relativeFrom="page">
+              <wp14:pctHeight>0</wp14:pctHeight>
+            </wp14:sizeRelV>
+          </wp:anchor>
+        </w:drawing>
+      </w:r>
+    </w:p>
     <w:p>
       <w:pPr>
         <w:tabs>
           <w:tab w:val="left" w:pos="1592"/>
         </w:tabs>
-        <w:rPr>
+        <w:jc w:val="center"/>
+        <w:rPr>
+          <w:b/>
+          <w:bCs/>
           <w:sz w:val="48"/>
           <w:szCs w:val="48"/>
         </w:rPr>
       </w:pPr>
-      <w:r>
-        <w:rPr>
+    </w:p>
+    <w:p>
+      <w:pPr>
+        <w:tabs>
+          <w:tab w:val="left" w:pos="1592"/>
+        </w:tabs>
+        <w:jc w:val="center"/>
+        <w:rPr>
+          <w:b/>
+          <w:bCs/>
           <w:sz w:val="48"/>
           <w:szCs w:val="48"/>
         </w:rPr>
-        <w:t xml:space="preserve">Forget-Me-Not: </w:t>
-      </w:r>
-    </w:p>
-    <w:p>
-      <w:pPr>
-        <w:tabs>
-          <w:tab w:val="left" w:pos="1592"/>
-        </w:tabs>
-        <w:rPr>
+      </w:pPr>
+      <w:r>
+        <w:rPr>
+          <w:b/>
+          <w:bCs/>
           <w:sz w:val="48"/>
           <w:szCs w:val="48"/>
         </w:rPr>
-      </w:pPr>
-      <w:r>
-        <w:rPr>
+        <w:t>Forget-Me-Not:</w:t>
+      </w:r>
+    </w:p>
+    <w:p>
+      <w:pPr>
+        <w:tabs>
+          <w:tab w:val="left" w:pos="1592"/>
+        </w:tabs>
+        <w:jc w:val="center"/>
+        <w:rPr>
+          <w:b/>
+          <w:bCs/>
           <w:sz w:val="48"/>
           <w:szCs w:val="48"/>
         </w:rPr>
-        <w:t xml:space="preserve">Evaluating Machine Unlearning Under </w:t>
-      </w:r>
-      <w:r>
-        <w:rPr>
+      </w:pPr>
+      <w:r>
+        <w:rPr>
+          <w:b/>
+          <w:bCs/>
           <w:sz w:val="48"/>
           <w:szCs w:val="48"/>
         </w:rPr>
-        <w:t>Tabular</w:t>
-      </w:r>
-      <w:r>
-        <w:rPr>
+        <w:t xml:space="preserve">Evaluating Machine Unlearning Under </w:t>
+      </w:r>
+      <w:r>
+        <w:rPr>
+          <w:b/>
+          <w:bCs/>
           <w:sz w:val="48"/>
           <w:szCs w:val="48"/>
         </w:rPr>
-        <w:t xml:space="preserve"> Data Deletion Scenarios</w:t>
-      </w:r>
-    </w:p>
-    <w:p>
-      <w:pPr>
-        <w:tabs>
-          <w:tab w:val="left" w:pos="1592"/>
-        </w:tabs>
-        <w:rPr>
+        <w:t>Tabular</w:t>
+      </w:r>
+      <w:r>
+        <w:rPr>
+          <w:b/>
+          <w:bCs/>
           <w:sz w:val="48"/>
           <w:szCs w:val="48"/>
         </w:rPr>
-      </w:pPr>
+        <w:t xml:space="preserve"> Data Deletion Scenarios</w:t>
+      </w:r>
     </w:p>
     <w:p>
       <w:pPr>
         <w:tabs>
           <w:tab w:val="left" w:pos="1592"/>
         </w:tabs>
-        <w:rPr>
-          <w:sz w:val="40"/>
-          <w:szCs w:val="40"/>
-        </w:rPr>
-      </w:pPr>
-      <w:r>
-        <w:rPr>
-          <w:sz w:val="40"/>
-          <w:szCs w:val="40"/>
-        </w:rPr>
-        <w:t>By</w:t>
-      </w:r>
-    </w:p>
-    <w:p>
-      <w:pPr>
-        <w:tabs>
-          <w:tab w:val="left" w:pos="1592"/>
-        </w:tabs>
-        <w:rPr>
-          <w:sz w:val="40"/>
-          <w:szCs w:val="40"/>
-        </w:rPr>
-      </w:pPr>
-      <w:r>
-        <w:rPr>
-          <w:sz w:val="40"/>
-          <w:szCs w:val="40"/>
-        </w:rPr>
-        <w:t>Niamh Hughes</w:t>
-      </w:r>
-    </w:p>
-    <w:p>
-      <w:pPr>
-        <w:tabs>
-          <w:tab w:val="left" w:pos="1592"/>
-        </w:tabs>
+        <w:jc w:val="center"/>
         <w:rPr>
           <w:sz w:val="48"/>
           <w:szCs w:val="48"/>
@@ -125,6 +161,7 @@
         <w:tabs>
           <w:tab w:val="left" w:pos="1592"/>
         </w:tabs>
+        <w:jc w:val="center"/>
         <w:rPr>
           <w:sz w:val="48"/>
           <w:szCs w:val="48"/>
@@ -136,62 +173,7 @@
         <w:tabs>
           <w:tab w:val="left" w:pos="1592"/>
         </w:tabs>
-        <w:jc w:val="both"/>
-        <w:rPr>
-          <w:sz w:val="48"/>
-          <w:szCs w:val="48"/>
-        </w:rPr>
-      </w:pPr>
-    </w:p>
-    <w:p>
-      <w:pPr>
-        <w:tabs>
-          <w:tab w:val="left" w:pos="1592"/>
-        </w:tabs>
-        <w:rPr>
-          <w:sz w:val="48"/>
-          <w:szCs w:val="48"/>
-        </w:rPr>
-      </w:pPr>
-    </w:p>
-    <w:p>
-      <w:pPr>
-        <w:tabs>
-          <w:tab w:val="left" w:pos="1592"/>
-        </w:tabs>
-        <w:rPr>
-          <w:sz w:val="48"/>
-          <w:szCs w:val="48"/>
-        </w:rPr>
-      </w:pPr>
-    </w:p>
-    <w:p>
-      <w:pPr>
-        <w:tabs>
-          <w:tab w:val="left" w:pos="1592"/>
-        </w:tabs>
-        <w:rPr>
-          <w:sz w:val="48"/>
-          <w:szCs w:val="48"/>
-        </w:rPr>
-      </w:pPr>
-    </w:p>
-    <w:p>
-      <w:pPr>
-        <w:tabs>
-          <w:tab w:val="left" w:pos="1592"/>
-        </w:tabs>
-        <w:rPr>
-          <w:sz w:val="48"/>
-          <w:szCs w:val="48"/>
-        </w:rPr>
-      </w:pPr>
-    </w:p>
-    <w:p>
-      <w:pPr>
-        <w:tabs>
-          <w:tab w:val="left" w:pos="1592"/>
-        </w:tabs>
+        <w:jc w:val="center"/>
         <w:rPr>
           <w:sz w:val="44"/>
           <w:szCs w:val="44"/>
@@ -202,109 +184,247 @@
           <w:sz w:val="44"/>
           <w:szCs w:val="44"/>
         </w:rPr>
-        <w:t>A Research Paper</w:t>
-      </w:r>
-    </w:p>
-    <w:p>
-      <w:pPr>
-        <w:tabs>
-          <w:tab w:val="left" w:pos="1592"/>
-        </w:tabs>
+        <w:t xml:space="preserve">A </w:t>
+      </w:r>
+      <w:r>
         <w:rPr>
           <w:sz w:val="44"/>
           <w:szCs w:val="44"/>
         </w:rPr>
-      </w:pPr>
+        <w:t xml:space="preserve">dissertation submitted </w:t>
+      </w:r>
       <w:r>
         <w:rPr>
           <w:sz w:val="44"/>
           <w:szCs w:val="44"/>
         </w:rPr>
-        <w:t xml:space="preserve">Submitted </w:t>
+        <w:t xml:space="preserve">in </w:t>
       </w:r>
       <w:r>
         <w:rPr>
           <w:sz w:val="44"/>
           <w:szCs w:val="44"/>
         </w:rPr>
-        <w:t>in Partial Fulfilment for the Degree of Master</w:t>
-      </w:r>
-    </w:p>
-    <w:p>
-      <w:pPr>
-        <w:tabs>
-          <w:tab w:val="left" w:pos="1592"/>
-        </w:tabs>
+        <w:t>p</w:t>
+      </w:r>
+      <w:r>
         <w:rPr>
           <w:sz w:val="44"/>
           <w:szCs w:val="44"/>
         </w:rPr>
-      </w:pPr>
+        <w:t xml:space="preserve">artial </w:t>
+      </w:r>
       <w:r>
         <w:rPr>
           <w:sz w:val="44"/>
           <w:szCs w:val="44"/>
         </w:rPr>
-        <w:t>in</w:t>
-      </w:r>
-    </w:p>
-    <w:p>
-      <w:pPr>
-        <w:tabs>
-          <w:tab w:val="left" w:pos="1592"/>
-        </w:tabs>
+        <w:t>f</w:t>
+      </w:r>
+      <w:r>
         <w:rPr>
           <w:sz w:val="44"/>
           <w:szCs w:val="44"/>
         </w:rPr>
-      </w:pPr>
+        <w:t xml:space="preserve">ulfilment for the </w:t>
+      </w:r>
       <w:r>
         <w:rPr>
           <w:sz w:val="44"/>
           <w:szCs w:val="44"/>
         </w:rPr>
-        <w:t>Artificial Intelligence</w:t>
-      </w:r>
-    </w:p>
-    <w:p>
-      <w:pPr>
-        <w:tabs>
-          <w:tab w:val="left" w:pos="1592"/>
-        </w:tabs>
+        <w:t>d</w:t>
+      </w:r>
+      <w:r>
         <w:rPr>
           <w:sz w:val="44"/>
           <w:szCs w:val="44"/>
         </w:rPr>
-      </w:pPr>
-      <w:r>
+        <w:t>egree of</w:t>
+      </w:r>
+    </w:p>
+    <w:p>
+      <w:pPr>
+        <w:tabs>
+          <w:tab w:val="left" w:pos="1592"/>
+        </w:tabs>
+        <w:jc w:val="center"/>
         <w:rPr>
           <w:sz w:val="44"/>
           <w:szCs w:val="44"/>
         </w:rPr>
-        <w:t>Queen’s University Belfast</w:t>
-      </w:r>
-    </w:p>
-    <w:p>
-      <w:pPr>
-        <w:tabs>
-          <w:tab w:val="left" w:pos="1592"/>
-        </w:tabs>
-        <w:jc w:val="center"/>
+      </w:pPr>
+      <w:r>
         <w:rPr>
           <w:sz w:val="44"/>
           <w:szCs w:val="44"/>
         </w:rPr>
-      </w:pPr>
-      <w:r>
+        <w:t>MASTER OF SCIENCE</w:t>
+      </w:r>
+    </w:p>
+    <w:p>
+      <w:pPr>
+        <w:tabs>
+          <w:tab w:val="left" w:pos="1592"/>
+        </w:tabs>
+        <w:jc w:val="center"/>
         <w:rPr>
           <w:sz w:val="44"/>
           <w:szCs w:val="44"/>
         </w:rPr>
-        <w:t>September 2026</w:t>
-      </w:r>
-    </w:p>
-    <w:p>
-      <w:pPr>
+      </w:pPr>
+      <w:r>
+        <w:rPr>
+          <w:sz w:val="44"/>
+          <w:szCs w:val="44"/>
+        </w:rPr>
+        <w:t>in</w:t>
+      </w:r>
+    </w:p>
+    <w:p>
+      <w:pPr>
+        <w:tabs>
+          <w:tab w:val="left" w:pos="1592"/>
+        </w:tabs>
+        <w:jc w:val="center"/>
+        <w:rPr>
+          <w:sz w:val="44"/>
+          <w:szCs w:val="44"/>
+        </w:rPr>
+      </w:pPr>
+      <w:r>
+        <w:rPr>
+          <w:sz w:val="44"/>
+          <w:szCs w:val="44"/>
+        </w:rPr>
+        <w:t>Artificial Intelligence</w:t>
+      </w:r>
+    </w:p>
+    <w:p>
+      <w:pPr>
+        <w:tabs>
+          <w:tab w:val="left" w:pos="1592"/>
+        </w:tabs>
+        <w:jc w:val="center"/>
+        <w:rPr>
+          <w:sz w:val="44"/>
+          <w:szCs w:val="44"/>
+        </w:rPr>
+      </w:pPr>
+      <w:r>
+        <w:rPr>
+          <w:sz w:val="44"/>
+          <w:szCs w:val="44"/>
+        </w:rPr>
+        <w:t>in</w:t>
+      </w:r>
+    </w:p>
+    <w:p>
+      <w:pPr>
+        <w:tabs>
+          <w:tab w:val="left" w:pos="1592"/>
+        </w:tabs>
+        <w:jc w:val="center"/>
+        <w:rPr>
+          <w:sz w:val="44"/>
+          <w:szCs w:val="44"/>
+        </w:rPr>
+      </w:pPr>
+      <w:r>
+        <w:rPr>
+          <w:sz w:val="44"/>
+          <w:szCs w:val="44"/>
+        </w:rPr>
+        <w:t xml:space="preserve">The </w:t>
+      </w:r>
+      <w:r>
+        <w:rPr>
+          <w:sz w:val="44"/>
+          <w:szCs w:val="44"/>
+        </w:rPr>
+        <w:t>Queen’s University</w:t>
+      </w:r>
+      <w:r>
+        <w:rPr>
+          <w:sz w:val="44"/>
+          <w:szCs w:val="44"/>
+        </w:rPr>
+        <w:t xml:space="preserve"> of</w:t>
+      </w:r>
+      <w:r>
+        <w:rPr>
+          <w:sz w:val="44"/>
+          <w:szCs w:val="44"/>
+        </w:rPr>
+        <w:t xml:space="preserve"> Belfast</w:t>
+      </w:r>
+    </w:p>
+    <w:p>
+      <w:pPr>
+        <w:tabs>
+          <w:tab w:val="left" w:pos="1592"/>
+        </w:tabs>
+        <w:jc w:val="center"/>
+        <w:rPr>
+          <w:sz w:val="44"/>
+          <w:szCs w:val="44"/>
+        </w:rPr>
+      </w:pPr>
+      <w:r>
+        <w:rPr>
+          <w:sz w:val="44"/>
+          <w:szCs w:val="44"/>
+        </w:rPr>
+        <w:t>By</w:t>
+      </w:r>
+      <w:r>
+        <w:rPr>
+          <w:noProof/>
+        </w:rPr>
+        <w:t xml:space="preserve"> </w:t>
+      </w:r>
+    </w:p>
+    <w:p>
+      <w:pPr>
+        <w:tabs>
+          <w:tab w:val="left" w:pos="1592"/>
+        </w:tabs>
+        <w:jc w:val="center"/>
+        <w:rPr>
+          <w:sz w:val="44"/>
+          <w:szCs w:val="44"/>
+        </w:rPr>
+      </w:pPr>
+      <w:r>
+        <w:rPr>
+          <w:sz w:val="44"/>
+          <w:szCs w:val="44"/>
+        </w:rPr>
+        <w:t>Niamh Hughes</w:t>
+      </w:r>
+    </w:p>
+    <w:p>
+      <w:pPr>
+        <w:tabs>
+          <w:tab w:val="left" w:pos="1592"/>
+        </w:tabs>
+        <w:jc w:val="center"/>
+        <w:rPr>
+          <w:sz w:val="44"/>
+          <w:szCs w:val="44"/>
+        </w:rPr>
+      </w:pPr>
+      <w:r>
+        <w:rPr>
+          <w:sz w:val="44"/>
+          <w:szCs w:val="44"/>
+        </w:rPr>
+        <w:t>11-09-26</w:t>
+      </w:r>
+    </w:p>
+    <w:p>
+      <w:pPr>
+        <w:jc w:val="center"/>
         <w:rPr>
           <w:rFonts w:eastAsia="MS Mincho"/>
           <w:noProof/>
@@ -324,6 +444,15 @@
     </w:p>
     <w:p>
       <w:pPr>
+        <w:pStyle w:val="papertitle"/>
+        <w:spacing w:before="100" w:beforeAutospacing="1" w:after="100" w:afterAutospacing="1"/>
+      </w:pPr>
+      <w:r>
+        <w:t>Declaration of Academic Integrity</w:t>
+      </w:r>
+    </w:p>
+    <w:p>
+      <w:pPr>
         <w:spacing w:line="276" w:lineRule="auto"/>
         <w:ind w:left="284"/>
         <w:rPr>
@@ -337,7 +466,7 @@
         <mc:AlternateContent>
           <mc:Choice Requires="wps">
             <w:drawing>
-              <wp:anchor distT="0" distB="0" distL="0" distR="0" simplePos="0" relativeHeight="251658241" behindDoc="1" locked="0" layoutInCell="1" hidden="0" allowOverlap="1" wp14:anchorId="7B58E0FA" wp14:editId="05ACF935">
+              <wp:anchor distT="0" distB="0" distL="0" distR="0" simplePos="0" relativeHeight="251658241" behindDoc="1" locked="0" layoutInCell="1" hidden="0" allowOverlap="1" wp14:anchorId="7B58E0FA" wp14:editId="1622B996">
                 <wp:simplePos x="0" y="0"/>
                 <wp:positionH relativeFrom="column">
                   <wp:posOffset>-227530</wp:posOffset>
@@ -395,7 +524,7 @@
           </mc:Choice>
           <mc:Fallback>
             <w:pict>
-              <v:rect w14:anchorId="7B58E0FA" id="Rectangle 12" o:spid="_x0000_s1026" style="position:absolute;left:0;text-align:left;margin-left:-17.9pt;margin-top:16.85pt;width:564pt;height:456.75pt;z-index:-251658239;visibility:visible;mso-wrap-style:square;mso-wrap-distance-left:0;mso-wrap-distance-top:0;mso-wrap-distance-right:0;mso-wrap-distance-bottom:0;mso-position-horizontal:absolute;mso-position-horizontal-relative:text;mso-position-vertical:absolute;mso-position-vertical-relative:text;v-text-anchor:middle" o:gfxdata="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" strokeweight="3pt">
+              <v:rect w14:anchorId="7B58E0FA" id="Rectangle 12" o:spid="_x0000_s1026" style="position:absolute;left:0;text-align:left;margin-left:-17.9pt;margin-top:16.85pt;width:564pt;height:456.75pt;z-index:-251658239;visibility:visible;mso-wrap-style:square;mso-wrap-distance-left:0;mso-wrap-distance-top:0;mso-wrap-distance-right:0;mso-wrap-distance-bottom:0;mso-position-horizontal:absolute;mso-position-horizontal-relative:text;mso-position-vertical:absolute;mso-position-vertical-relative:text;v-text-anchor:middle" o:gfxdata="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" strokeweight="3pt">
                 <v:stroke startarrowwidth="narrow" startarrowlength="short" endarrowwidth="narrow" endarrowlength="short"/>
                 <v:textbox inset="2.53958mm,2.53958mm,2.53958mm,2.53958mm">
                   <w:txbxContent>
@@ -987,16 +1116,16 @@
           <w:szCs w:val="16"/>
         </w:rPr>
         <w:sectPr>
-          <w:footerReference w:type="even" r:id="rId8"/>
-          <w:footerReference w:type="default" r:id="rId9"/>
-          <w:footerReference w:type="first" r:id="rId10"/>
+          <w:footerReference w:type="even" r:id="rId9"/>
+          <w:footerReference w:type="default" r:id="rId10"/>
+          <w:footerReference w:type="first" r:id="rId11"/>
           <w:pgSz w:w="12240" w:h="15840" w:code="1"/>
           <w:pgMar w:top="1080" w:right="893" w:bottom="1440" w:left="893" w:header="720" w:footer="720" w:gutter="0"/>
           <w:pgBorders w:display="firstPage" w:offsetFrom="page">
-            <w:top w:val="thickThinSmallGap" w:sz="24" w:space="24" w:color="auto"/>
-            <w:left w:val="thickThinSmallGap" w:sz="24" w:space="24" w:color="auto"/>
-            <w:bottom w:val="thinThickSmallGap" w:sz="24" w:space="24" w:color="auto"/>
-            <w:right w:val="thinThickSmallGap" w:sz="24" w:space="24" w:color="auto"/>
+            <w:top w:val="thickThinSmallGap" w:sz="24" w:space="24" w:color="EE0000"/>
+            <w:left w:val="thickThinSmallGap" w:sz="24" w:space="24" w:color="EE0000"/>
+            <w:bottom w:val="thinThickSmallGap" w:sz="24" w:space="24" w:color="EE0000"/>
+            <w:right w:val="thinThickSmallGap" w:sz="24" w:space="24" w:color="EE0000"/>
           </w:pgBorders>
           <w:cols w:space="720"/>
           <w:titlePg/>
@@ -4615,7 +4744,7 @@
                                           <pic:cNvPicPr/>
                                         </pic:nvPicPr>
                                         <pic:blipFill>
-                                          <a:blip r:embed="rId11"/>
+                                          <a:blip r:embed="rId12"/>
                                           <a:stretch>
                                             <a:fillRect/>
                                           </a:stretch>
@@ -4666,7 +4795,7 @@
                 <v:stroke joinstyle="miter"/>
                 <v:path gradientshapeok="t" o:connecttype="rect"/>
               </v:shapetype>
-              <v:shape id="Text Box 5" o:spid="_x0000_s1027" type="#_x0000_t202" style="position:absolute;left:0;text-align:left;margin-left:2.1pt;margin-top:156.75pt;width:229.4pt;height:304.3pt;z-index:251663361;visibility:visible;mso-wrap-style:square;mso-height-percent:0;mso-wrap-distance-left:9pt;mso-wrap-distance-top:0;mso-wrap-distance-right:9pt;mso-wrap-distance-bottom:0;mso-position-horizontal:absolute;mso-position-horizontal-relative:text;mso-position-vertical:absolute;mso-position-vertical-relative:text;mso-height-percent:0;mso-height-relative:margin;v-text-anchor:top" o:gfxdata="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" fillcolor="white [3201]" strokeweight=".5pt">
+              <v:shape id="Text Box 5" o:spid="_x0000_s1027" type="#_x0000_t202" style="position:absolute;left:0;text-align:left;margin-left:2.1pt;margin-top:156.75pt;width:229.4pt;height:304.3pt;z-index:251663361;visibility:visible;mso-wrap-style:square;mso-height-percent:0;mso-wrap-distance-left:9pt;mso-wrap-distance-top:0;mso-wrap-distance-right:9pt;mso-wrap-distance-bottom:0;mso-position-horizontal:absolute;mso-position-horizontal-relative:text;mso-position-vertical:absolute;mso-position-vertical-relative:text;mso-height-percent:0;mso-height-relative:margin;v-text-anchor:top" o:gfxdata="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" fillcolor="white [3201]" strokeweight=".5pt">
                 <v:textbox>
                   <w:txbxContent>
                     <w:p>
@@ -4687,7 +4816,7 @@
                                     <pic:cNvPicPr/>
                                   </pic:nvPicPr>
                                   <pic:blipFill>
-                                    <a:blip r:embed="rId11"/>
+                                    <a:blip r:embed="rId12"/>
                                     <a:stretch>
                                       <a:fillRect/>
                                     </a:stretch>
@@ -6185,7 +6314,7 @@
                                           <pic:cNvPicPr/>
                                         </pic:nvPicPr>
                                         <pic:blipFill>
-                                          <a:blip r:embed="rId12">
+                                          <a:blip r:embed="rId13">
                                             <a:extLst>
                                               <a:ext uri="{28A0092B-C50C-407E-A947-70E740481C1C}">
                                                 <a14:useLocalDpi xmlns:a14="http://schemas.microsoft.com/office/drawing/2010/main" val="0"/>
@@ -6259,7 +6388,7 @@
                                     <pic:cNvPicPr/>
                                   </pic:nvPicPr>
                                   <pic:blipFill>
-                                    <a:blip r:embed="rId12">
+                                    <a:blip r:embed="rId13">
                                       <a:extLst>
                                         <a:ext uri="{28A0092B-C50C-407E-A947-70E740481C1C}">
                                           <a14:useLocalDpi xmlns:a14="http://schemas.microsoft.com/office/drawing/2010/main" val="0"/>
@@ -6570,7 +6699,7 @@
                                           <pic:cNvPicPr/>
                                         </pic:nvPicPr>
                                         <pic:blipFill>
-                                          <a:blip r:embed="rId13">
+                                          <a:blip r:embed="rId14">
                                             <a:extLst>
                                               <a:ext uri="{28A0092B-C50C-407E-A947-70E740481C1C}">
                                                 <a14:useLocalDpi xmlns:a14="http://schemas.microsoft.com/office/drawing/2010/main" val="0"/>
@@ -6616,7 +6745,7 @@
           </mc:Choice>
           <mc:Fallback>
             <w:pict>
-              <v:shape w14:anchorId="2EDF50AF" id="_x0000_s1029" type="#_x0000_t202" style="position:absolute;left:0;text-align:left;margin-left:-1.35pt;margin-top:65.15pt;width:265.35pt;height:231.75pt;z-index:-251654143;visibility:visible;mso-wrap-style:square;mso-width-percent:0;mso-height-percent:0;mso-wrap-distance-left:9pt;mso-wrap-distance-top:0;mso-wrap-distance-right:9pt;mso-wrap-distance-bottom:0;mso-position-horizontal:absolute;mso-position-horizontal-relative:text;mso-position-vertical:absolute;mso-position-vertical-relative:text;mso-width-percent:0;mso-height-percent:0;mso-width-relative:page;mso-height-relative:page;v-text-anchor:top" o:gfxdata="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">
+              <v:shape w14:anchorId="2EDF50AF" id="_x0000_s1029" type="#_x0000_t202" style="position:absolute;left:0;text-align:left;margin-left:-1.35pt;margin-top:65.15pt;width:265.35pt;height:231.75pt;z-index:-251654143;visibility:visible;mso-wrap-style:square;mso-width-percent:0;mso-height-percent:0;mso-wrap-distance-left:9pt;mso-wrap-distance-top:0;mso-wrap-distance-right:9pt;mso-wrap-distance-bottom:0;mso-position-horizontal:absolute;mso-position-horizontal-relative:text;mso-position-vertical:absolute;mso-position-vertical-relative:text;mso-width-percent:0;mso-height-percent:0;mso-width-relative:page;mso-height-relative:page;v-text-anchor:top" o:gfxdata="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">
                 <v:textbox>
                   <w:txbxContent>
                     <w:p>
@@ -6644,7 +6773,7 @@
                                     <pic:cNvPicPr/>
                                   </pic:nvPicPr>
                                   <pic:blipFill>
-                                    <a:blip r:embed="rId13">
+                                    <a:blip r:embed="rId14">
                                       <a:extLst>
                                         <a:ext uri="{28A0092B-C50C-407E-A947-70E740481C1C}">
                                           <a14:useLocalDpi xmlns:a14="http://schemas.microsoft.com/office/drawing/2010/main" val="0"/>
@@ -7952,5675 +8081,6 @@
     <w:p/>
     <w:p/>
     <w:p/>
-    <w:p/>
-    <w:p/>
-    <w:p/>
-    <w:p/>
-    <w:p/>
-    <w:p/>
-    <w:p/>
-    <w:p/>
-    <w:p>
-      <w:pPr>
-        <w:rPr>
-          <w:color w:val="FF0000"/>
-        </w:rPr>
-      </w:pPr>
-    </w:p>
-    <w:p>
-      <w:pPr>
-        <w:tabs>
-          <w:tab w:val="left" w:pos="965"/>
-          <w:tab w:val="center" w:pos="5227"/>
-        </w:tabs>
-      </w:pPr>
-      <w:r>
-        <w:tab/>
-      </w:r>
-    </w:p>
-    <w:p>
-      <w:pPr>
-        <w:tabs>
-          <w:tab w:val="left" w:pos="965"/>
-          <w:tab w:val="center" w:pos="5227"/>
-        </w:tabs>
-      </w:pPr>
-    </w:p>
-    <w:p>
-      <w:pPr>
-        <w:tabs>
-          <w:tab w:val="left" w:pos="965"/>
-          <w:tab w:val="center" w:pos="5227"/>
-        </w:tabs>
-      </w:pPr>
-    </w:p>
-    <w:p>
-      <w:pPr>
-        <w:tabs>
-          <w:tab w:val="left" w:pos="965"/>
-          <w:tab w:val="center" w:pos="5227"/>
-        </w:tabs>
-      </w:pPr>
-    </w:p>
-    <w:p>
-      <w:pPr>
-        <w:pStyle w:val="ListParagraph"/>
-        <w:numPr>
-          <w:ilvl w:val="0"/>
-          <w:numId w:val="26"/>
-        </w:numPr>
-        <w:tabs>
-          <w:tab w:val="left" w:pos="965"/>
-          <w:tab w:val="center" w:pos="5227"/>
-        </w:tabs>
-      </w:pPr>
-      <w:proofErr w:type="spellStart"/>
-      <w:r>
-        <w:t>mKING</w:t>
-      </w:r>
-      <w:proofErr w:type="spellEnd"/>
-      <w:r>
-        <w:t xml:space="preserve"> OF TOFU – USE THIS MORE IN DATASET CREATION – </w:t>
-      </w:r>
-      <w:proofErr w:type="spellStart"/>
-      <w:r>
-        <w:t>eg</w:t>
-      </w:r>
-      <w:proofErr w:type="spellEnd"/>
-      <w:r>
-        <w:t xml:space="preserve"> my prompt </w:t>
-      </w:r>
-    </w:p>
-    <w:p>
-      <w:pPr>
-        <w:pStyle w:val="ListParagraph"/>
-        <w:numPr>
-          <w:ilvl w:val="0"/>
-          <w:numId w:val="26"/>
-        </w:numPr>
-        <w:tabs>
-          <w:tab w:val="left" w:pos="965"/>
-          <w:tab w:val="center" w:pos="5227"/>
-        </w:tabs>
-      </w:pPr>
-      <w:r>
-        <w:tab/>
-      </w:r>
-      <w:r>
-        <w:rPr>
-          <w:noProof/>
-        </w:rPr>
-        <w:drawing>
-          <wp:inline distT="0" distB="0" distL="0" distR="0" wp14:anchorId="6C091BDD" wp14:editId="7B7B90FA">
-            <wp:extent cx="3601791" cy="1140418"/>
-            <wp:effectExtent l="0" t="0" r="0" b="3175"/>
-            <wp:docPr id="1787248957" name="Picture 4" descr="A screenshot of a book&#10;&#10;AI-generated content may be incorrect."/>
-            <wp:cNvGraphicFramePr>
-              <a:graphicFrameLocks xmlns:a="http://schemas.openxmlformats.org/drawingml/2006/main" noChangeAspect="1"/>
-            </wp:cNvGraphicFramePr>
-            <a:graphic xmlns:a="http://schemas.openxmlformats.org/drawingml/2006/main">
-              <a:graphicData uri="http://schemas.openxmlformats.org/drawingml/2006/picture">
-                <pic:pic xmlns:pic="http://schemas.openxmlformats.org/drawingml/2006/picture">
-                  <pic:nvPicPr>
-                    <pic:cNvPr id="1787248957" name="Picture 4" descr="A screenshot of a book&#10;&#10;AI-generated content may be incorrect."/>
-                    <pic:cNvPicPr/>
-                  </pic:nvPicPr>
-                  <pic:blipFill>
-                    <a:blip r:embed="rId14" cstate="print">
-                      <a:extLst>
-                        <a:ext uri="{28A0092B-C50C-407E-A947-70E740481C1C}">
-                          <a14:useLocalDpi xmlns:a14="http://schemas.microsoft.com/office/drawing/2010/main" val="0"/>
-                        </a:ext>
-                      </a:extLst>
-                    </a:blip>
-                    <a:stretch>
-                      <a:fillRect/>
-                    </a:stretch>
-                  </pic:blipFill>
-                  <pic:spPr>
-                    <a:xfrm>
-                      <a:off x="0" y="0"/>
-                      <a:ext cx="3676318" cy="1164015"/>
-                    </a:xfrm>
-                    <a:prstGeom prst="rect">
-                      <a:avLst/>
-                    </a:prstGeom>
-                  </pic:spPr>
-                </pic:pic>
-              </a:graphicData>
-            </a:graphic>
-          </wp:inline>
-        </w:drawing>
-      </w:r>
-    </w:p>
-    <w:p>
-      <w:pPr>
-        <w:pStyle w:val="NormalWeb"/>
-      </w:pPr>
-      <w:r>
-        <w:lastRenderedPageBreak/>
-        <w:tab/>
-      </w:r>
-      <w:r>
-        <w:t xml:space="preserve">This is a solid Methods draft, but for a section worth </w:t>
-      </w:r>
-      <w:r>
-        <w:rPr>
-          <w:b/>
-          <w:bCs/>
-        </w:rPr>
-        <w:t>25%</w:t>
-      </w:r>
-      <w:r>
-        <w:t xml:space="preserve">, it is not detailed enough yet for the </w:t>
-      </w:r>
-      <w:r>
-        <w:rPr>
-          <w:b/>
-          <w:bCs/>
-        </w:rPr>
-        <w:t>85%+ descriptor</w:t>
-      </w:r>
-      <w:r>
-        <w:t>. The rubric specifically demands a comprehensive dataset description and preprocessing, a thoroughly and critically described architecture, a comprehensively detailed training procedure, and hyperparameter tuning with strong rationale.</w:t>
-      </w:r>
-    </w:p>
-    <w:p>
-      <w:pPr>
-        <w:spacing w:before="100" w:beforeAutospacing="1" w:after="100" w:afterAutospacing="1"/>
-      </w:pPr>
-      <w:r>
-        <w:t xml:space="preserve">The good news is that the </w:t>
-      </w:r>
-      <w:r>
-        <w:rPr>
-          <w:b/>
-          <w:bCs/>
-        </w:rPr>
-        <w:t>overall structure is right</w:t>
-      </w:r>
-      <w:r>
-        <w:t>. I would keep A–</w:t>
-      </w:r>
-      <w:proofErr w:type="gramStart"/>
-      <w:r>
-        <w:t>F, but</w:t>
-      </w:r>
-      <w:proofErr w:type="gramEnd"/>
-      <w:r>
-        <w:t xml:space="preserve"> strengthen specific parts rather than rewrite everything.</w:t>
-      </w:r>
-    </w:p>
-    <w:p>
-      <w:pPr>
-        <w:numPr>
-          <w:ilvl w:val="0"/>
-          <w:numId w:val="4"/>
-        </w:numPr>
-        <w:tabs>
-          <w:tab w:val="clear" w:pos="576"/>
-        </w:tabs>
-        <w:spacing w:before="100" w:beforeAutospacing="1" w:after="100" w:afterAutospacing="1"/>
-        <w:ind w:firstLine="0"/>
-        <w:outlineLvl w:val="1"/>
-        <w:rPr>
-          <w:b/>
-          <w:bCs/>
-          <w:sz w:val="36"/>
-          <w:szCs w:val="36"/>
-        </w:rPr>
-      </w:pPr>
-      <w:r>
-        <w:rPr>
-          <w:b/>
-          <w:bCs/>
-          <w:sz w:val="36"/>
-          <w:szCs w:val="36"/>
-        </w:rPr>
-        <w:t>What you already have vs what is missing</w:t>
-      </w:r>
-    </w:p>
-    <w:tbl>
-      <w:tblPr>
-        <w:tblW w:w="0" w:type="auto"/>
-        <w:tblCellSpacing w:w="15" w:type="dxa"/>
-        <w:tblCellMar>
-          <w:top w:w="15" w:type="dxa"/>
-          <w:left w:w="15" w:type="dxa"/>
-          <w:bottom w:w="15" w:type="dxa"/>
-          <w:right w:w="15" w:type="dxa"/>
-        </w:tblCellMar>
-        <w:tblLook w:val="04A0" w:firstRow="1" w:lastRow="0" w:firstColumn="1" w:lastColumn="0" w:noHBand="0" w:noVBand="1"/>
-      </w:tblPr>
-      <w:tblGrid>
-        <w:gridCol w:w="2188"/>
-        <w:gridCol w:w="1892"/>
-        <w:gridCol w:w="6374"/>
-      </w:tblGrid>
-      <w:tr>
-        <w:trPr>
-          <w:tblHeader/>
-          <w:tblCellSpacing w:w="15" w:type="dxa"/>
-        </w:trPr>
-        <w:tc>
-          <w:tcPr>
-            <w:tcW w:w="0" w:type="auto"/>
-            <w:vAlign w:val="center"/>
-            <w:hideMark/>
-          </w:tcPr>
-          <w:p>
-            <w:pPr>
-              <w:jc w:val="center"/>
-              <w:rPr>
-                <w:b/>
-                <w:bCs/>
-              </w:rPr>
-            </w:pPr>
-            <w:r>
-              <w:rPr>
-                <w:b/>
-                <w:bCs/>
-              </w:rPr>
-              <w:t>Section</w:t>
-            </w:r>
-          </w:p>
-        </w:tc>
-        <w:tc>
-          <w:tcPr>
-            <w:tcW w:w="0" w:type="auto"/>
-            <w:vAlign w:val="center"/>
-            <w:hideMark/>
-          </w:tcPr>
-          <w:p>
-            <w:pPr>
-              <w:jc w:val="center"/>
-              <w:rPr>
-                <w:b/>
-                <w:bCs/>
-              </w:rPr>
-            </w:pPr>
-            <w:proofErr w:type="gramStart"/>
-            <w:r>
-              <w:rPr>
-                <w:b/>
-                <w:bCs/>
-              </w:rPr>
-              <w:t>Current status</w:t>
-            </w:r>
-            <w:proofErr w:type="gramEnd"/>
-          </w:p>
-        </w:tc>
-        <w:tc>
-          <w:tcPr>
-            <w:tcW w:w="0" w:type="auto"/>
-            <w:vAlign w:val="center"/>
-            <w:hideMark/>
-          </w:tcPr>
-          <w:p>
-            <w:pPr>
-              <w:jc w:val="center"/>
-              <w:rPr>
-                <w:b/>
-                <w:bCs/>
-              </w:rPr>
-            </w:pPr>
-            <w:r>
-              <w:rPr>
-                <w:b/>
-                <w:bCs/>
-              </w:rPr>
-              <w:t>What needs added</w:t>
-            </w:r>
-          </w:p>
-        </w:tc>
-      </w:tr>
-      <w:tr>
-        <w:trPr>
-          <w:tblCellSpacing w:w="15" w:type="dxa"/>
-        </w:trPr>
-        <w:tc>
-          <w:tcPr>
-            <w:tcW w:w="0" w:type="auto"/>
-            <w:vAlign w:val="center"/>
-            <w:hideMark/>
-          </w:tcPr>
-          <w:p>
-            <w:r>
-              <w:rPr>
-                <w:b/>
-                <w:bCs/>
-              </w:rPr>
-              <w:t>A. Synthetic Dataset</w:t>
-            </w:r>
-          </w:p>
-        </w:tc>
-        <w:tc>
-          <w:tcPr>
-            <w:tcW w:w="0" w:type="auto"/>
-            <w:vAlign w:val="center"/>
-            <w:hideMark/>
-          </w:tcPr>
-          <w:p>
-            <w:r>
-              <w:t>Good rationale, but too brief</w:t>
-            </w:r>
-          </w:p>
-        </w:tc>
-        <w:tc>
-          <w:tcPr>
-            <w:tcW w:w="0" w:type="auto"/>
-            <w:vAlign w:val="center"/>
-            <w:hideMark/>
-          </w:tcPr>
-          <w:p>
-            <w:r>
-              <w:t>Qwen prompt, generation stages, constraints/examples, dataset size/schema, iterative refinement, validation evidence</w:t>
-            </w:r>
-          </w:p>
-        </w:tc>
-      </w:tr>
-      <w:tr>
-        <w:trPr>
-          <w:tblCellSpacing w:w="15" w:type="dxa"/>
-        </w:trPr>
-        <w:tc>
-          <w:tcPr>
-            <w:tcW w:w="0" w:type="auto"/>
-            <w:vAlign w:val="center"/>
-            <w:hideMark/>
-          </w:tcPr>
-          <w:p>
-            <w:r>
-              <w:rPr>
-                <w:b/>
-                <w:bCs/>
-              </w:rPr>
-              <w:t>B. Prediction Task + Baseline</w:t>
-            </w:r>
-          </w:p>
-        </w:tc>
-        <w:tc>
-          <w:tcPr>
-            <w:tcW w:w="0" w:type="auto"/>
-            <w:vAlign w:val="center"/>
-            <w:hideMark/>
-          </w:tcPr>
-          <w:p>
-            <w:r>
-              <w:t>Good task explanation</w:t>
-            </w:r>
-          </w:p>
-        </w:tc>
-        <w:tc>
-          <w:tcPr>
-            <w:tcW w:w="0" w:type="auto"/>
-            <w:vAlign w:val="center"/>
-            <w:hideMark/>
-          </w:tcPr>
-          <w:p>
-            <w:r>
-              <w:t>Full MLP architecture, class imbalance handling, exact preprocessing, baseline training hyperparameters, rationale</w:t>
-            </w:r>
-          </w:p>
-        </w:tc>
-      </w:tr>
-      <w:tr>
-        <w:trPr>
-          <w:tblCellSpacing w:w="15" w:type="dxa"/>
-        </w:trPr>
-        <w:tc>
-          <w:tcPr>
-            <w:tcW w:w="0" w:type="auto"/>
-            <w:vAlign w:val="center"/>
-            <w:hideMark/>
-          </w:tcPr>
-          <w:p>
-            <w:r>
-              <w:rPr>
-                <w:b/>
-                <w:bCs/>
-              </w:rPr>
-              <w:t>C. Forget Sets</w:t>
-            </w:r>
-          </w:p>
-        </w:tc>
-        <w:tc>
-          <w:tcPr>
-            <w:tcW w:w="0" w:type="auto"/>
-            <w:vAlign w:val="center"/>
-            <w:hideMark/>
-          </w:tcPr>
-          <w:p>
-            <w:r>
-              <w:t>Strong</w:t>
-            </w:r>
-          </w:p>
-        </w:tc>
-        <w:tc>
-          <w:tcPr>
-            <w:tcW w:w="0" w:type="auto"/>
-            <w:vAlign w:val="center"/>
-            <w:hideMark/>
-          </w:tcPr>
-          <w:p>
-            <w:r>
-              <w:t>Explain precisely how scenarios were constructed and why their sizes differ</w:t>
-            </w:r>
-          </w:p>
-        </w:tc>
-      </w:tr>
-      <w:tr>
-        <w:trPr>
-          <w:tblCellSpacing w:w="15" w:type="dxa"/>
-        </w:trPr>
-        <w:tc>
-          <w:tcPr>
-            <w:tcW w:w="0" w:type="auto"/>
-            <w:vAlign w:val="center"/>
-            <w:hideMark/>
-          </w:tcPr>
-          <w:p>
-            <w:r>
-              <w:rPr>
-                <w:b/>
-                <w:bCs/>
-              </w:rPr>
-              <w:t>D. Unlearning Methods</w:t>
-            </w:r>
-          </w:p>
-        </w:tc>
-        <w:tc>
-          <w:tcPr>
-            <w:tcW w:w="0" w:type="auto"/>
-            <w:vAlign w:val="center"/>
-            <w:hideMark/>
-          </w:tcPr>
-          <w:p>
-            <w:r>
-              <w:t>Good foundation</w:t>
-            </w:r>
-          </w:p>
-        </w:tc>
-        <w:tc>
-          <w:tcPr>
-            <w:tcW w:w="0" w:type="auto"/>
-            <w:vAlign w:val="center"/>
-            <w:hideMark/>
-          </w:tcPr>
-          <w:p>
-            <w:r>
-              <w:t>Equations, Full Retraining training details, Gradient Difference details, rationale for hyperparameters/model selection</w:t>
-            </w:r>
-          </w:p>
-        </w:tc>
-      </w:tr>
-      <w:tr>
-        <w:trPr>
-          <w:tblCellSpacing w:w="15" w:type="dxa"/>
-        </w:trPr>
-        <w:tc>
-          <w:tcPr>
-            <w:tcW w:w="0" w:type="auto"/>
-            <w:vAlign w:val="center"/>
-            <w:hideMark/>
-          </w:tcPr>
-          <w:p>
-            <w:r>
-              <w:rPr>
-                <w:b/>
-                <w:bCs/>
-              </w:rPr>
-              <w:t>E. Experimental Pipeline</w:t>
-            </w:r>
-          </w:p>
-        </w:tc>
-        <w:tc>
-          <w:tcPr>
-            <w:tcW w:w="0" w:type="auto"/>
-            <w:vAlign w:val="center"/>
-            <w:hideMark/>
-          </w:tcPr>
-          <w:p>
-            <w:r>
-              <w:t>Good</w:t>
-            </w:r>
-          </w:p>
-        </w:tc>
-        <w:tc>
-          <w:tcPr>
-            <w:tcW w:w="0" w:type="auto"/>
-            <w:vAlign w:val="center"/>
-            <w:hideMark/>
-          </w:tcPr>
-          <w:p>
-            <w:r>
-              <w:t>Add a visual pipeline; tighten repetition</w:t>
-            </w:r>
-          </w:p>
-        </w:tc>
-      </w:tr>
-      <w:tr>
-        <w:trPr>
-          <w:tblCellSpacing w:w="15" w:type="dxa"/>
-        </w:trPr>
-        <w:tc>
-          <w:tcPr>
-            <w:tcW w:w="0" w:type="auto"/>
-            <w:vAlign w:val="center"/>
-            <w:hideMark/>
-          </w:tcPr>
-          <w:p>
-            <w:r>
-              <w:rPr>
-                <w:b/>
-                <w:bCs/>
-              </w:rPr>
-              <w:t>F. LLM</w:t>
-            </w:r>
-          </w:p>
-        </w:tc>
-        <w:tc>
-          <w:tcPr>
-            <w:tcW w:w="0" w:type="auto"/>
-            <w:vAlign w:val="center"/>
-            <w:hideMark/>
-          </w:tcPr>
-          <w:p>
-            <w:r>
-              <w:t>Good concept</w:t>
-            </w:r>
-          </w:p>
-        </w:tc>
-        <w:tc>
-          <w:tcPr>
-            <w:tcW w:w="0" w:type="auto"/>
-            <w:vAlign w:val="center"/>
-            <w:hideMark/>
-          </w:tcPr>
-          <w:p>
-            <w:r>
-              <w:t>LoRA parameters, tokenisation/sequence length, training config, model-selection process, how unlearning was adapted</w:t>
-            </w:r>
-          </w:p>
-        </w:tc>
-      </w:tr>
-    </w:tbl>
-    <w:p>
-      <w:pPr>
-        <w:spacing w:before="100" w:beforeAutospacing="1" w:after="100" w:afterAutospacing="1"/>
-      </w:pPr>
-      <w:r>
-        <w:t xml:space="preserve">The biggest gap is </w:t>
-      </w:r>
-      <w:r>
-        <w:rPr>
-          <w:b/>
-          <w:bCs/>
-        </w:rPr>
-        <w:t>A</w:t>
-      </w:r>
-      <w:r>
-        <w:t xml:space="preserve">, followed by </w:t>
-      </w:r>
-      <w:r>
-        <w:rPr>
-          <w:b/>
-          <w:bCs/>
-        </w:rPr>
-        <w:t>B/D</w:t>
-      </w:r>
-      <w:r>
-        <w:t>.</w:t>
-      </w:r>
-    </w:p>
-    <w:p>
-      <w:r>
-        <w:rPr>
-          <w:noProof/>
-        </w:rPr>
-      </w:r>
-      <w:r>
-        <w:rPr>
-          <w:noProof/>
-        </w:rPr>
-        <w:pict w14:anchorId="257D8D1E">
-          <v:rect id="_x0000_i1025" alt="" style="width:451.3pt;height:.05pt;mso-width-percent:0;mso-height-percent:0;mso-width-percent:0;mso-height-percent:0" o:hralign="center" o:hrstd="t" o:hr="t" fillcolor="#a0a0a0" stroked="f"/>
-        </w:pict>
-      </w:r>
-    </w:p>
-    <w:p>
-      <w:pPr>
-        <w:numPr>
-          <w:ilvl w:val="0"/>
-          <w:numId w:val="4"/>
-        </w:numPr>
-        <w:tabs>
-          <w:tab w:val="clear" w:pos="576"/>
-        </w:tabs>
-        <w:spacing w:before="100" w:beforeAutospacing="1" w:after="100" w:afterAutospacing="1"/>
-        <w:ind w:firstLine="0"/>
-        <w:outlineLvl w:val="0"/>
-        <w:rPr>
-          <w:b/>
-          <w:bCs/>
-          <w:kern w:val="36"/>
-          <w:sz w:val="48"/>
-          <w:szCs w:val="48"/>
-        </w:rPr>
-      </w:pPr>
-      <w:r>
-        <w:rPr>
-          <w:b/>
-          <w:bCs/>
-          <w:kern w:val="36"/>
-          <w:sz w:val="48"/>
-          <w:szCs w:val="48"/>
-        </w:rPr>
-        <w:t>A. Synthetic Kidney-Transplant Dataset</w:t>
-      </w:r>
-    </w:p>
-    <w:p>
-      <w:pPr>
-        <w:spacing w:before="100" w:beforeAutospacing="1" w:after="100" w:afterAutospacing="1"/>
-      </w:pPr>
-      <w:r>
-        <w:t xml:space="preserve">This is where Awais's </w:t>
-      </w:r>
-      <w:r>
-        <w:rPr>
-          <w:b/>
-          <w:bCs/>
-        </w:rPr>
-        <w:t>“Making of TOFU – use this more”</w:t>
-      </w:r>
-      <w:r>
-        <w:t xml:space="preserve"> note should change your paper.</w:t>
-      </w:r>
-    </w:p>
-    <w:p>
-      <w:pPr>
-        <w:spacing w:before="100" w:beforeAutospacing="1" w:after="100" w:afterAutospacing="1"/>
-      </w:pPr>
-      <w:r>
-        <w:t>TOFU does not simply say “GPT-4 generated our dataset.” It shows the prompt, explains the constraints used to guide generation, discusses problems with an earlier version, and explains how those problems led to changes in the final dataset.</w:t>
-      </w:r>
-    </w:p>
-    <w:p>
-      <w:pPr>
-        <w:spacing w:before="100" w:beforeAutospacing="1" w:after="100" w:afterAutospacing="1"/>
-      </w:pPr>
-      <w:r>
-        <w:t>You should do the same.</w:t>
-      </w:r>
-    </w:p>
-    <w:p>
-      <w:pPr>
-        <w:spacing w:before="100" w:beforeAutospacing="1" w:after="100" w:afterAutospacing="1"/>
-      </w:pPr>
-      <w:r>
-        <w:t xml:space="preserve">I would </w:t>
-      </w:r>
-      <w:proofErr w:type="gramStart"/>
-      <w:r>
-        <w:t>actually split</w:t>
-      </w:r>
-      <w:proofErr w:type="gramEnd"/>
-      <w:r>
-        <w:t xml:space="preserve"> A into:</w:t>
-      </w:r>
-    </w:p>
-    <w:p>
-      <w:pPr>
-        <w:numPr>
-          <w:ilvl w:val="0"/>
-          <w:numId w:val="4"/>
-        </w:numPr>
-        <w:tabs>
-          <w:tab w:val="clear" w:pos="576"/>
-        </w:tabs>
-        <w:spacing w:before="100" w:beforeAutospacing="1" w:after="100" w:afterAutospacing="1"/>
-        <w:ind w:firstLine="0"/>
-        <w:outlineLvl w:val="2"/>
-        <w:rPr>
-          <w:b/>
-          <w:bCs/>
-          <w:sz w:val="27"/>
-          <w:szCs w:val="27"/>
-        </w:rPr>
-      </w:pPr>
-      <w:r>
-        <w:rPr>
-          <w:b/>
-          <w:bCs/>
-          <w:sz w:val="27"/>
-          <w:szCs w:val="27"/>
-        </w:rPr>
-        <w:t>A. Synthetic Kidney-Transplant Dataset</w:t>
-      </w:r>
-    </w:p>
-    <w:p>
-      <w:pPr>
-        <w:spacing w:before="100" w:beforeAutospacing="1" w:after="100" w:afterAutospacing="1"/>
-      </w:pPr>
-      <w:r>
-        <w:t>Keep your first paragraph, but add:</w:t>
-      </w:r>
-    </w:p>
-    <w:p>
-      <w:pPr>
-        <w:numPr>
-          <w:ilvl w:val="0"/>
-          <w:numId w:val="28"/>
-        </w:numPr>
-        <w:spacing w:before="100" w:beforeAutospacing="1" w:after="100" w:afterAutospacing="1"/>
-      </w:pPr>
-      <w:r>
-        <w:lastRenderedPageBreak/>
-        <w:t xml:space="preserve">total number of </w:t>
-      </w:r>
-      <w:proofErr w:type="gramStart"/>
-      <w:r>
-        <w:t>recipients;</w:t>
-      </w:r>
-      <w:proofErr w:type="gramEnd"/>
-    </w:p>
-    <w:p>
-      <w:pPr>
-        <w:numPr>
-          <w:ilvl w:val="0"/>
-          <w:numId w:val="28"/>
-        </w:numPr>
-        <w:spacing w:before="100" w:beforeAutospacing="1" w:after="100" w:afterAutospacing="1"/>
-      </w:pPr>
-      <w:r>
-        <w:t xml:space="preserve">assessments per </w:t>
-      </w:r>
-      <w:proofErr w:type="gramStart"/>
-      <w:r>
-        <w:t>recipient;</w:t>
-      </w:r>
-      <w:proofErr w:type="gramEnd"/>
-    </w:p>
-    <w:p>
-      <w:pPr>
-        <w:numPr>
-          <w:ilvl w:val="0"/>
-          <w:numId w:val="28"/>
-        </w:numPr>
-        <w:spacing w:before="100" w:beforeAutospacing="1" w:after="100" w:afterAutospacing="1"/>
-      </w:pPr>
-      <w:r>
-        <w:t xml:space="preserve">total </w:t>
-      </w:r>
-      <w:proofErr w:type="gramStart"/>
-      <w:r>
-        <w:t>records;</w:t>
-      </w:r>
-      <w:proofErr w:type="gramEnd"/>
-    </w:p>
-    <w:p>
-      <w:pPr>
-        <w:numPr>
-          <w:ilvl w:val="0"/>
-          <w:numId w:val="28"/>
-        </w:numPr>
-        <w:spacing w:before="100" w:beforeAutospacing="1" w:after="100" w:afterAutospacing="1"/>
-      </w:pPr>
-      <w:r>
-        <w:t xml:space="preserve">broad feature </w:t>
-      </w:r>
-      <w:proofErr w:type="gramStart"/>
-      <w:r>
-        <w:t>groups;</w:t>
-      </w:r>
-      <w:proofErr w:type="gramEnd"/>
-    </w:p>
-    <w:p>
-      <w:pPr>
-        <w:numPr>
-          <w:ilvl w:val="0"/>
-          <w:numId w:val="28"/>
-        </w:numPr>
-        <w:spacing w:before="100" w:beforeAutospacing="1" w:after="100" w:afterAutospacing="1"/>
-      </w:pPr>
-      <w:r>
-        <w:t xml:space="preserve">outcome </w:t>
-      </w:r>
-      <w:proofErr w:type="gramStart"/>
-      <w:r>
-        <w:t>prevalence;</w:t>
-      </w:r>
-      <w:proofErr w:type="gramEnd"/>
-    </w:p>
-    <w:p>
-      <w:pPr>
-        <w:numPr>
-          <w:ilvl w:val="0"/>
-          <w:numId w:val="28"/>
-        </w:numPr>
-        <w:spacing w:before="100" w:beforeAutospacing="1" w:after="100" w:afterAutospacing="1"/>
-      </w:pPr>
-      <w:r>
-        <w:t>why repeated assessments matter.</w:t>
-      </w:r>
-    </w:p>
-    <w:p>
-      <w:pPr>
-        <w:spacing w:before="100" w:beforeAutospacing="1" w:after="100" w:afterAutospacing="1"/>
-      </w:pPr>
-      <w:r>
-        <w:t>Then:</w:t>
-      </w:r>
-    </w:p>
-    <w:p>
-      <w:pPr>
-        <w:numPr>
-          <w:ilvl w:val="0"/>
-          <w:numId w:val="4"/>
-        </w:numPr>
-        <w:tabs>
-          <w:tab w:val="clear" w:pos="576"/>
-        </w:tabs>
-        <w:spacing w:before="100" w:beforeAutospacing="1" w:after="100" w:afterAutospacing="1"/>
-        <w:ind w:firstLine="0"/>
-        <w:outlineLvl w:val="2"/>
-        <w:rPr>
-          <w:b/>
-          <w:bCs/>
-          <w:sz w:val="27"/>
-          <w:szCs w:val="27"/>
-        </w:rPr>
-      </w:pPr>
-      <w:r>
-        <w:rPr>
-          <w:b/>
-          <w:bCs/>
-          <w:sz w:val="27"/>
-          <w:szCs w:val="27"/>
-        </w:rPr>
-        <w:t>1) Dataset Generation</w:t>
-      </w:r>
-    </w:p>
-    <w:p>
-      <w:pPr>
-        <w:spacing w:before="100" w:beforeAutospacing="1" w:after="100" w:afterAutospacing="1"/>
-      </w:pPr>
-      <w:proofErr w:type="gramStart"/>
-      <w:r>
-        <w:t>Your</w:t>
-      </w:r>
-      <w:proofErr w:type="gramEnd"/>
-      <w:r>
-        <w:t xml:space="preserve"> existing second paragraph belongs here.</w:t>
-      </w:r>
-    </w:p>
-    <w:p>
-      <w:pPr>
-        <w:spacing w:before="100" w:beforeAutospacing="1" w:after="100" w:afterAutospacing="1"/>
-      </w:pPr>
-      <w:r>
-        <w:t>But replace the placeholders:</w:t>
-      </w:r>
-    </w:p>
-    <w:p>
-      <w:pPr>
-        <w:spacing w:before="100" w:beforeAutospacing="1" w:after="100" w:afterAutospacing="1"/>
-      </w:pPr>
-      <w:r>
-        <w:t xml:space="preserve">numerical constraints (give </w:t>
-      </w:r>
-      <w:proofErr w:type="spellStart"/>
-      <w:r>
-        <w:t>eg</w:t>
-      </w:r>
-      <w:proofErr w:type="spellEnd"/>
-      <w:r>
-        <w:t>)</w:t>
-      </w:r>
-    </w:p>
-    <w:p>
-      <w:pPr>
-        <w:spacing w:before="100" w:beforeAutospacing="1" w:after="100" w:afterAutospacing="1"/>
-      </w:pPr>
-      <w:r>
-        <w:t>with actual examples, e.g.:</w:t>
-      </w:r>
-    </w:p>
-    <w:p>
-      <w:pPr>
-        <w:spacing w:before="100" w:beforeAutospacing="1" w:after="100" w:afterAutospacing="1"/>
-      </w:pPr>
-      <w:r>
-        <w:t>Python was used to establish the dataset schema and numerical constraints, including clinically plausible ranges for measurements such as creatinine, tacrolimus trough levels and blood pressure.</w:t>
-      </w:r>
-    </w:p>
-    <w:p>
-      <w:pPr>
-        <w:spacing w:before="100" w:beforeAutospacing="1" w:after="100" w:afterAutospacing="1"/>
-      </w:pPr>
-      <w:r>
-        <w:t>Then:</w:t>
-      </w:r>
-    </w:p>
-    <w:p>
-      <w:pPr>
-        <w:spacing w:before="100" w:beforeAutospacing="1" w:after="100" w:afterAutospacing="1"/>
-      </w:pPr>
-      <w:r>
-        <w:t xml:space="preserve">predefined event and target rules (give </w:t>
-      </w:r>
-      <w:proofErr w:type="spellStart"/>
-      <w:r>
-        <w:t>eg</w:t>
-      </w:r>
-      <w:proofErr w:type="spellEnd"/>
-      <w:r>
-        <w:t>)</w:t>
-      </w:r>
-    </w:p>
-    <w:p>
-      <w:pPr>
-        <w:spacing w:before="100" w:beforeAutospacing="1" w:after="100" w:afterAutospacing="1"/>
-      </w:pPr>
-      <w:r>
-        <w:t>Give an actual rule from your generator.</w:t>
-      </w:r>
-    </w:p>
-    <w:p>
-      <w:pPr>
-        <w:spacing w:before="100" w:beforeAutospacing="1" w:after="100" w:afterAutospacing="1"/>
-      </w:pPr>
-      <w:r>
-        <w:t>The important part is to show:</w:t>
-      </w:r>
-    </w:p>
-    <w:p>
-      <w:pPr>
-        <w:spacing w:before="100" w:beforeAutospacing="1" w:after="100" w:afterAutospacing="1"/>
-      </w:pPr>
-      <w:r>
-        <w:rPr>
-          <w:b/>
-          <w:bCs/>
-        </w:rPr>
-        <w:t>Python controlled the rules. Qwen generated variation within those rules.</w:t>
-      </w:r>
-    </w:p>
-    <w:p>
-      <w:pPr>
-        <w:spacing w:before="100" w:beforeAutospacing="1" w:after="100" w:afterAutospacing="1"/>
-      </w:pPr>
-      <w:r>
-        <w:t>That distinction matters because otherwise it sounds like you let Qwen invent your experiment.</w:t>
-      </w:r>
-    </w:p>
-    <w:p>
-      <w:r>
-        <w:rPr>
-          <w:noProof/>
-        </w:rPr>
-      </w:r>
-      <w:r>
-        <w:rPr>
-          <w:noProof/>
-        </w:rPr>
-        <w:pict w14:anchorId="5C9B8765">
-          <v:rect id="_x0000_i1026" alt="" style="width:451.3pt;height:.05pt;mso-width-percent:0;mso-height-percent:0;mso-width-percent:0;mso-height-percent:0" o:hralign="center" o:hrstd="t" o:hr="t" fillcolor="#a0a0a0" stroked="f"/>
-        </w:pict>
-      </w:r>
-    </w:p>
-    <w:p>
-      <w:pPr>
-        <w:numPr>
-          <w:ilvl w:val="0"/>
-          <w:numId w:val="4"/>
-        </w:numPr>
-        <w:tabs>
-          <w:tab w:val="clear" w:pos="576"/>
-        </w:tabs>
-        <w:spacing w:before="100" w:beforeAutospacing="1" w:after="100" w:afterAutospacing="1"/>
-        <w:ind w:firstLine="0"/>
-        <w:outlineLvl w:val="0"/>
-        <w:rPr>
-          <w:b/>
-          <w:bCs/>
-          <w:kern w:val="36"/>
-          <w:sz w:val="48"/>
-          <w:szCs w:val="48"/>
-        </w:rPr>
-      </w:pPr>
-      <w:r>
-        <w:rPr>
-          <w:b/>
-          <w:bCs/>
-          <w:kern w:val="36"/>
-          <w:sz w:val="48"/>
-          <w:szCs w:val="48"/>
-        </w:rPr>
-        <w:t>Add your Qwen prompt as a box</w:t>
-      </w:r>
-    </w:p>
-    <w:p>
-      <w:pPr>
-        <w:spacing w:before="100" w:beforeAutospacing="1" w:after="100" w:afterAutospacing="1"/>
-      </w:pPr>
-      <w:r>
-        <w:t xml:space="preserve">This is </w:t>
-      </w:r>
-      <w:proofErr w:type="gramStart"/>
-      <w:r>
-        <w:t>absolutely worth</w:t>
-      </w:r>
-      <w:proofErr w:type="gramEnd"/>
-      <w:r>
-        <w:t xml:space="preserve"> doing given Awais's note.</w:t>
-      </w:r>
-    </w:p>
-    <w:p>
-      <w:pPr>
-        <w:spacing w:before="100" w:beforeAutospacing="1" w:after="100" w:afterAutospacing="1"/>
-      </w:pPr>
-      <w:r>
-        <w:t>TOFU literally prints its GPT-4 generation prompt as part of the dataset methodology.</w:t>
-      </w:r>
-    </w:p>
-    <w:p>
-      <w:pPr>
-        <w:spacing w:before="100" w:beforeAutospacing="1" w:after="100" w:afterAutospacing="1"/>
-      </w:pPr>
-      <w:r>
-        <w:t>You should have something like:</w:t>
-      </w:r>
-    </w:p>
-    <w:p>
-      <w:pPr>
-        <w:spacing w:before="100" w:beforeAutospacing="1" w:after="100" w:afterAutospacing="1"/>
-      </w:pPr>
-      <w:r>
-        <w:rPr>
-          <w:b/>
-          <w:bCs/>
-        </w:rPr>
-        <w:t>Qwen Prompting Strategy for Dataset Generation</w:t>
-      </w:r>
-    </w:p>
-    <w:p>
-      <w:pPr>
-        <w:spacing w:before="100" w:beforeAutospacing="1" w:after="100" w:afterAutospacing="1"/>
-      </w:pPr>
-      <w:r>
-        <w:lastRenderedPageBreak/>
-        <w:t>Then a shortened version of your real prompt in a shaded box:</w:t>
-      </w:r>
-    </w:p>
-    <w:p>
-      <w:pPr>
-        <w:spacing w:before="100" w:beforeAutospacing="1" w:after="100" w:afterAutospacing="1"/>
-      </w:pPr>
-      <w:r>
-        <w:t>Generate six longitudinal post-transplant assessments for the following recipient.</w:t>
-      </w:r>
-      <w:r>
-        <w:br/>
-        <w:t>Maintain consistency in recipient and donor information across assessments.</w:t>
-      </w:r>
-      <w:r>
-        <w:br/>
-        <w:t>Generate clinical measurements within the supplied ranges.</w:t>
-      </w:r>
-      <w:r>
-        <w:br/>
-        <w:t>Clinical progression should be coherent over time.</w:t>
-      </w:r>
-      <w:r>
-        <w:br/>
-        <w:t>The target represents whether acute rejection occurs within 30 days of the current assessment.</w:t>
-      </w:r>
-      <w:r>
-        <w:br/>
-        <w:t>Return the assessment records in the specified JSON structure.</w:t>
-      </w:r>
-    </w:p>
-    <w:p>
-      <w:pPr>
-        <w:spacing w:before="100" w:beforeAutospacing="1" w:after="100" w:afterAutospacing="1"/>
-      </w:pPr>
-      <w:r>
-        <w:t xml:space="preserve">But use </w:t>
-      </w:r>
-      <w:r>
-        <w:rPr>
-          <w:b/>
-          <w:bCs/>
-        </w:rPr>
-        <w:t>your actual prompt wording/rules</w:t>
-      </w:r>
-      <w:r>
-        <w:t>, not a reconstructed one from me.</w:t>
-      </w:r>
-    </w:p>
-    <w:p>
-      <w:pPr>
-        <w:spacing w:before="100" w:beforeAutospacing="1" w:after="100" w:afterAutospacing="1"/>
-      </w:pPr>
-      <w:r>
-        <w:t>Then say:</w:t>
-      </w:r>
-    </w:p>
-    <w:p>
-      <w:pPr>
-        <w:spacing w:before="100" w:beforeAutospacing="1" w:after="100" w:afterAutospacing="1"/>
-      </w:pPr>
-      <w:r>
-        <w:t>The complete prompt and schema are provided in the supporting material.</w:t>
-      </w:r>
-    </w:p>
-    <w:p>
-      <w:pPr>
-        <w:spacing w:before="100" w:beforeAutospacing="1" w:after="100" w:afterAutospacing="1"/>
-      </w:pPr>
-      <w:r>
-        <w:t>That makes this look much more like a research paper and helps reproducibility.</w:t>
-      </w:r>
-    </w:p>
-    <w:p>
-      <w:r>
-        <w:rPr>
-          <w:noProof/>
-        </w:rPr>
-      </w:r>
-      <w:r>
-        <w:rPr>
-          <w:noProof/>
-        </w:rPr>
-        <w:pict w14:anchorId="55A6232E">
-          <v:rect id="_x0000_i1027" alt="" style="width:451.3pt;height:.05pt;mso-width-percent:0;mso-height-percent:0;mso-width-percent:0;mso-height-percent:0" o:hralign="center" o:hrstd="t" o:hr="t" fillcolor="#a0a0a0" stroked="f"/>
-        </w:pict>
-      </w:r>
-    </w:p>
-    <w:p>
-      <w:pPr>
-        <w:numPr>
-          <w:ilvl w:val="0"/>
-          <w:numId w:val="4"/>
-        </w:numPr>
-        <w:tabs>
-          <w:tab w:val="clear" w:pos="576"/>
-        </w:tabs>
-        <w:spacing w:before="100" w:beforeAutospacing="1" w:after="100" w:afterAutospacing="1"/>
-        <w:ind w:firstLine="0"/>
-        <w:outlineLvl w:val="0"/>
-        <w:rPr>
-          <w:b/>
-          <w:bCs/>
-          <w:kern w:val="36"/>
-          <w:sz w:val="48"/>
-          <w:szCs w:val="48"/>
-        </w:rPr>
-      </w:pPr>
-      <w:r>
-        <w:rPr>
-          <w:b/>
-          <w:bCs/>
-          <w:kern w:val="36"/>
-          <w:sz w:val="48"/>
-          <w:szCs w:val="48"/>
-        </w:rPr>
-        <w:t>Add a “Making of the Dataset” paragraph</w:t>
-      </w:r>
-    </w:p>
-    <w:p>
-      <w:pPr>
-        <w:spacing w:before="100" w:beforeAutospacing="1" w:after="100" w:afterAutospacing="1"/>
-      </w:pPr>
-      <w:r>
-        <w:t>This is probably the most important missing thing.</w:t>
-      </w:r>
-    </w:p>
-    <w:p>
-      <w:pPr>
-        <w:spacing w:before="100" w:beforeAutospacing="1" w:after="100" w:afterAutospacing="1"/>
-      </w:pPr>
-      <w:r>
-        <w:t>TOFU discusses how its first dataset-generation strategy produced undesirable repetition, then explains how the prompt was modified to improve diversity and control.</w:t>
-      </w:r>
-    </w:p>
-    <w:p>
-      <w:pPr>
-        <w:spacing w:before="100" w:beforeAutospacing="1" w:after="100" w:afterAutospacing="1"/>
-      </w:pPr>
-      <w:r>
-        <w:t xml:space="preserve">You </w:t>
-      </w:r>
-      <w:proofErr w:type="gramStart"/>
-      <w:r>
-        <w:t>actually have</w:t>
-      </w:r>
-      <w:proofErr w:type="gramEnd"/>
-      <w:r>
-        <w:t xml:space="preserve"> a similar development story.</w:t>
-      </w:r>
-    </w:p>
-    <w:p>
-      <w:pPr>
-        <w:spacing w:before="100" w:beforeAutospacing="1" w:after="100" w:afterAutospacing="1"/>
-      </w:pPr>
-      <w:r>
-        <w:t>You should explain:</w:t>
-      </w:r>
-    </w:p>
-    <w:p>
-      <w:pPr>
-        <w:spacing w:before="100" w:beforeAutospacing="1" w:after="100" w:afterAutospacing="1"/>
-      </w:pPr>
-      <w:r>
-        <w:rPr>
-          <w:b/>
-          <w:bCs/>
-        </w:rPr>
-        <w:t>initial version → issue found → change → validation → final version</w:t>
-      </w:r>
-    </w:p>
-    <w:p>
-      <w:pPr>
-        <w:spacing w:before="100" w:beforeAutospacing="1" w:after="100" w:afterAutospacing="1"/>
-      </w:pPr>
-      <w:r>
-        <w:t>For example, your section could discuss:</w:t>
-      </w:r>
-    </w:p>
-    <w:p>
-      <w:pPr>
-        <w:numPr>
-          <w:ilvl w:val="0"/>
-          <w:numId w:val="29"/>
-        </w:numPr>
-        <w:spacing w:before="100" w:beforeAutospacing="1" w:after="100" w:afterAutospacing="1"/>
-      </w:pPr>
-      <w:r>
-        <w:t xml:space="preserve">initial Qwen </w:t>
-      </w:r>
-      <w:proofErr w:type="gramStart"/>
-      <w:r>
-        <w:t>pilot;</w:t>
-      </w:r>
-      <w:proofErr w:type="gramEnd"/>
-    </w:p>
-    <w:p>
-      <w:pPr>
-        <w:numPr>
-          <w:ilvl w:val="0"/>
-          <w:numId w:val="29"/>
-        </w:numPr>
-        <w:spacing w:before="100" w:beforeAutospacing="1" w:after="100" w:afterAutospacing="1"/>
-      </w:pPr>
-      <w:r>
-        <w:t xml:space="preserve">whether targets/ranges/trajectories looked </w:t>
-      </w:r>
-      <w:proofErr w:type="gramStart"/>
-      <w:r>
-        <w:t>convincing;</w:t>
-      </w:r>
-      <w:proofErr w:type="gramEnd"/>
-    </w:p>
-    <w:p>
-      <w:pPr>
-        <w:numPr>
-          <w:ilvl w:val="0"/>
-          <w:numId w:val="29"/>
-        </w:numPr>
-        <w:spacing w:before="100" w:beforeAutospacing="1" w:after="100" w:afterAutospacing="1"/>
-      </w:pPr>
-      <w:r>
-        <w:t xml:space="preserve">problems </w:t>
-      </w:r>
-      <w:proofErr w:type="gramStart"/>
-      <w:r>
-        <w:t>identified;</w:t>
-      </w:r>
-      <w:proofErr w:type="gramEnd"/>
-    </w:p>
-    <w:p>
-      <w:pPr>
-        <w:numPr>
-          <w:ilvl w:val="0"/>
-          <w:numId w:val="29"/>
-        </w:numPr>
-        <w:spacing w:before="100" w:beforeAutospacing="1" w:after="100" w:afterAutospacing="1"/>
-      </w:pPr>
-      <w:r>
-        <w:t xml:space="preserve">constraints </w:t>
-      </w:r>
-      <w:proofErr w:type="gramStart"/>
-      <w:r>
-        <w:t>added;</w:t>
-      </w:r>
-      <w:proofErr w:type="gramEnd"/>
-    </w:p>
-    <w:p>
-      <w:pPr>
-        <w:numPr>
-          <w:ilvl w:val="0"/>
-          <w:numId w:val="29"/>
-        </w:numPr>
-        <w:spacing w:before="100" w:beforeAutospacing="1" w:after="100" w:afterAutospacing="1"/>
-      </w:pPr>
-      <w:r>
-        <w:t xml:space="preserve">diagnostic </w:t>
-      </w:r>
-      <w:proofErr w:type="gramStart"/>
-      <w:r>
-        <w:t>generation;</w:t>
-      </w:r>
-      <w:proofErr w:type="gramEnd"/>
-    </w:p>
-    <w:p>
-      <w:pPr>
-        <w:numPr>
-          <w:ilvl w:val="0"/>
-          <w:numId w:val="29"/>
-        </w:numPr>
-        <w:spacing w:before="100" w:beforeAutospacing="1" w:after="100" w:afterAutospacing="1"/>
-      </w:pPr>
-      <w:r>
-        <w:t>final validated generation.</w:t>
-      </w:r>
-    </w:p>
-    <w:p>
-      <w:pPr>
-        <w:spacing w:before="100" w:beforeAutospacing="1" w:after="100" w:afterAutospacing="1"/>
-      </w:pPr>
-      <w:r>
-        <w:t xml:space="preserve">This is where you demonstrate the </w:t>
-      </w:r>
-      <w:r>
-        <w:rPr>
-          <w:b/>
-          <w:bCs/>
-        </w:rPr>
-        <w:t>“insightful”</w:t>
-      </w:r>
-      <w:r>
-        <w:t xml:space="preserve"> part of the rubric.</w:t>
-      </w:r>
-    </w:p>
-    <w:p>
-      <w:pPr>
-        <w:spacing w:before="100" w:beforeAutospacing="1" w:after="100" w:afterAutospacing="1"/>
-      </w:pPr>
-      <w:r>
-        <w:t>Don't just tell the marker:</w:t>
-      </w:r>
-    </w:p>
-    <w:p>
-      <w:pPr>
-        <w:spacing w:before="100" w:beforeAutospacing="1" w:after="100" w:afterAutospacing="1"/>
-      </w:pPr>
-      <w:r>
-        <w:t>“The dataset was validated.”</w:t>
-      </w:r>
-    </w:p>
-    <w:p>
-      <w:pPr>
-        <w:spacing w:before="100" w:beforeAutospacing="1" w:after="100" w:afterAutospacing="1"/>
-      </w:pPr>
-      <w:r>
-        <w:lastRenderedPageBreak/>
-        <w:t xml:space="preserve">Tell them </w:t>
-      </w:r>
-      <w:r>
-        <w:rPr>
-          <w:b/>
-          <w:bCs/>
-        </w:rPr>
-        <w:t>what you discovered and why the final design is different from the first attempt.</w:t>
-      </w:r>
-    </w:p>
-    <w:p>
-      <w:r>
-        <w:rPr>
-          <w:noProof/>
-        </w:rPr>
-      </w:r>
-      <w:r>
-        <w:rPr>
-          <w:noProof/>
-        </w:rPr>
-        <w:pict w14:anchorId="61A06E5B">
-          <v:rect id="_x0000_i1028" alt="" style="width:451.3pt;height:.05pt;mso-width-percent:0;mso-height-percent:0;mso-width-percent:0;mso-height-percent:0" o:hralign="center" o:hrstd="t" o:hr="t" fillcolor="#a0a0a0" stroked="f"/>
-        </w:pict>
-      </w:r>
-    </w:p>
-    <w:p>
-      <w:pPr>
-        <w:numPr>
-          <w:ilvl w:val="0"/>
-          <w:numId w:val="4"/>
-        </w:numPr>
-        <w:tabs>
-          <w:tab w:val="clear" w:pos="576"/>
-        </w:tabs>
-        <w:spacing w:before="100" w:beforeAutospacing="1" w:after="100" w:afterAutospacing="1"/>
-        <w:ind w:firstLine="0"/>
-        <w:outlineLvl w:val="0"/>
-        <w:rPr>
-          <w:b/>
-          <w:bCs/>
-          <w:kern w:val="36"/>
-          <w:sz w:val="48"/>
-          <w:szCs w:val="48"/>
-        </w:rPr>
-      </w:pPr>
-      <w:r>
-        <w:rPr>
-          <w:b/>
-          <w:bCs/>
-          <w:kern w:val="36"/>
-          <w:sz w:val="48"/>
-          <w:szCs w:val="48"/>
-        </w:rPr>
-        <w:t>B. Prediction Task and Baseline Model</w:t>
-      </w:r>
-    </w:p>
-    <w:p>
-      <w:pPr>
-        <w:spacing w:before="100" w:beforeAutospacing="1" w:after="100" w:afterAutospacing="1"/>
-      </w:pPr>
-      <w:r>
-        <w:t>Your first paragraph is good.</w:t>
-      </w:r>
-    </w:p>
-    <w:p>
-      <w:pPr>
-        <w:spacing w:before="100" w:beforeAutospacing="1" w:after="100" w:afterAutospacing="1"/>
-      </w:pPr>
-      <w:r>
-        <w:t>This line:</w:t>
-      </w:r>
-    </w:p>
-    <w:p>
-      <w:pPr>
-        <w:spacing w:before="100" w:beforeAutospacing="1" w:after="100" w:afterAutospacing="1"/>
-      </w:pPr>
-      <w:r>
-        <w:t>“This could mean prediction may be harder to classify.”</w:t>
-      </w:r>
-    </w:p>
-    <w:p>
-      <w:pPr>
-        <w:spacing w:before="100" w:beforeAutospacing="1" w:after="100" w:afterAutospacing="1"/>
-      </w:pPr>
-      <w:r>
-        <w:t>needs changing. More precise:</w:t>
-      </w:r>
-    </w:p>
-    <w:p>
-      <w:pPr>
-        <w:spacing w:before="100" w:beforeAutospacing="1" w:after="100" w:afterAutospacing="1"/>
-      </w:pPr>
-      <w:r>
-        <w:t>The positive class represented only 7.7% of assessments, creating a class imbalance that required consideration during model training and evaluation.</w:t>
-      </w:r>
-    </w:p>
-    <w:p>
-      <w:pPr>
-        <w:spacing w:before="100" w:beforeAutospacing="1" w:after="100" w:afterAutospacing="1"/>
-      </w:pPr>
-      <w:r>
-        <w:t xml:space="preserve">Then you need to tell the reader what you </w:t>
-      </w:r>
-      <w:proofErr w:type="gramStart"/>
-      <w:r>
-        <w:t>actually did</w:t>
-      </w:r>
-      <w:proofErr w:type="gramEnd"/>
-      <w:r>
-        <w:t xml:space="preserve"> about that imbalance.</w:t>
-      </w:r>
-    </w:p>
-    <w:p>
-      <w:pPr>
-        <w:spacing w:before="100" w:beforeAutospacing="1" w:after="100" w:afterAutospacing="1"/>
-      </w:pPr>
-      <w:r>
-        <w:t>You later mention:</w:t>
-      </w:r>
-    </w:p>
-    <w:p>
-      <w:pPr>
-        <w:spacing w:before="100" w:beforeAutospacing="1" w:after="100" w:afterAutospacing="1"/>
-      </w:pPr>
-      <w:r>
-        <w:t>weighted binary cross-entropy</w:t>
-      </w:r>
-    </w:p>
-    <w:p>
-      <w:pPr>
-        <w:spacing w:before="100" w:beforeAutospacing="1" w:after="100" w:afterAutospacing="1"/>
-      </w:pPr>
-      <w:r>
-        <w:t>but only under RSFT.</w:t>
-      </w:r>
-    </w:p>
-    <w:p>
-      <w:pPr>
-        <w:spacing w:before="100" w:beforeAutospacing="1" w:after="100" w:afterAutospacing="1"/>
-      </w:pPr>
-      <w:r>
-        <w:t>If the baseline also used weighted BCE, say so here and explain why.</w:t>
-      </w:r>
-    </w:p>
-    <w:p>
-      <w:r>
-        <w:rPr>
-          <w:noProof/>
-        </w:rPr>
-      </w:r>
-      <w:r>
-        <w:rPr>
-          <w:noProof/>
-        </w:rPr>
-        <w:pict w14:anchorId="62B6804F">
-          <v:rect id="_x0000_i1029" alt="" style="width:451.3pt;height:.05pt;mso-width-percent:0;mso-height-percent:0;mso-width-percent:0;mso-height-percent:0" o:hralign="center" o:hrstd="t" o:hr="t" fillcolor="#a0a0a0" stroked="f"/>
-        </w:pict>
-      </w:r>
-    </w:p>
-    <w:p>
-      <w:pPr>
-        <w:numPr>
-          <w:ilvl w:val="0"/>
-          <w:numId w:val="4"/>
-        </w:numPr>
-        <w:tabs>
-          <w:tab w:val="clear" w:pos="576"/>
-        </w:tabs>
-        <w:spacing w:before="100" w:beforeAutospacing="1" w:after="100" w:afterAutospacing="1"/>
-        <w:ind w:firstLine="0"/>
-        <w:outlineLvl w:val="1"/>
-        <w:rPr>
-          <w:b/>
-          <w:bCs/>
-          <w:sz w:val="36"/>
-          <w:szCs w:val="36"/>
-        </w:rPr>
-      </w:pPr>
-      <w:r>
-        <w:rPr>
-          <w:b/>
-          <w:bCs/>
-          <w:sz w:val="36"/>
-          <w:szCs w:val="36"/>
-        </w:rPr>
-        <w:t>Your MLP description is currently far too vague for 25%</w:t>
-      </w:r>
-    </w:p>
-    <w:p>
-      <w:pPr>
-        <w:spacing w:before="100" w:beforeAutospacing="1" w:after="100" w:afterAutospacing="1"/>
-      </w:pPr>
-      <w:proofErr w:type="gramStart"/>
-      <w:r>
-        <w:t>At the moment</w:t>
-      </w:r>
-      <w:proofErr w:type="gramEnd"/>
-      <w:r>
-        <w:t>:</w:t>
-      </w:r>
-    </w:p>
-    <w:p>
-      <w:pPr>
-        <w:spacing w:before="100" w:beforeAutospacing="1" w:after="100" w:afterAutospacing="1"/>
-      </w:pPr>
-      <w:r>
-        <w:t>A Multi-Layer Perceptron (MLP) was chosen...</w:t>
-      </w:r>
-    </w:p>
-    <w:p>
-      <w:pPr>
-        <w:spacing w:before="100" w:beforeAutospacing="1" w:after="100" w:afterAutospacing="1"/>
-      </w:pPr>
-      <w:r>
-        <w:t xml:space="preserve">That gives the </w:t>
-      </w:r>
-      <w:r>
-        <w:rPr>
-          <w:b/>
-          <w:bCs/>
-        </w:rPr>
-        <w:t>reason</w:t>
-      </w:r>
-      <w:r>
-        <w:t>, which is good, but the rubric specifically asks for detailed architecture.</w:t>
-      </w:r>
-    </w:p>
-    <w:p>
-      <w:pPr>
-        <w:spacing w:before="100" w:beforeAutospacing="1" w:after="100" w:afterAutospacing="1"/>
-      </w:pPr>
-      <w:r>
-        <w:t>You need the actual architecture:</w:t>
-      </w:r>
-    </w:p>
-    <w:p>
-      <w:pPr>
-        <w:numPr>
-          <w:ilvl w:val="0"/>
-          <w:numId w:val="30"/>
-        </w:numPr>
-        <w:spacing w:before="100" w:beforeAutospacing="1" w:after="100" w:afterAutospacing="1"/>
-      </w:pPr>
-      <w:r>
-        <w:t xml:space="preserve">number of input features after </w:t>
-      </w:r>
-      <w:proofErr w:type="gramStart"/>
-      <w:r>
-        <w:t>preprocessing;</w:t>
-      </w:r>
-      <w:proofErr w:type="gramEnd"/>
-    </w:p>
-    <w:p>
-      <w:pPr>
-        <w:numPr>
-          <w:ilvl w:val="0"/>
-          <w:numId w:val="30"/>
-        </w:numPr>
-        <w:spacing w:before="100" w:beforeAutospacing="1" w:after="100" w:afterAutospacing="1"/>
-      </w:pPr>
-      <w:r>
-        <w:t xml:space="preserve">hidden layer </w:t>
-      </w:r>
-      <w:proofErr w:type="gramStart"/>
-      <w:r>
-        <w:t>sizes;</w:t>
-      </w:r>
-      <w:proofErr w:type="gramEnd"/>
-    </w:p>
-    <w:p>
-      <w:pPr>
-        <w:numPr>
-          <w:ilvl w:val="0"/>
-          <w:numId w:val="30"/>
-        </w:numPr>
-        <w:spacing w:before="100" w:beforeAutospacing="1" w:after="100" w:afterAutospacing="1"/>
-      </w:pPr>
-      <w:r>
-        <w:t xml:space="preserve">activation </w:t>
-      </w:r>
-      <w:proofErr w:type="gramStart"/>
-      <w:r>
-        <w:t>functions;</w:t>
-      </w:r>
-      <w:proofErr w:type="gramEnd"/>
-    </w:p>
-    <w:p>
-      <w:pPr>
-        <w:numPr>
-          <w:ilvl w:val="0"/>
-          <w:numId w:val="30"/>
-        </w:numPr>
-        <w:spacing w:before="100" w:beforeAutospacing="1" w:after="100" w:afterAutospacing="1"/>
-      </w:pPr>
-      <w:r>
-        <w:t xml:space="preserve">dropout, if </w:t>
-      </w:r>
-      <w:proofErr w:type="gramStart"/>
-      <w:r>
-        <w:t>used;</w:t>
-      </w:r>
-      <w:proofErr w:type="gramEnd"/>
-    </w:p>
-    <w:p>
-      <w:pPr>
-        <w:numPr>
-          <w:ilvl w:val="0"/>
-          <w:numId w:val="30"/>
-        </w:numPr>
-        <w:spacing w:before="100" w:beforeAutospacing="1" w:after="100" w:afterAutospacing="1"/>
-      </w:pPr>
-      <w:r>
-        <w:t xml:space="preserve">final </w:t>
-      </w:r>
-      <w:proofErr w:type="gramStart"/>
-      <w:r>
-        <w:t>output;</w:t>
-      </w:r>
-      <w:proofErr w:type="gramEnd"/>
-    </w:p>
-    <w:p>
-      <w:pPr>
-        <w:numPr>
-          <w:ilvl w:val="0"/>
-          <w:numId w:val="30"/>
-        </w:numPr>
-        <w:spacing w:before="100" w:beforeAutospacing="1" w:after="100" w:afterAutospacing="1"/>
-      </w:pPr>
-      <w:r>
-        <w:t>loss function.</w:t>
-      </w:r>
-    </w:p>
-    <w:p>
-      <w:pPr>
-        <w:spacing w:before="100" w:beforeAutospacing="1" w:after="100" w:afterAutospacing="1"/>
-      </w:pPr>
-      <w:r>
-        <w:lastRenderedPageBreak/>
-        <w:t xml:space="preserve">For </w:t>
-      </w:r>
-      <w:proofErr w:type="gramStart"/>
-      <w:r>
-        <w:t>example</w:t>
-      </w:r>
-      <w:proofErr w:type="gramEnd"/>
-      <w:r>
-        <w:t xml:space="preserve"> structurally:</w:t>
-      </w:r>
-    </w:p>
-    <w:p>
-      <w:pPr>
-        <w:spacing w:before="100" w:beforeAutospacing="1" w:after="100" w:afterAutospacing="1"/>
-      </w:pPr>
-      <w:r>
-        <w:t xml:space="preserve">Following preprocessing, the classifier received X input features. The MLP contained hidden layers of X, X and X neurons with </w:t>
-      </w:r>
-      <w:proofErr w:type="spellStart"/>
-      <w:r>
-        <w:t>ReLU</w:t>
-      </w:r>
-      <w:proofErr w:type="spellEnd"/>
-      <w:r>
-        <w:t xml:space="preserve"> activation [...]. The final layer produced a single logit used for binary classification.</w:t>
-      </w:r>
-    </w:p>
-    <w:p>
-      <w:pPr>
-        <w:spacing w:before="100" w:beforeAutospacing="1" w:after="100" w:afterAutospacing="1"/>
-      </w:pPr>
-      <w:r>
-        <w:t>Use the actual notebook values.</w:t>
-      </w:r>
-    </w:p>
-    <w:p>
-      <w:pPr>
-        <w:spacing w:before="100" w:beforeAutospacing="1" w:after="100" w:afterAutospacing="1"/>
-      </w:pPr>
-      <w:r>
-        <w:t>Then keep your rationale:</w:t>
-      </w:r>
-    </w:p>
-    <w:p>
-      <w:pPr>
-        <w:spacing w:before="100" w:beforeAutospacing="1" w:after="100" w:afterAutospacing="1"/>
-      </w:pPr>
-      <w:r>
-        <w:t>The architecture was deliberately kept consistent across experiments because the research objective was comparison of unlearning behaviour rather than optimisation of predictive performance.</w:t>
-      </w:r>
-    </w:p>
-    <w:p>
-      <w:pPr>
-        <w:spacing w:before="100" w:beforeAutospacing="1" w:after="100" w:afterAutospacing="1"/>
-      </w:pPr>
-      <w:r>
-        <w:t xml:space="preserve">That is a </w:t>
-      </w:r>
-      <w:r>
-        <w:rPr>
-          <w:b/>
-          <w:bCs/>
-        </w:rPr>
-        <w:t>good methodological rationale</w:t>
-      </w:r>
-      <w:r>
-        <w:t>. Keep that idea.</w:t>
-      </w:r>
-    </w:p>
-    <w:p>
-      <w:pPr>
-        <w:spacing w:before="100" w:beforeAutospacing="1" w:after="100" w:afterAutospacing="1"/>
-      </w:pPr>
-      <w:r>
-        <w:t>I would change:</w:t>
-      </w:r>
-    </w:p>
-    <w:p>
-      <w:pPr>
-        <w:spacing w:before="100" w:beforeAutospacing="1" w:after="100" w:afterAutospacing="1"/>
-      </w:pPr>
-      <w:r>
-        <w:t xml:space="preserve">“The model was purposely not </w:t>
-      </w:r>
-      <w:proofErr w:type="spellStart"/>
-      <w:r>
-        <w:t>fine tuned</w:t>
-      </w:r>
-      <w:proofErr w:type="spellEnd"/>
-      <w:r>
-        <w:t xml:space="preserve"> for better results”</w:t>
-      </w:r>
-    </w:p>
-    <w:p>
-      <w:pPr>
-        <w:spacing w:before="100" w:beforeAutospacing="1" w:after="100" w:afterAutospacing="1"/>
-      </w:pPr>
-      <w:r>
-        <w:t>because “fine-tuned” has a specific meaning and could be confused with RSFT.</w:t>
-      </w:r>
-    </w:p>
-    <w:p>
-      <w:pPr>
-        <w:spacing w:before="100" w:beforeAutospacing="1" w:after="100" w:afterAutospacing="1"/>
-      </w:pPr>
-      <w:r>
-        <w:t>Better:</w:t>
-      </w:r>
-    </w:p>
-    <w:p>
-      <w:pPr>
-        <w:spacing w:before="100" w:beforeAutospacing="1" w:after="100" w:afterAutospacing="1"/>
-      </w:pPr>
-      <w:r>
-        <w:t>The architecture was not extensively optimised solely to maximise predictive performance, as the primary objective was to provide a consistent model on which the behaviour of the unlearning methods could be compared.</w:t>
-      </w:r>
-    </w:p>
-    <w:p>
-      <w:r>
-        <w:rPr>
-          <w:noProof/>
-        </w:rPr>
-      </w:r>
-      <w:r>
-        <w:rPr>
-          <w:noProof/>
-        </w:rPr>
-        <w:pict w14:anchorId="0E653C15">
-          <v:rect id="_x0000_i1030" alt="" style="width:451.3pt;height:.05pt;mso-width-percent:0;mso-height-percent:0;mso-width-percent:0;mso-height-percent:0" o:hralign="center" o:hrstd="t" o:hr="t" fillcolor="#a0a0a0" stroked="f"/>
-        </w:pict>
-      </w:r>
-    </w:p>
-    <w:p>
-      <w:pPr>
-        <w:numPr>
-          <w:ilvl w:val="0"/>
-          <w:numId w:val="4"/>
-        </w:numPr>
-        <w:tabs>
-          <w:tab w:val="clear" w:pos="576"/>
-        </w:tabs>
-        <w:spacing w:before="100" w:beforeAutospacing="1" w:after="100" w:afterAutospacing="1"/>
-        <w:ind w:firstLine="0"/>
-        <w:outlineLvl w:val="0"/>
-        <w:rPr>
-          <w:b/>
-          <w:bCs/>
-          <w:kern w:val="36"/>
-          <w:sz w:val="48"/>
-          <w:szCs w:val="48"/>
-        </w:rPr>
-      </w:pPr>
-      <w:r>
-        <w:rPr>
-          <w:b/>
-          <w:bCs/>
-          <w:kern w:val="36"/>
-          <w:sz w:val="48"/>
-          <w:szCs w:val="48"/>
-        </w:rPr>
-        <w:t>Preprocessing is currently nowhere near detailed enough</w:t>
-      </w:r>
-    </w:p>
-    <w:p>
-      <w:pPr>
-        <w:spacing w:before="100" w:beforeAutospacing="1" w:after="100" w:afterAutospacing="1"/>
-      </w:pPr>
-      <w:r>
-        <w:t>You have:</w:t>
-      </w:r>
-    </w:p>
-    <w:p>
-      <w:pPr>
-        <w:spacing w:before="100" w:beforeAutospacing="1" w:after="100" w:afterAutospacing="1"/>
-      </w:pPr>
-      <w:r>
-        <w:t xml:space="preserve">Numerical features were </w:t>
-      </w:r>
-      <w:proofErr w:type="gramStart"/>
-      <w:r>
-        <w:t>standardized</w:t>
-      </w:r>
-      <w:proofErr w:type="gramEnd"/>
-      <w:r>
-        <w:t xml:space="preserve"> and one-hot encoding was used on categorical features.</w:t>
-      </w:r>
-    </w:p>
-    <w:p>
-      <w:pPr>
-        <w:spacing w:before="100" w:beforeAutospacing="1" w:after="100" w:afterAutospacing="1"/>
-      </w:pPr>
-      <w:r>
-        <w:t>For the excellent rubric, you need more.</w:t>
-      </w:r>
-    </w:p>
-    <w:p>
-      <w:pPr>
-        <w:spacing w:before="100" w:beforeAutospacing="1" w:after="100" w:afterAutospacing="1"/>
-      </w:pPr>
-      <w:r>
-        <w:t>Explain:</w:t>
-      </w:r>
-    </w:p>
-    <w:p>
-      <w:pPr>
-        <w:numPr>
-          <w:ilvl w:val="0"/>
-          <w:numId w:val="31"/>
-        </w:numPr>
-        <w:spacing w:before="100" w:beforeAutospacing="1" w:after="100" w:afterAutospacing="1"/>
-      </w:pPr>
-      <w:r>
-        <w:t xml:space="preserve">which columns were excluded and </w:t>
-      </w:r>
-      <w:proofErr w:type="gramStart"/>
-      <w:r>
-        <w:rPr>
-          <w:b/>
-          <w:bCs/>
-        </w:rPr>
-        <w:t>why</w:t>
-      </w:r>
-      <w:r>
-        <w:t>;</w:t>
-      </w:r>
-      <w:proofErr w:type="gramEnd"/>
-    </w:p>
-    <w:p>
-      <w:pPr>
-        <w:numPr>
-          <w:ilvl w:val="0"/>
-          <w:numId w:val="31"/>
-        </w:numPr>
-        <w:spacing w:before="100" w:beforeAutospacing="1" w:after="100" w:afterAutospacing="1"/>
-      </w:pPr>
-      <w:r>
-        <w:t xml:space="preserve">handling of </w:t>
-      </w:r>
-      <w:proofErr w:type="gramStart"/>
-      <w:r>
-        <w:t>identifiers;</w:t>
-      </w:r>
-      <w:proofErr w:type="gramEnd"/>
-    </w:p>
-    <w:p>
-      <w:pPr>
-        <w:numPr>
-          <w:ilvl w:val="0"/>
-          <w:numId w:val="31"/>
-        </w:numPr>
-        <w:spacing w:before="100" w:beforeAutospacing="1" w:after="100" w:afterAutospacing="1"/>
-      </w:pPr>
-      <w:r>
-        <w:t xml:space="preserve">handling of consent/identity </w:t>
-      </w:r>
-      <w:proofErr w:type="gramStart"/>
-      <w:r>
-        <w:t>fields;</w:t>
-      </w:r>
-      <w:proofErr w:type="gramEnd"/>
-    </w:p>
-    <w:p>
-      <w:pPr>
-        <w:numPr>
-          <w:ilvl w:val="0"/>
-          <w:numId w:val="31"/>
-        </w:numPr>
-        <w:spacing w:before="100" w:beforeAutospacing="1" w:after="100" w:afterAutospacing="1"/>
-      </w:pPr>
-      <w:proofErr w:type="gramStart"/>
-      <w:r>
-        <w:t>missing-value</w:t>
-      </w:r>
-      <w:proofErr w:type="gramEnd"/>
-      <w:r>
-        <w:t xml:space="preserve"> </w:t>
-      </w:r>
-      <w:proofErr w:type="gramStart"/>
-      <w:r>
-        <w:t>check;</w:t>
-      </w:r>
-      <w:proofErr w:type="gramEnd"/>
-    </w:p>
-    <w:p>
-      <w:pPr>
-        <w:numPr>
-          <w:ilvl w:val="0"/>
-          <w:numId w:val="31"/>
-        </w:numPr>
-        <w:spacing w:before="100" w:beforeAutospacing="1" w:after="100" w:afterAutospacing="1"/>
-      </w:pPr>
-      <w:proofErr w:type="gramStart"/>
-      <w:r>
-        <w:t>duplicates;</w:t>
-      </w:r>
-      <w:proofErr w:type="gramEnd"/>
-    </w:p>
-    <w:p>
-      <w:pPr>
-        <w:numPr>
-          <w:ilvl w:val="0"/>
-          <w:numId w:val="31"/>
-        </w:numPr>
-        <w:spacing w:before="100" w:beforeAutospacing="1" w:after="100" w:afterAutospacing="1"/>
-      </w:pPr>
-      <w:r>
-        <w:t xml:space="preserve">categorical </w:t>
-      </w:r>
-      <w:proofErr w:type="gramStart"/>
-      <w:r>
-        <w:t>encoding;</w:t>
-      </w:r>
-      <w:proofErr w:type="gramEnd"/>
-    </w:p>
-    <w:p>
-      <w:pPr>
-        <w:numPr>
-          <w:ilvl w:val="0"/>
-          <w:numId w:val="31"/>
-        </w:numPr>
-        <w:spacing w:before="100" w:beforeAutospacing="1" w:after="100" w:afterAutospacing="1"/>
-      </w:pPr>
-      <w:r>
-        <w:lastRenderedPageBreak/>
-        <w:t xml:space="preserve">numerical </w:t>
-      </w:r>
-      <w:proofErr w:type="gramStart"/>
-      <w:r>
-        <w:t>standardisation;</w:t>
-      </w:r>
-      <w:proofErr w:type="gramEnd"/>
-    </w:p>
-    <w:p>
-      <w:pPr>
-        <w:numPr>
-          <w:ilvl w:val="0"/>
-          <w:numId w:val="31"/>
-        </w:numPr>
-        <w:spacing w:before="100" w:beforeAutospacing="1" w:after="100" w:afterAutospacing="1"/>
-      </w:pPr>
-      <w:r>
-        <w:t xml:space="preserve">whether preprocessing was fitted on training </w:t>
-      </w:r>
-      <w:proofErr w:type="gramStart"/>
-      <w:r>
-        <w:t>only;</w:t>
-      </w:r>
-      <w:proofErr w:type="gramEnd"/>
-    </w:p>
-    <w:p>
-      <w:pPr>
-        <w:numPr>
-          <w:ilvl w:val="0"/>
-          <w:numId w:val="31"/>
-        </w:numPr>
-        <w:spacing w:before="100" w:beforeAutospacing="1" w:after="100" w:afterAutospacing="1"/>
-      </w:pPr>
-      <w:r>
-        <w:t xml:space="preserve">split </w:t>
-      </w:r>
-      <w:proofErr w:type="gramStart"/>
-      <w:r>
-        <w:t>procedure;</w:t>
-      </w:r>
-      <w:proofErr w:type="gramEnd"/>
-    </w:p>
-    <w:p>
-      <w:pPr>
-        <w:numPr>
-          <w:ilvl w:val="0"/>
-          <w:numId w:val="31"/>
-        </w:numPr>
-        <w:spacing w:before="100" w:beforeAutospacing="1" w:after="100" w:afterAutospacing="1"/>
-      </w:pPr>
-      <w:r>
-        <w:t xml:space="preserve">whether recipients could appear across multiple </w:t>
-      </w:r>
-      <w:proofErr w:type="gramStart"/>
-      <w:r>
-        <w:t>splits;</w:t>
-      </w:r>
-      <w:proofErr w:type="gramEnd"/>
-    </w:p>
-    <w:p>
-      <w:pPr>
-        <w:numPr>
-          <w:ilvl w:val="0"/>
-          <w:numId w:val="31"/>
-        </w:numPr>
-        <w:spacing w:before="100" w:beforeAutospacing="1" w:after="100" w:afterAutospacing="1"/>
-      </w:pPr>
-      <w:r>
-        <w:t>leakage prevention.</w:t>
-      </w:r>
-    </w:p>
-    <w:p>
-      <w:pPr>
-        <w:spacing w:before="100" w:beforeAutospacing="1" w:after="100" w:afterAutospacing="1"/>
-      </w:pPr>
-      <w:r>
-        <w:t xml:space="preserve">This is particularly important because you have </w:t>
-      </w:r>
-      <w:r>
-        <w:rPr>
-          <w:b/>
-          <w:bCs/>
-        </w:rPr>
-        <w:t>repeated assessments from recipients</w:t>
-      </w:r>
-      <w:r>
-        <w:t>.</w:t>
-      </w:r>
-    </w:p>
-    <w:p>
-      <w:pPr>
-        <w:spacing w:before="100" w:beforeAutospacing="1" w:after="100" w:afterAutospacing="1"/>
-      </w:pPr>
-      <w:r>
-        <w:t>The marker needs to understand whether information from the same recipient could leak from train into test.</w:t>
-      </w:r>
-    </w:p>
-    <w:p>
-      <w:pPr>
-        <w:spacing w:before="100" w:beforeAutospacing="1" w:after="100" w:afterAutospacing="1"/>
-      </w:pPr>
-      <w:r>
-        <w:t>If your code prevents that, explicitly state how.</w:t>
-      </w:r>
-    </w:p>
-    <w:p>
-      <w:r>
-        <w:rPr>
-          <w:noProof/>
-        </w:rPr>
-      </w:r>
-      <w:r>
-        <w:rPr>
-          <w:noProof/>
-        </w:rPr>
-        <w:pict w14:anchorId="5CBE9BE3">
-          <v:rect id="_x0000_i1031" alt="" style="width:451.3pt;height:.05pt;mso-width-percent:0;mso-height-percent:0;mso-width-percent:0;mso-height-percent:0" o:hralign="center" o:hrstd="t" o:hr="t" fillcolor="#a0a0a0" stroked="f"/>
-        </w:pict>
-      </w:r>
-    </w:p>
-    <w:p>
-      <w:pPr>
-        <w:numPr>
-          <w:ilvl w:val="0"/>
-          <w:numId w:val="4"/>
-        </w:numPr>
-        <w:tabs>
-          <w:tab w:val="clear" w:pos="576"/>
-        </w:tabs>
-        <w:spacing w:before="100" w:beforeAutospacing="1" w:after="100" w:afterAutospacing="1"/>
-        <w:ind w:firstLine="0"/>
-        <w:outlineLvl w:val="0"/>
-        <w:rPr>
-          <w:b/>
-          <w:bCs/>
-          <w:kern w:val="36"/>
-          <w:sz w:val="48"/>
-          <w:szCs w:val="48"/>
-        </w:rPr>
-      </w:pPr>
-      <w:r>
-        <w:rPr>
-          <w:b/>
-          <w:bCs/>
-          <w:kern w:val="36"/>
-          <w:sz w:val="48"/>
-          <w:szCs w:val="48"/>
-        </w:rPr>
-        <w:t>C. Forget Sets</w:t>
-      </w:r>
-    </w:p>
-    <w:p>
-      <w:pPr>
-        <w:spacing w:before="100" w:beforeAutospacing="1" w:after="100" w:afterAutospacing="1"/>
-      </w:pPr>
-      <w:r>
-        <w:t>This is one of your strongest sections.</w:t>
-      </w:r>
-    </w:p>
-    <w:p>
-      <w:pPr>
-        <w:spacing w:before="100" w:beforeAutospacing="1" w:after="100" w:afterAutospacing="1"/>
-      </w:pPr>
-      <w:r>
-        <w:t xml:space="preserve">The table is useful and directly supports </w:t>
-      </w:r>
-      <w:r>
-        <w:rPr>
-          <w:b/>
-          <w:bCs/>
-        </w:rPr>
-        <w:t>RQ2</w:t>
-      </w:r>
-      <w:r>
-        <w:t>.</w:t>
-      </w:r>
-    </w:p>
-    <w:p>
-      <w:pPr>
-        <w:spacing w:before="100" w:beforeAutospacing="1" w:after="100" w:afterAutospacing="1"/>
-      </w:pPr>
-      <w:r>
-        <w:t xml:space="preserve">I would add one paragraph before/after it </w:t>
-      </w:r>
-      <w:proofErr w:type="gramStart"/>
-      <w:r>
-        <w:t>defining</w:t>
-      </w:r>
-      <w:proofErr w:type="gramEnd"/>
-      <w:r>
-        <w:t xml:space="preserve"> mathematically:</w:t>
-      </w:r>
-    </w:p>
-    <w:p>
-      <m:oMathPara>
-        <m:oMath>
-          <m:r>
-            <w:rPr>
-              <w:rFonts w:ascii="Cambria Math" w:hAnsi="Cambria Math"/>
-            </w:rPr>
-            <m:t>D=F∪R,F∩R=</m:t>
-          </m:r>
-          <m:r>
-            <m:rPr>
-              <m:sty m:val="p"/>
-            </m:rPr>
-            <w:rPr>
-              <w:rFonts w:ascii="Cambria Math" w:hAnsi="Cambria Math"/>
-            </w:rPr>
-            <m:t>∅</m:t>
-          </m:r>
-        </m:oMath>
-      </m:oMathPara>
-    </w:p>
-    <w:p>
-      <w:pPr>
-        <w:spacing w:before="100" w:beforeAutospacing="1" w:after="100" w:afterAutospacing="1"/>
-      </w:pPr>
-      <w:r>
-        <w:t>where:</w:t>
-      </w:r>
-    </w:p>
-    <w:p>
-      <w:pPr>
-        <w:numPr>
-          <w:ilvl w:val="0"/>
-          <w:numId w:val="32"/>
-        </w:numPr>
-        <w:spacing w:before="100" w:beforeAutospacing="1" w:after="100" w:afterAutospacing="1"/>
-      </w:pPr>
-      <m:oMath>
-        <m:r>
-          <w:rPr>
-            <w:rFonts w:ascii="Cambria Math" w:hAnsi="Cambria Math"/>
-          </w:rPr>
-          <m:t>F</m:t>
-        </m:r>
-      </m:oMath>
-      <w:r>
-        <w:t xml:space="preserve">= forget </w:t>
-      </w:r>
-      <w:proofErr w:type="gramStart"/>
-      <w:r>
-        <w:t>set;</w:t>
-      </w:r>
-      <w:proofErr w:type="gramEnd"/>
-    </w:p>
-    <w:p>
-      <w:pPr>
-        <w:numPr>
-          <w:ilvl w:val="0"/>
-          <w:numId w:val="32"/>
-        </w:numPr>
-        <w:spacing w:before="100" w:beforeAutospacing="1" w:after="100" w:afterAutospacing="1"/>
-      </w:pPr>
-      <m:oMath>
-        <m:r>
-          <w:rPr>
-            <w:rFonts w:ascii="Cambria Math" w:hAnsi="Cambria Math"/>
-          </w:rPr>
-          <m:t>R</m:t>
-        </m:r>
-      </m:oMath>
-      <w:r>
-        <w:t>= retain set.</w:t>
-      </w:r>
-    </w:p>
-    <w:p>
-      <w:pPr>
-        <w:spacing w:before="100" w:beforeAutospacing="1" w:after="100" w:afterAutospacing="1"/>
-      </w:pPr>
-      <w:r>
-        <w:t>Then explain:</w:t>
-      </w:r>
-    </w:p>
-    <w:p>
-      <w:pPr>
-        <w:spacing w:before="100" w:beforeAutospacing="1" w:after="100" w:afterAutospacing="1"/>
-      </w:pPr>
-      <w:r>
-        <w:t xml:space="preserve">For each scenario, the same </w:t>
-      </w:r>
-      <m:oMath>
-        <m:r>
-          <w:rPr>
-            <w:rFonts w:ascii="Cambria Math" w:hAnsi="Cambria Math"/>
-          </w:rPr>
-          <m:t>F</m:t>
-        </m:r>
-      </m:oMath>
-      <w:r>
-        <w:t xml:space="preserve">and </w:t>
-      </w:r>
-      <m:oMath>
-        <m:r>
-          <w:rPr>
-            <w:rFonts w:ascii="Cambria Math" w:hAnsi="Cambria Math"/>
-          </w:rPr>
-          <m:t>R</m:t>
-        </m:r>
-      </m:oMath>
-      <w:r>
-        <w:t>were supplied to every method, ensuring that differences in results were caused by the unlearning procedure rather than different deletion samples.</w:t>
-      </w:r>
-    </w:p>
-    <w:p>
-      <w:pPr>
-        <w:spacing w:before="100" w:beforeAutospacing="1" w:after="100" w:afterAutospacing="1"/>
-      </w:pPr>
-      <w:r>
-        <w:t>That is an important controlled-experiment statement.</w:t>
-      </w:r>
-    </w:p>
-    <w:p>
-      <w:pPr>
-        <w:spacing w:before="100" w:beforeAutospacing="1" w:after="100" w:afterAutospacing="1"/>
-      </w:pPr>
-      <w:r>
-        <w:t>Also fix this:</w:t>
-      </w:r>
-    </w:p>
-    <w:p>
-      <w:pPr>
-        <w:spacing w:before="100" w:beforeAutospacing="1" w:after="100" w:afterAutospacing="1"/>
-      </w:pPr>
-      <w:r>
-        <w:t>“As Qwen had been used in dataset construction, the sizes of these scenarios was able to be controlled.”</w:t>
-      </w:r>
-    </w:p>
-    <w:p>
-      <w:pPr>
-        <w:spacing w:before="100" w:beforeAutospacing="1" w:after="100" w:afterAutospacing="1"/>
-      </w:pPr>
-      <w:r>
-        <w:t xml:space="preserve">Qwen isn't really the reason you could control the sizes. </w:t>
-      </w:r>
-      <w:r>
-        <w:rPr>
-          <w:b/>
-          <w:bCs/>
-        </w:rPr>
-        <w:t>Synthetic dataset design</w:t>
-      </w:r>
-      <w:r>
-        <w:t xml:space="preserve"> is.</w:t>
-      </w:r>
-    </w:p>
-    <w:p>
-      <w:pPr>
-        <w:spacing w:before="100" w:beforeAutospacing="1" w:after="100" w:afterAutospacing="1"/>
-      </w:pPr>
-      <w:r>
-        <w:t>Better:</w:t>
-      </w:r>
-    </w:p>
-    <w:p>
-      <w:pPr>
-        <w:spacing w:before="100" w:beforeAutospacing="1" w:after="100" w:afterAutospacing="1"/>
-      </w:pPr>
-      <w:r>
-        <w:t>Because the dataset was synthetically constructed, the attributes used to define each deletion condition could be controlled during generation, allowing scenarios of different scales to be created.</w:t>
-      </w:r>
-    </w:p>
-    <w:p>
-      <w:pPr>
-        <w:spacing w:before="100" w:beforeAutospacing="1" w:after="100" w:afterAutospacing="1"/>
-      </w:pPr>
-      <w:r>
-        <w:lastRenderedPageBreak/>
-        <w:t>That is more accurate.</w:t>
-      </w:r>
-    </w:p>
-    <w:p>
-      <w:r>
-        <w:rPr>
-          <w:noProof/>
-        </w:rPr>
-      </w:r>
-      <w:r>
-        <w:rPr>
-          <w:noProof/>
-        </w:rPr>
-        <w:pict w14:anchorId="176F3E64">
-          <v:rect id="_x0000_i1032" alt="" style="width:451.3pt;height:.05pt;mso-width-percent:0;mso-height-percent:0;mso-width-percent:0;mso-height-percent:0" o:hralign="center" o:hrstd="t" o:hr="t" fillcolor="#a0a0a0" stroked="f"/>
-        </w:pict>
-      </w:r>
-    </w:p>
-    <w:p>
-      <w:pPr>
-        <w:numPr>
-          <w:ilvl w:val="0"/>
-          <w:numId w:val="4"/>
-        </w:numPr>
-        <w:tabs>
-          <w:tab w:val="clear" w:pos="576"/>
-        </w:tabs>
-        <w:spacing w:before="100" w:beforeAutospacing="1" w:after="100" w:afterAutospacing="1"/>
-        <w:ind w:firstLine="0"/>
-        <w:outlineLvl w:val="0"/>
-        <w:rPr>
-          <w:b/>
-          <w:bCs/>
-          <w:kern w:val="36"/>
-          <w:sz w:val="48"/>
-          <w:szCs w:val="48"/>
-        </w:rPr>
-      </w:pPr>
-      <w:r>
-        <w:rPr>
-          <w:b/>
-          <w:bCs/>
-          <w:kern w:val="36"/>
-          <w:sz w:val="48"/>
-          <w:szCs w:val="48"/>
-        </w:rPr>
-        <w:t>D. Machine Unlearning Methods</w:t>
-      </w:r>
-    </w:p>
-    <w:p>
-      <w:pPr>
-        <w:spacing w:before="100" w:beforeAutospacing="1" w:after="100" w:afterAutospacing="1"/>
-      </w:pPr>
-      <w:r>
-        <w:t>This needs more development because it is central to the dissertation.</w:t>
-      </w:r>
-    </w:p>
-    <w:p>
-      <w:pPr>
-        <w:spacing w:before="100" w:beforeAutospacing="1" w:after="100" w:afterAutospacing="1"/>
-      </w:pPr>
-      <w:r>
-        <w:t>First fix the opening:</w:t>
-      </w:r>
-    </w:p>
-    <w:p>
-      <w:pPr>
-        <w:spacing w:before="100" w:beforeAutospacing="1" w:after="100" w:afterAutospacing="1"/>
-      </w:pPr>
-      <w:r>
-        <w:t>“Each unlearning method began using a copy of the Baseline model…”</w:t>
-      </w:r>
-    </w:p>
-    <w:p>
-      <w:pPr>
-        <w:spacing w:before="100" w:beforeAutospacing="1" w:after="100" w:afterAutospacing="1"/>
-      </w:pPr>
-      <w:r>
-        <w:t xml:space="preserve">That is </w:t>
-      </w:r>
-      <w:r>
-        <w:rPr>
-          <w:b/>
-          <w:bCs/>
-        </w:rPr>
-        <w:t>not true for Full Retraining</w:t>
-      </w:r>
-      <w:r>
-        <w:t>.</w:t>
-      </w:r>
-    </w:p>
-    <w:p>
-      <w:pPr>
-        <w:spacing w:before="100" w:beforeAutospacing="1" w:after="100" w:afterAutospacing="1"/>
-      </w:pPr>
-      <w:r>
-        <w:t>Full Retraining starts from a newly initialised model.</w:t>
-      </w:r>
-    </w:p>
-    <w:p>
-      <w:pPr>
-        <w:spacing w:before="100" w:beforeAutospacing="1" w:after="100" w:afterAutospacing="1"/>
-      </w:pPr>
-      <w:r>
-        <w:t>Say:</w:t>
-      </w:r>
-    </w:p>
-    <w:p>
-      <w:pPr>
-        <w:spacing w:before="100" w:beforeAutospacing="1" w:after="100" w:afterAutospacing="1"/>
-      </w:pPr>
-      <w:r>
-        <w:t>All approximate methods began from copies of the same Baseline model, while Full Retraining initialised a new model and trained only on the retain set.</w:t>
-      </w:r>
-    </w:p>
-    <w:p>
-      <w:pPr>
-        <w:spacing w:before="100" w:beforeAutospacing="1" w:after="100" w:afterAutospacing="1"/>
-      </w:pPr>
-      <w:r>
-        <w:t>That distinction is essential.</w:t>
-      </w:r>
-    </w:p>
-    <w:p>
-      <w:r>
-        <w:rPr>
-          <w:noProof/>
-        </w:rPr>
-      </w:r>
-      <w:r>
-        <w:rPr>
-          <w:noProof/>
-        </w:rPr>
-        <w:pict w14:anchorId="21B93D86">
-          <v:rect id="_x0000_i1033" alt="" style="width:451.3pt;height:.05pt;mso-width-percent:0;mso-height-percent:0;mso-width-percent:0;mso-height-percent:0" o:hralign="center" o:hrstd="t" o:hr="t" fillcolor="#a0a0a0" stroked="f"/>
-        </w:pict>
-      </w:r>
-    </w:p>
-    <w:p>
-      <w:pPr>
-        <w:numPr>
-          <w:ilvl w:val="0"/>
-          <w:numId w:val="4"/>
-        </w:numPr>
-        <w:tabs>
-          <w:tab w:val="clear" w:pos="576"/>
-        </w:tabs>
-        <w:spacing w:before="100" w:beforeAutospacing="1" w:after="100" w:afterAutospacing="1"/>
-        <w:ind w:firstLine="0"/>
-        <w:outlineLvl w:val="1"/>
-        <w:rPr>
-          <w:b/>
-          <w:bCs/>
-          <w:sz w:val="36"/>
-          <w:szCs w:val="36"/>
-        </w:rPr>
-      </w:pPr>
-      <w:r>
-        <w:rPr>
-          <w:b/>
-          <w:bCs/>
-          <w:sz w:val="36"/>
-          <w:szCs w:val="36"/>
-        </w:rPr>
-        <w:t>Full Retraining</w:t>
-      </w:r>
-    </w:p>
-    <w:p>
-      <w:pPr>
-        <w:spacing w:before="100" w:beforeAutospacing="1" w:after="100" w:afterAutospacing="1"/>
-      </w:pPr>
-      <w:r>
-        <w:t>Too short currently.</w:t>
-      </w:r>
-    </w:p>
-    <w:p>
-      <w:pPr>
-        <w:spacing w:before="100" w:beforeAutospacing="1" w:after="100" w:afterAutospacing="1"/>
-      </w:pPr>
-      <w:r>
-        <w:t>You need:</w:t>
-      </w:r>
-    </w:p>
-    <w:p>
-      <w:pPr>
-        <w:numPr>
-          <w:ilvl w:val="0"/>
-          <w:numId w:val="33"/>
-        </w:numPr>
-        <w:spacing w:before="100" w:beforeAutospacing="1" w:after="100" w:afterAutospacing="1"/>
-      </w:pPr>
-      <w:r>
-        <w:t xml:space="preserve">same architecture as </w:t>
-      </w:r>
-      <w:proofErr w:type="gramStart"/>
-      <w:r>
-        <w:t>baseline;</w:t>
-      </w:r>
-      <w:proofErr w:type="gramEnd"/>
-    </w:p>
-    <w:p>
-      <w:pPr>
-        <w:numPr>
-          <w:ilvl w:val="0"/>
-          <w:numId w:val="33"/>
-        </w:numPr>
-        <w:spacing w:before="100" w:beforeAutospacing="1" w:after="100" w:afterAutospacing="1"/>
-      </w:pPr>
-      <w:r>
-        <w:t xml:space="preserve">new random </w:t>
-      </w:r>
-      <w:proofErr w:type="gramStart"/>
-      <w:r>
-        <w:t>initialisation;</w:t>
-      </w:r>
-      <w:proofErr w:type="gramEnd"/>
-    </w:p>
-    <w:p>
-      <w:pPr>
-        <w:numPr>
-          <w:ilvl w:val="0"/>
-          <w:numId w:val="33"/>
-        </w:numPr>
-        <w:spacing w:before="100" w:beforeAutospacing="1" w:after="100" w:afterAutospacing="1"/>
-      </w:pPr>
-      <w:r>
-        <w:t xml:space="preserve">retain set </w:t>
-      </w:r>
-      <w:proofErr w:type="gramStart"/>
-      <w:r>
-        <w:t>only;</w:t>
-      </w:r>
-      <w:proofErr w:type="gramEnd"/>
-    </w:p>
-    <w:p>
-      <w:pPr>
-        <w:numPr>
-          <w:ilvl w:val="0"/>
-          <w:numId w:val="33"/>
-        </w:numPr>
-        <w:spacing w:before="100" w:beforeAutospacing="1" w:after="100" w:afterAutospacing="1"/>
-      </w:pPr>
-      <w:proofErr w:type="gramStart"/>
-      <w:r>
-        <w:t>optimiser;</w:t>
-      </w:r>
-      <w:proofErr w:type="gramEnd"/>
-    </w:p>
-    <w:p>
-      <w:pPr>
-        <w:numPr>
-          <w:ilvl w:val="0"/>
-          <w:numId w:val="33"/>
-        </w:numPr>
-        <w:spacing w:before="100" w:beforeAutospacing="1" w:after="100" w:afterAutospacing="1"/>
-      </w:pPr>
-      <w:r>
-        <w:t xml:space="preserve">learning </w:t>
-      </w:r>
-      <w:proofErr w:type="gramStart"/>
-      <w:r>
-        <w:t>rate;</w:t>
-      </w:r>
-      <w:proofErr w:type="gramEnd"/>
-    </w:p>
-    <w:p>
-      <w:pPr>
-        <w:numPr>
-          <w:ilvl w:val="0"/>
-          <w:numId w:val="33"/>
-        </w:numPr>
-        <w:spacing w:before="100" w:beforeAutospacing="1" w:after="100" w:afterAutospacing="1"/>
-      </w:pPr>
-      <w:r>
-        <w:t xml:space="preserve">batch </w:t>
-      </w:r>
-      <w:proofErr w:type="gramStart"/>
-      <w:r>
-        <w:t>size;</w:t>
-      </w:r>
-      <w:proofErr w:type="gramEnd"/>
-    </w:p>
-    <w:p>
-      <w:pPr>
-        <w:numPr>
-          <w:ilvl w:val="0"/>
-          <w:numId w:val="33"/>
-        </w:numPr>
-        <w:spacing w:before="100" w:beforeAutospacing="1" w:after="100" w:afterAutospacing="1"/>
-      </w:pPr>
-      <w:r>
-        <w:t xml:space="preserve">maximum </w:t>
-      </w:r>
-      <w:proofErr w:type="gramStart"/>
-      <w:r>
-        <w:t>epochs;</w:t>
-      </w:r>
-      <w:proofErr w:type="gramEnd"/>
-    </w:p>
-    <w:p>
-      <w:pPr>
-        <w:numPr>
-          <w:ilvl w:val="0"/>
-          <w:numId w:val="33"/>
-        </w:numPr>
-        <w:spacing w:before="100" w:beforeAutospacing="1" w:after="100" w:afterAutospacing="1"/>
-      </w:pPr>
-      <w:r>
-        <w:t xml:space="preserve">early stopping/model </w:t>
-      </w:r>
-      <w:proofErr w:type="gramStart"/>
-      <w:r>
-        <w:t>selection;</w:t>
-      </w:r>
-      <w:proofErr w:type="gramEnd"/>
-    </w:p>
-    <w:p>
-      <w:pPr>
-        <w:numPr>
-          <w:ilvl w:val="0"/>
-          <w:numId w:val="33"/>
-        </w:numPr>
-        <w:spacing w:before="100" w:beforeAutospacing="1" w:after="100" w:afterAutospacing="1"/>
-      </w:pPr>
-      <w:r>
-        <w:t>why this is the reference.</w:t>
-      </w:r>
-    </w:p>
-    <w:p>
-      <w:pPr>
-        <w:spacing w:before="100" w:beforeAutospacing="1" w:after="100" w:afterAutospacing="1"/>
-      </w:pPr>
-      <w:r>
-        <w:t>Importantly:</w:t>
-      </w:r>
-    </w:p>
-    <w:p>
-      <w:pPr>
-        <w:spacing w:before="100" w:beforeAutospacing="1" w:after="100" w:afterAutospacing="1"/>
-      </w:pPr>
-      <w:r>
-        <w:t>Full Retraining is not an approximate unlearning method.</w:t>
-      </w:r>
-    </w:p>
-    <w:p>
-      <w:pPr>
-        <w:spacing w:before="100" w:beforeAutospacing="1" w:after="100" w:afterAutospacing="1"/>
-      </w:pPr>
-      <w:r>
-        <w:lastRenderedPageBreak/>
-        <w:t xml:space="preserve">Say explicitly that it represents the </w:t>
-      </w:r>
-      <w:r>
-        <w:rPr>
-          <w:b/>
-          <w:bCs/>
-        </w:rPr>
-        <w:t>reference behaviour expected if the forget data had never been present</w:t>
-      </w:r>
-      <w:r>
-        <w:t>.</w:t>
-      </w:r>
-    </w:p>
-    <w:p>
-      <w:r>
-        <w:rPr>
-          <w:noProof/>
-        </w:rPr>
-      </w:r>
-      <w:r>
-        <w:rPr>
-          <w:noProof/>
-        </w:rPr>
-        <w:pict w14:anchorId="5A7A0430">
-          <v:rect id="_x0000_i1034" alt="" style="width:451.3pt;height:.05pt;mso-width-percent:0;mso-height-percent:0;mso-width-percent:0;mso-height-percent:0" o:hralign="center" o:hrstd="t" o:hr="t" fillcolor="#a0a0a0" stroked="f"/>
-        </w:pict>
-      </w:r>
-    </w:p>
-    <w:p>
-      <w:pPr>
-        <w:numPr>
-          <w:ilvl w:val="0"/>
-          <w:numId w:val="4"/>
-        </w:numPr>
-        <w:tabs>
-          <w:tab w:val="clear" w:pos="576"/>
-        </w:tabs>
-        <w:spacing w:before="100" w:beforeAutospacing="1" w:after="100" w:afterAutospacing="1"/>
-        <w:ind w:firstLine="0"/>
-        <w:outlineLvl w:val="1"/>
-        <w:rPr>
-          <w:b/>
-          <w:bCs/>
-          <w:sz w:val="36"/>
-          <w:szCs w:val="36"/>
-        </w:rPr>
-      </w:pPr>
-      <w:r>
-        <w:rPr>
-          <w:b/>
-          <w:bCs/>
-          <w:sz w:val="36"/>
-          <w:szCs w:val="36"/>
-        </w:rPr>
-        <w:t>RSFT</w:t>
-      </w:r>
-    </w:p>
-    <w:p>
-      <w:pPr>
-        <w:spacing w:before="100" w:beforeAutospacing="1" w:after="100" w:afterAutospacing="1"/>
-      </w:pPr>
-      <w:r>
-        <w:t>This is already much better because you give real implementation details.</w:t>
-      </w:r>
-    </w:p>
-    <w:p>
-      <w:pPr>
-        <w:spacing w:before="100" w:beforeAutospacing="1" w:after="100" w:afterAutospacing="1"/>
-      </w:pPr>
-      <w:r>
-        <w:t xml:space="preserve">But add </w:t>
-      </w:r>
-      <w:r>
-        <w:rPr>
-          <w:b/>
-          <w:bCs/>
-        </w:rPr>
-        <w:t>why</w:t>
-      </w:r>
-      <w:r>
-        <w:t xml:space="preserve"> those settings were selected.</w:t>
-      </w:r>
-    </w:p>
-    <w:p>
-      <w:pPr>
-        <w:spacing w:before="100" w:beforeAutospacing="1" w:after="100" w:afterAutospacing="1"/>
-      </w:pPr>
-      <w:r>
-        <w:t>For example:</w:t>
-      </w:r>
-    </w:p>
-    <w:p>
-      <w:pPr>
-        <w:spacing w:before="100" w:beforeAutospacing="1" w:after="100" w:afterAutospacing="1"/>
-      </w:pPr>
-      <w:r>
-        <w:t>A lower learning rate than baseline training was used because RSFT updates an already-trained model and therefore aims to alter the existing parameters conservatively rather than relearn the task.</w:t>
-      </w:r>
-    </w:p>
-    <w:p>
-      <w:pPr>
-        <w:spacing w:before="100" w:beforeAutospacing="1" w:after="100" w:afterAutospacing="1"/>
-      </w:pPr>
-      <w:r>
-        <w:t>Only use that if it accurately reflects your implementation rationale.</w:t>
-      </w:r>
-    </w:p>
-    <w:p>
-      <w:pPr>
-        <w:spacing w:before="100" w:beforeAutospacing="1" w:after="100" w:afterAutospacing="1"/>
-      </w:pPr>
-      <w:r>
-        <w:t>The rubric wants rationale, not just numbers.</w:t>
-      </w:r>
-    </w:p>
-    <w:p>
-      <w:r>
-        <w:rPr>
-          <w:noProof/>
-        </w:rPr>
-      </w:r>
-      <w:r>
-        <w:rPr>
-          <w:noProof/>
-        </w:rPr>
-        <w:pict w14:anchorId="15FF7C5B">
-          <v:rect id="_x0000_i1035" alt="" style="width:451.3pt;height:.05pt;mso-width-percent:0;mso-height-percent:0;mso-width-percent:0;mso-height-percent:0" o:hralign="center" o:hrstd="t" o:hr="t" fillcolor="#a0a0a0" stroked="f"/>
-        </w:pict>
-      </w:r>
-    </w:p>
-    <w:p>
-      <w:pPr>
-        <w:numPr>
-          <w:ilvl w:val="0"/>
-          <w:numId w:val="4"/>
-        </w:numPr>
-        <w:tabs>
-          <w:tab w:val="clear" w:pos="576"/>
-        </w:tabs>
-        <w:spacing w:before="100" w:beforeAutospacing="1" w:after="100" w:afterAutospacing="1"/>
-        <w:ind w:firstLine="0"/>
-        <w:outlineLvl w:val="1"/>
-        <w:rPr>
-          <w:b/>
-          <w:bCs/>
-          <w:sz w:val="36"/>
-          <w:szCs w:val="36"/>
-        </w:rPr>
-      </w:pPr>
-      <w:r>
-        <w:rPr>
-          <w:b/>
-          <w:bCs/>
-          <w:sz w:val="36"/>
-          <w:szCs w:val="36"/>
-        </w:rPr>
-        <w:t>Gradient Ascent</w:t>
-      </w:r>
-    </w:p>
-    <w:p>
-      <w:pPr>
-        <w:spacing w:before="100" w:beforeAutospacing="1" w:after="100" w:afterAutospacing="1"/>
-      </w:pPr>
-      <w:r>
-        <w:t>You should give the equation.</w:t>
-      </w:r>
-    </w:p>
-    <w:p>
-      <w:pPr>
-        <w:spacing w:before="100" w:beforeAutospacing="1" w:after="100" w:afterAutospacing="1"/>
-      </w:pPr>
-      <w:r>
-        <w:t>Something like:</w:t>
-      </w:r>
-    </w:p>
-    <w:p>
-      <m:oMathPara>
-        <m:oMath>
-          <m:r>
-            <w:rPr>
-              <w:rFonts w:ascii="Cambria Math" w:hAnsi="Cambria Math"/>
-            </w:rPr>
-            <m:t>θ←θ+η</m:t>
-          </m:r>
-          <m:sSub>
-            <m:sSubPr>
-              <m:ctrlPr>
-                <w:rPr>
-                  <w:rFonts w:ascii="Cambria Math" w:hAnsi="Cambria Math"/>
-                </w:rPr>
-              </m:ctrlPr>
-            </m:sSubPr>
-            <m:e>
-              <m:r>
-                <m:rPr>
-                  <m:sty m:val="p"/>
-                </m:rPr>
-                <w:rPr>
-                  <w:rFonts w:ascii="Cambria Math" w:hAnsi="Cambria Math"/>
-                </w:rPr>
-                <m:t>∇</m:t>
-              </m:r>
-            </m:e>
-            <m:sub>
-              <m:r>
-                <w:rPr>
-                  <w:rFonts w:ascii="Cambria Math" w:hAnsi="Cambria Math"/>
-                </w:rPr>
-                <m:t>θ</m:t>
-              </m:r>
-            </m:sub>
-          </m:sSub>
-          <m:sSub>
-            <m:sSubPr>
-              <m:ctrlPr>
-                <w:rPr>
-                  <w:rFonts w:ascii="Cambria Math" w:hAnsi="Cambria Math"/>
-                </w:rPr>
-              </m:ctrlPr>
-            </m:sSubPr>
-            <m:e>
-              <m:r>
-                <w:rPr>
-                  <w:rFonts w:ascii="Cambria Math" w:hAnsi="Cambria Math"/>
-                </w:rPr>
-                <m:t>L</m:t>
-              </m:r>
-            </m:e>
-            <m:sub>
-              <m:r>
-                <w:rPr>
-                  <w:rFonts w:ascii="Cambria Math" w:hAnsi="Cambria Math"/>
-                </w:rPr>
-                <m:t>F</m:t>
-              </m:r>
-            </m:sub>
-          </m:sSub>
-          <m:r>
-            <w:rPr>
-              <w:rFonts w:ascii="Cambria Math" w:hAnsi="Cambria Math"/>
-            </w:rPr>
-            <m:t>(θ)</m:t>
-          </m:r>
-        </m:oMath>
-      </m:oMathPara>
-    </w:p>
-    <w:p>
-      <w:pPr>
-        <w:spacing w:before="100" w:beforeAutospacing="1" w:after="100" w:afterAutospacing="1"/>
-      </w:pPr>
-      <w:r>
-        <w:t>Then define:</w:t>
-      </w:r>
-    </w:p>
-    <w:p>
-      <w:pPr>
-        <w:numPr>
-          <w:ilvl w:val="0"/>
-          <w:numId w:val="34"/>
-        </w:numPr>
-        <w:spacing w:before="100" w:beforeAutospacing="1" w:after="100" w:afterAutospacing="1"/>
-      </w:pPr>
-      <m:oMath>
-        <m:r>
-          <w:rPr>
-            <w:rFonts w:ascii="Cambria Math" w:hAnsi="Cambria Math"/>
-          </w:rPr>
-          <m:t>θ</m:t>
-        </m:r>
-      </m:oMath>
-      <w:r>
-        <w:t>;</w:t>
-      </w:r>
-    </w:p>
-    <w:p>
-      <w:pPr>
-        <w:numPr>
-          <w:ilvl w:val="0"/>
-          <w:numId w:val="34"/>
-        </w:numPr>
-        <w:spacing w:before="100" w:beforeAutospacing="1" w:after="100" w:afterAutospacing="1"/>
-      </w:pPr>
-      <m:oMath>
-        <m:r>
-          <w:rPr>
-            <w:rFonts w:ascii="Cambria Math" w:hAnsi="Cambria Math"/>
-          </w:rPr>
-          <m:t>η</m:t>
-        </m:r>
-      </m:oMath>
-      <w:r>
-        <w:t>;</w:t>
-      </w:r>
-    </w:p>
-    <w:p>
-      <w:pPr>
-        <w:numPr>
-          <w:ilvl w:val="0"/>
-          <w:numId w:val="34"/>
-        </w:numPr>
-        <w:spacing w:before="100" w:beforeAutospacing="1" w:after="100" w:afterAutospacing="1"/>
-      </w:pPr>
-      <m:oMath>
-        <m:sSub>
-          <m:sSubPr>
-            <m:ctrlPr>
-              <w:rPr>
-                <w:rFonts w:ascii="Cambria Math" w:hAnsi="Cambria Math"/>
-              </w:rPr>
-            </m:ctrlPr>
-          </m:sSubPr>
-          <m:e>
-            <m:r>
-              <w:rPr>
-                <w:rFonts w:ascii="Cambria Math" w:hAnsi="Cambria Math"/>
-              </w:rPr>
-              <m:t>L</m:t>
-            </m:r>
-          </m:e>
-          <m:sub>
-            <m:r>
-              <w:rPr>
-                <w:rFonts w:ascii="Cambria Math" w:hAnsi="Cambria Math"/>
-              </w:rPr>
-              <m:t>F</m:t>
-            </m:r>
-          </m:sub>
-        </m:sSub>
-      </m:oMath>
-      <w:r>
-        <w:t>.</w:t>
-      </w:r>
-    </w:p>
-    <w:p>
-      <w:pPr>
-        <w:spacing w:before="100" w:beforeAutospacing="1" w:after="100" w:afterAutospacing="1"/>
-      </w:pPr>
-      <w:r>
-        <w:t>Then your prose becomes much clearer.</w:t>
-      </w:r>
-    </w:p>
-    <w:p>
-      <w:pPr>
-        <w:spacing w:before="100" w:beforeAutospacing="1" w:after="100" w:afterAutospacing="1"/>
-      </w:pPr>
-      <w:r>
-        <w:t>You also need:</w:t>
-      </w:r>
-    </w:p>
-    <w:p>
-      <w:pPr>
-        <w:numPr>
-          <w:ilvl w:val="0"/>
-          <w:numId w:val="35"/>
-        </w:numPr>
-        <w:spacing w:before="100" w:beforeAutospacing="1" w:after="100" w:afterAutospacing="1"/>
-      </w:pPr>
-      <w:r>
-        <w:t xml:space="preserve">learning </w:t>
-      </w:r>
-      <w:proofErr w:type="gramStart"/>
-      <w:r>
-        <w:t>rate;</w:t>
-      </w:r>
-      <w:proofErr w:type="gramEnd"/>
-    </w:p>
-    <w:p>
-      <w:pPr>
-        <w:numPr>
-          <w:ilvl w:val="0"/>
-          <w:numId w:val="35"/>
-        </w:numPr>
-        <w:spacing w:before="100" w:beforeAutospacing="1" w:after="100" w:afterAutospacing="1"/>
-      </w:pPr>
-      <w:r>
-        <w:t xml:space="preserve">optimiser/update </w:t>
-      </w:r>
-      <w:proofErr w:type="gramStart"/>
-      <w:r>
-        <w:t>rule;</w:t>
-      </w:r>
-      <w:proofErr w:type="gramEnd"/>
-    </w:p>
-    <w:p>
-      <w:pPr>
-        <w:numPr>
-          <w:ilvl w:val="0"/>
-          <w:numId w:val="35"/>
-        </w:numPr>
-        <w:spacing w:before="100" w:beforeAutospacing="1" w:after="100" w:afterAutospacing="1"/>
-      </w:pPr>
-      <w:r>
-        <w:t>maximum steps/</w:t>
-      </w:r>
-      <w:proofErr w:type="gramStart"/>
-      <w:r>
-        <w:t>epochs;</w:t>
-      </w:r>
-      <w:proofErr w:type="gramEnd"/>
-    </w:p>
-    <w:p>
-      <w:pPr>
-        <w:numPr>
-          <w:ilvl w:val="0"/>
-          <w:numId w:val="35"/>
-        </w:numPr>
-        <w:spacing w:before="100" w:beforeAutospacing="1" w:after="100" w:afterAutospacing="1"/>
-      </w:pPr>
-      <w:r>
-        <w:t>how checkpoint/model selection worked.</w:t>
-      </w:r>
-    </w:p>
-    <w:p>
-      <w:pPr>
-        <w:spacing w:before="100" w:beforeAutospacing="1" w:after="100" w:afterAutospacing="1"/>
-      </w:pPr>
-      <w:r>
-        <w:t>Your 5% retained-validation constraint is interesting and deserves explanation:</w:t>
-      </w:r>
-    </w:p>
-    <w:p>
-      <w:pPr>
-        <w:spacing w:before="100" w:beforeAutospacing="1" w:after="100" w:afterAutospacing="1"/>
-      </w:pPr>
-      <w:r>
-        <w:lastRenderedPageBreak/>
-        <w:t>The constraint was introduced to prevent improved forgetting being achieved simply through general degradation of the classifier.</w:t>
-      </w:r>
-    </w:p>
-    <w:p>
-      <w:pPr>
-        <w:spacing w:before="100" w:beforeAutospacing="1" w:after="100" w:afterAutospacing="1"/>
-      </w:pPr>
-      <w:r>
-        <w:t xml:space="preserve">That's exactly the sort of </w:t>
-      </w:r>
-      <w:r>
-        <w:rPr>
-          <w:b/>
-          <w:bCs/>
-        </w:rPr>
-        <w:t>critical rationale</w:t>
-      </w:r>
-      <w:r>
-        <w:t xml:space="preserve"> the rubric rewards.</w:t>
-      </w:r>
-    </w:p>
-    <w:p>
-      <w:r>
-        <w:rPr>
-          <w:noProof/>
-        </w:rPr>
-      </w:r>
-      <w:r>
-        <w:rPr>
-          <w:noProof/>
-        </w:rPr>
-        <w:pict w14:anchorId="05527D83">
-          <v:rect id="_x0000_i1036" alt="" style="width:451.3pt;height:.05pt;mso-width-percent:0;mso-height-percent:0;mso-width-percent:0;mso-height-percent:0" o:hralign="center" o:hrstd="t" o:hr="t" fillcolor="#a0a0a0" stroked="f"/>
-        </w:pict>
-      </w:r>
-    </w:p>
-    <w:p>
-      <w:pPr>
-        <w:numPr>
-          <w:ilvl w:val="0"/>
-          <w:numId w:val="4"/>
-        </w:numPr>
-        <w:tabs>
-          <w:tab w:val="clear" w:pos="576"/>
-        </w:tabs>
-        <w:spacing w:before="100" w:beforeAutospacing="1" w:after="100" w:afterAutospacing="1"/>
-        <w:ind w:firstLine="0"/>
-        <w:outlineLvl w:val="1"/>
-        <w:rPr>
-          <w:b/>
-          <w:bCs/>
-          <w:sz w:val="36"/>
-          <w:szCs w:val="36"/>
-        </w:rPr>
-      </w:pPr>
-      <w:r>
-        <w:rPr>
-          <w:b/>
-          <w:bCs/>
-          <w:sz w:val="36"/>
-          <w:szCs w:val="36"/>
-        </w:rPr>
-        <w:t>Gradient Difference</w:t>
-      </w:r>
-    </w:p>
-    <w:p>
-      <w:pPr>
-        <w:spacing w:before="100" w:beforeAutospacing="1" w:after="100" w:afterAutospacing="1"/>
-      </w:pPr>
-      <w:r>
-        <w:t>This is currently the least complete method.</w:t>
-      </w:r>
-    </w:p>
-    <w:p>
-      <w:pPr>
-        <w:spacing w:before="100" w:beforeAutospacing="1" w:after="100" w:afterAutospacing="1"/>
-      </w:pPr>
-      <w:r>
-        <w:t>TOFU describes Gradient Difference by first explaining the conceptual reason for it and then giving the objective:</w:t>
-      </w:r>
-    </w:p>
-    <w:p>
-      <m:oMathPara>
-        <m:oMath>
-          <m:sSub>
-            <m:sSubPr>
-              <m:ctrlPr>
-                <w:rPr>
-                  <w:rFonts w:ascii="Cambria Math" w:hAnsi="Cambria Math"/>
-                </w:rPr>
-              </m:ctrlPr>
-            </m:sSubPr>
-            <m:e>
-              <m:r>
-                <w:rPr>
-                  <w:rFonts w:ascii="Cambria Math" w:hAnsi="Cambria Math"/>
-                </w:rPr>
-                <m:t>L</m:t>
-              </m:r>
-            </m:e>
-            <m:sub>
-              <m:r>
-                <m:rPr>
-                  <m:sty m:val="p"/>
-                </m:rPr>
-                <w:rPr>
-                  <w:rFonts w:ascii="Cambria Math" w:hAnsi="Cambria Math"/>
-                </w:rPr>
-                <m:t>diff</m:t>
-              </m:r>
-            </m:sub>
-          </m:sSub>
-          <m:r>
-            <w:rPr>
-              <w:rFonts w:ascii="Cambria Math" w:hAnsi="Cambria Math"/>
-            </w:rPr>
-            <m:t>=-L(F,θ)+L(R,θ)</m:t>
-          </m:r>
-        </m:oMath>
-      </m:oMathPara>
-    </w:p>
-    <w:p>
-      <w:pPr>
-        <w:spacing w:before="100" w:beforeAutospacing="1" w:after="100" w:afterAutospacing="1"/>
-      </w:pPr>
-      <w:r>
-        <w:t>The negative forget loss encourages deterioration on the forget set, while retain loss preserves performance on retained data.</w:t>
-      </w:r>
-    </w:p>
-    <w:p>
-      <w:pPr>
-        <w:spacing w:before="100" w:beforeAutospacing="1" w:after="100" w:afterAutospacing="1"/>
-      </w:pPr>
-      <w:r>
-        <w:t>You then need your implementation details:</w:t>
-      </w:r>
-    </w:p>
-    <w:p>
-      <w:pPr>
-        <w:numPr>
-          <w:ilvl w:val="0"/>
-          <w:numId w:val="36"/>
-        </w:numPr>
-        <w:spacing w:before="100" w:beforeAutospacing="1" w:after="100" w:afterAutospacing="1"/>
-      </w:pPr>
-      <w:r>
-        <w:t xml:space="preserve">forget batch </w:t>
-      </w:r>
-      <w:proofErr w:type="gramStart"/>
-      <w:r>
-        <w:t>size;</w:t>
-      </w:r>
-      <w:proofErr w:type="gramEnd"/>
-    </w:p>
-    <w:p>
-      <w:pPr>
-        <w:numPr>
-          <w:ilvl w:val="0"/>
-          <w:numId w:val="36"/>
-        </w:numPr>
-        <w:spacing w:before="100" w:beforeAutospacing="1" w:after="100" w:afterAutospacing="1"/>
-      </w:pPr>
-      <w:r>
-        <w:t xml:space="preserve">retain sampling </w:t>
-      </w:r>
-      <w:proofErr w:type="gramStart"/>
-      <w:r>
-        <w:t>strategy;</w:t>
-      </w:r>
-      <w:proofErr w:type="gramEnd"/>
-    </w:p>
-    <w:p>
-      <w:pPr>
-        <w:numPr>
-          <w:ilvl w:val="0"/>
-          <w:numId w:val="36"/>
-        </w:numPr>
-        <w:spacing w:before="100" w:beforeAutospacing="1" w:after="100" w:afterAutospacing="1"/>
-      </w:pPr>
-      <w:r>
-        <w:t xml:space="preserve">learning </w:t>
-      </w:r>
-      <w:proofErr w:type="gramStart"/>
-      <w:r>
-        <w:t>rate;</w:t>
-      </w:r>
-      <w:proofErr w:type="gramEnd"/>
-    </w:p>
-    <w:p>
-      <w:pPr>
-        <w:numPr>
-          <w:ilvl w:val="0"/>
-          <w:numId w:val="36"/>
-        </w:numPr>
-        <w:spacing w:before="100" w:beforeAutospacing="1" w:after="100" w:afterAutospacing="1"/>
-      </w:pPr>
-      <w:proofErr w:type="gramStart"/>
-      <w:r>
-        <w:t>optimiser;</w:t>
-      </w:r>
-      <w:proofErr w:type="gramEnd"/>
-    </w:p>
-    <w:p>
-      <w:pPr>
-        <w:numPr>
-          <w:ilvl w:val="0"/>
-          <w:numId w:val="36"/>
-        </w:numPr>
-        <w:spacing w:before="100" w:beforeAutospacing="1" w:after="100" w:afterAutospacing="1"/>
-      </w:pPr>
-      <w:r>
-        <w:t xml:space="preserve">number of </w:t>
-      </w:r>
-      <w:proofErr w:type="gramStart"/>
-      <w:r>
-        <w:t>steps;</w:t>
-      </w:r>
-      <w:proofErr w:type="gramEnd"/>
-    </w:p>
-    <w:p>
-      <w:pPr>
-        <w:numPr>
-          <w:ilvl w:val="0"/>
-          <w:numId w:val="36"/>
-        </w:numPr>
-        <w:spacing w:before="100" w:beforeAutospacing="1" w:after="100" w:afterAutospacing="1"/>
-      </w:pPr>
-      <w:r>
-        <w:t xml:space="preserve">model-selection </w:t>
-      </w:r>
-      <w:proofErr w:type="gramStart"/>
-      <w:r>
-        <w:t>condition;</w:t>
-      </w:r>
-      <w:proofErr w:type="gramEnd"/>
-    </w:p>
-    <w:p>
-      <w:pPr>
-        <w:numPr>
-          <w:ilvl w:val="0"/>
-          <w:numId w:val="36"/>
-        </w:numPr>
-        <w:spacing w:before="100" w:beforeAutospacing="1" w:after="100" w:afterAutospacing="1"/>
-      </w:pPr>
-      <w:r>
-        <w:t xml:space="preserve">any weighting </w:t>
-      </w:r>
-      <w:proofErr w:type="gramStart"/>
-      <w:r>
-        <w:t>coefficient;</w:t>
-      </w:r>
-      <w:proofErr w:type="gramEnd"/>
-    </w:p>
-    <w:p>
-      <w:pPr>
-        <w:numPr>
-          <w:ilvl w:val="0"/>
-          <w:numId w:val="36"/>
-        </w:numPr>
-        <w:spacing w:before="100" w:beforeAutospacing="1" w:after="100" w:afterAutospacing="1"/>
-      </w:pPr>
-      <w:r>
-        <w:t>why these values were selected.</w:t>
-      </w:r>
-    </w:p>
-    <w:p>
-      <w:pPr>
-        <w:spacing w:before="100" w:beforeAutospacing="1" w:after="100" w:afterAutospacing="1"/>
-      </w:pPr>
-      <w:r>
-        <w:t xml:space="preserve">At present you explain </w:t>
-      </w:r>
-      <w:r>
-        <w:rPr>
-          <w:b/>
-          <w:bCs/>
-        </w:rPr>
-        <w:t>what Gradient Difference means</w:t>
-      </w:r>
-      <w:r>
-        <w:t xml:space="preserve">, but not enough about </w:t>
-      </w:r>
-      <w:r>
-        <w:rPr>
-          <w:b/>
-          <w:bCs/>
-        </w:rPr>
-        <w:t>exactly how your experiment implemented it</w:t>
-      </w:r>
-      <w:r>
-        <w:t>.</w:t>
-      </w:r>
-    </w:p>
-    <w:p>
-      <w:r>
-        <w:rPr>
-          <w:noProof/>
-        </w:rPr>
-      </w:r>
-      <w:r>
-        <w:rPr>
-          <w:noProof/>
-        </w:rPr>
-        <w:pict w14:anchorId="48A5C4E2">
-          <v:rect id="_x0000_i1037" alt="" style="width:451.3pt;height:.05pt;mso-width-percent:0;mso-height-percent:0;mso-width-percent:0;mso-height-percent:0" o:hralign="center" o:hrstd="t" o:hr="t" fillcolor="#a0a0a0" stroked="f"/>
-        </w:pict>
-      </w:r>
-    </w:p>
-    <w:p>
-      <w:pPr>
-        <w:numPr>
-          <w:ilvl w:val="0"/>
-          <w:numId w:val="4"/>
-        </w:numPr>
-        <w:tabs>
-          <w:tab w:val="clear" w:pos="576"/>
-        </w:tabs>
-        <w:spacing w:before="100" w:beforeAutospacing="1" w:after="100" w:afterAutospacing="1"/>
-        <w:ind w:firstLine="0"/>
-        <w:outlineLvl w:val="0"/>
-        <w:rPr>
-          <w:b/>
-          <w:bCs/>
-          <w:kern w:val="36"/>
-          <w:sz w:val="48"/>
-          <w:szCs w:val="48"/>
-        </w:rPr>
-      </w:pPr>
-      <w:r>
-        <w:rPr>
-          <w:b/>
-          <w:bCs/>
-          <w:kern w:val="36"/>
-          <w:sz w:val="48"/>
-          <w:szCs w:val="48"/>
-        </w:rPr>
-        <w:t>E. Experimental Pipeline</w:t>
-      </w:r>
-    </w:p>
-    <w:p>
-      <w:pPr>
-        <w:spacing w:before="100" w:beforeAutospacing="1" w:after="100" w:afterAutospacing="1"/>
-      </w:pPr>
-      <w:r>
-        <w:t xml:space="preserve">Keep </w:t>
-      </w:r>
-      <w:proofErr w:type="gramStart"/>
-      <w:r>
-        <w:t>this, but</w:t>
-      </w:r>
-      <w:proofErr w:type="gramEnd"/>
-      <w:r>
-        <w:t xml:space="preserve"> turn it into a </w:t>
-      </w:r>
-      <w:r>
-        <w:rPr>
-          <w:b/>
-          <w:bCs/>
-        </w:rPr>
-        <w:t>figure</w:t>
-      </w:r>
-      <w:r>
-        <w:t>.</w:t>
-      </w:r>
-    </w:p>
-    <w:p>
-      <w:pPr>
-        <w:spacing w:before="100" w:beforeAutospacing="1" w:after="100" w:afterAutospacing="1"/>
-      </w:pPr>
-      <w:r>
-        <w:t>This is currently repetitive because much of it has already been said.</w:t>
-      </w:r>
-    </w:p>
-    <w:p>
-      <w:pPr>
-        <w:spacing w:before="100" w:beforeAutospacing="1" w:after="100" w:afterAutospacing="1"/>
-      </w:pPr>
-      <w:r>
-        <w:t>A simple pipeline would be stronger:</w:t>
-      </w:r>
-    </w:p>
-    <w:p>
-      <w:pPr>
-        <w:spacing w:before="100" w:beforeAutospacing="1" w:after="100" w:afterAutospacing="1"/>
-      </w:pPr>
-      <w:r>
-        <w:rPr>
-          <w:b/>
-          <w:bCs/>
-        </w:rPr>
-        <w:t>Full training set</w:t>
-      </w:r>
-      <w:r>
-        <w:br/>
-        <w:t xml:space="preserve">→ </w:t>
-      </w:r>
-      <w:r>
-        <w:rPr>
-          <w:b/>
-          <w:bCs/>
-        </w:rPr>
-        <w:t>Baseline model</w:t>
-      </w:r>
-    </w:p>
-    <w:p>
-      <w:pPr>
-        <w:spacing w:before="100" w:beforeAutospacing="1" w:after="100" w:afterAutospacing="1"/>
-      </w:pPr>
-      <w:r>
-        <w:lastRenderedPageBreak/>
-        <w:t>Then for each scenario:</w:t>
-      </w:r>
-    </w:p>
-    <w:p>
-      <w:pPr>
-        <w:spacing w:before="100" w:beforeAutospacing="1" w:after="100" w:afterAutospacing="1"/>
-      </w:pPr>
-      <w:r>
-        <w:rPr>
-          <w:b/>
-          <w:bCs/>
-        </w:rPr>
-        <w:t>Deletion condition</w:t>
-      </w:r>
-      <w:r>
-        <w:br/>
-        <w:t xml:space="preserve">→ </w:t>
-      </w:r>
-      <w:r>
-        <w:rPr>
-          <w:b/>
-          <w:bCs/>
-        </w:rPr>
-        <w:t xml:space="preserve">Forget set </w:t>
-      </w:r>
-      <m:oMath>
-        <m:r>
-          <w:rPr>
-            <w:rFonts w:ascii="Cambria Math" w:hAnsi="Cambria Math"/>
-          </w:rPr>
-          <m:t>F</m:t>
-        </m:r>
-      </m:oMath>
-      <w:r>
-        <w:rPr>
-          <w:b/>
-          <w:bCs/>
-        </w:rPr>
-        <w:t xml:space="preserve">+ Retain set </w:t>
-      </w:r>
-      <m:oMath>
-        <m:r>
-          <w:rPr>
-            <w:rFonts w:ascii="Cambria Math" w:hAnsi="Cambria Math"/>
-          </w:rPr>
-          <m:t>R</m:t>
-        </m:r>
-      </m:oMath>
-    </w:p>
-    <w:p>
-      <w:pPr>
-        <w:spacing w:before="100" w:beforeAutospacing="1" w:after="100" w:afterAutospacing="1"/>
-      </w:pPr>
-      <w:r>
-        <w:t>Then branches:</w:t>
-      </w:r>
-    </w:p>
-    <w:p>
-      <w:pPr>
-        <w:spacing w:before="100" w:beforeAutospacing="1" w:after="100" w:afterAutospacing="1"/>
-      </w:pPr>
-      <w:r>
-        <w:rPr>
-          <w:b/>
-          <w:bCs/>
-        </w:rPr>
-        <w:t>Full Retraining</w:t>
-      </w:r>
-      <w:r>
-        <w:t xml:space="preserve"> | </w:t>
-      </w:r>
-      <w:r>
-        <w:rPr>
-          <w:b/>
-          <w:bCs/>
-        </w:rPr>
-        <w:t>RSFT</w:t>
-      </w:r>
-      <w:r>
-        <w:t xml:space="preserve"> | </w:t>
-      </w:r>
-      <w:r>
-        <w:rPr>
-          <w:b/>
-          <w:bCs/>
-        </w:rPr>
-        <w:t>GA</w:t>
-      </w:r>
-      <w:r>
-        <w:t xml:space="preserve"> | </w:t>
-      </w:r>
-      <w:r>
-        <w:rPr>
-          <w:b/>
-          <w:bCs/>
-        </w:rPr>
-        <w:t>GD</w:t>
-      </w:r>
-    </w:p>
-    <w:p>
-      <w:pPr>
-        <w:spacing w:before="100" w:beforeAutospacing="1" w:after="100" w:afterAutospacing="1"/>
-      </w:pPr>
-      <w:r>
-        <w:t xml:space="preserve">→ </w:t>
-      </w:r>
-      <w:r>
-        <w:rPr>
-          <w:b/>
-          <w:bCs/>
-        </w:rPr>
-        <w:t>scenario-specific models</w:t>
-      </w:r>
-    </w:p>
-    <w:p>
-      <w:pPr>
-        <w:spacing w:before="100" w:beforeAutospacing="1" w:after="100" w:afterAutospacing="1"/>
-      </w:pPr>
-      <w:r>
-        <w:t xml:space="preserve">→ </w:t>
-      </w:r>
-      <w:r>
-        <w:rPr>
-          <w:b/>
-          <w:bCs/>
-        </w:rPr>
-        <w:t>evaluation against Full Retraining</w:t>
-      </w:r>
-    </w:p>
-    <w:p>
-      <w:pPr>
-        <w:spacing w:before="100" w:beforeAutospacing="1" w:after="100" w:afterAutospacing="1"/>
-      </w:pPr>
-      <w:r>
-        <w:t>This is exactly the sort of visual that makes a dense Methods section easier to understand.</w:t>
-      </w:r>
-    </w:p>
-    <w:p>
-      <w:pPr>
-        <w:spacing w:before="100" w:beforeAutospacing="1" w:after="100" w:afterAutospacing="1"/>
-      </w:pPr>
-      <w:r>
-        <w:t>Your paragraph then only needs to explain the controls:</w:t>
-      </w:r>
-    </w:p>
-    <w:p>
-      <w:pPr>
-        <w:numPr>
-          <w:ilvl w:val="0"/>
-          <w:numId w:val="37"/>
-        </w:numPr>
-        <w:spacing w:before="100" w:beforeAutospacing="1" w:after="100" w:afterAutospacing="1"/>
-      </w:pPr>
-      <w:r>
-        <w:t xml:space="preserve">same </w:t>
-      </w:r>
-      <w:proofErr w:type="gramStart"/>
-      <w:r>
-        <w:t>baseline;</w:t>
-      </w:r>
-      <w:proofErr w:type="gramEnd"/>
-    </w:p>
-    <w:p>
-      <w:pPr>
-        <w:numPr>
-          <w:ilvl w:val="0"/>
-          <w:numId w:val="37"/>
-        </w:numPr>
-        <w:spacing w:before="100" w:beforeAutospacing="1" w:after="100" w:afterAutospacing="1"/>
-      </w:pPr>
-      <w:r>
-        <w:t xml:space="preserve">same original </w:t>
-      </w:r>
-      <w:proofErr w:type="gramStart"/>
-      <w:r>
-        <w:t>split;</w:t>
-      </w:r>
-      <w:proofErr w:type="gramEnd"/>
-    </w:p>
-    <w:p>
-      <w:pPr>
-        <w:numPr>
-          <w:ilvl w:val="0"/>
-          <w:numId w:val="37"/>
-        </w:numPr>
-        <w:spacing w:before="100" w:beforeAutospacing="1" w:after="100" w:afterAutospacing="1"/>
-      </w:pPr>
-      <w:r>
-        <w:t xml:space="preserve">same F/R </w:t>
-      </w:r>
-      <w:proofErr w:type="gramStart"/>
-      <w:r>
-        <w:t>scenario;</w:t>
-      </w:r>
-      <w:proofErr w:type="gramEnd"/>
-    </w:p>
-    <w:p>
-      <w:pPr>
-        <w:numPr>
-          <w:ilvl w:val="0"/>
-          <w:numId w:val="37"/>
-        </w:numPr>
-        <w:spacing w:before="100" w:beforeAutospacing="1" w:after="100" w:afterAutospacing="1"/>
-      </w:pPr>
-      <w:r>
-        <w:t>same evaluation procedure.</w:t>
-      </w:r>
-    </w:p>
-    <w:p>
-      <w:r>
-        <w:rPr>
-          <w:noProof/>
-        </w:rPr>
-      </w:r>
-      <w:r>
-        <w:rPr>
-          <w:noProof/>
-        </w:rPr>
-        <w:pict w14:anchorId="1A7EF815">
-          <v:rect id="_x0000_i1038" alt="" style="width:451.3pt;height:.05pt;mso-width-percent:0;mso-height-percent:0;mso-width-percent:0;mso-height-percent:0" o:hralign="center" o:hrstd="t" o:hr="t" fillcolor="#a0a0a0" stroked="f"/>
-        </w:pict>
-      </w:r>
-    </w:p>
-    <w:p>
-      <w:pPr>
-        <w:numPr>
-          <w:ilvl w:val="0"/>
-          <w:numId w:val="4"/>
-        </w:numPr>
-        <w:tabs>
-          <w:tab w:val="clear" w:pos="576"/>
-        </w:tabs>
-        <w:spacing w:before="100" w:beforeAutospacing="1" w:after="100" w:afterAutospacing="1"/>
-        <w:ind w:firstLine="0"/>
-        <w:outlineLvl w:val="0"/>
-        <w:rPr>
-          <w:b/>
-          <w:bCs/>
-          <w:kern w:val="36"/>
-          <w:sz w:val="48"/>
-          <w:szCs w:val="48"/>
-        </w:rPr>
-      </w:pPr>
-      <w:r>
-        <w:rPr>
-          <w:b/>
-          <w:bCs/>
-          <w:kern w:val="36"/>
-          <w:sz w:val="48"/>
-          <w:szCs w:val="48"/>
-        </w:rPr>
-        <w:t>F. LLMs</w:t>
-      </w:r>
-    </w:p>
-    <w:p>
-      <w:pPr>
-        <w:spacing w:before="100" w:beforeAutospacing="1" w:after="100" w:afterAutospacing="1"/>
-      </w:pPr>
-      <w:r>
-        <w:t>Good start, but this is currently still quite high-level.</w:t>
-      </w:r>
-    </w:p>
-    <w:p>
-      <w:pPr>
-        <w:spacing w:before="100" w:beforeAutospacing="1" w:after="100" w:afterAutospacing="1"/>
-      </w:pPr>
-      <w:r>
-        <w:t>You need to add:</w:t>
-      </w:r>
-    </w:p>
-    <w:p>
-      <w:pPr>
-        <w:numPr>
-          <w:ilvl w:val="0"/>
-          <w:numId w:val="38"/>
-        </w:numPr>
-        <w:spacing w:before="100" w:beforeAutospacing="1" w:after="100" w:afterAutospacing="1"/>
-      </w:pPr>
-      <w:r>
-        <w:t xml:space="preserve">exact model </w:t>
-      </w:r>
-      <w:proofErr w:type="gramStart"/>
-      <w:r>
-        <w:t>identifier;</w:t>
-      </w:r>
-      <w:proofErr w:type="gramEnd"/>
-    </w:p>
-    <w:p>
-      <w:pPr>
-        <w:numPr>
-          <w:ilvl w:val="0"/>
-          <w:numId w:val="38"/>
-        </w:numPr>
-        <w:spacing w:before="100" w:beforeAutospacing="1" w:after="100" w:afterAutospacing="1"/>
-      </w:pPr>
-      <w:r>
-        <w:t xml:space="preserve">LoRA </w:t>
-      </w:r>
-      <w:proofErr w:type="gramStart"/>
-      <w:r>
-        <w:t>rank;</w:t>
-      </w:r>
-      <w:proofErr w:type="gramEnd"/>
-    </w:p>
-    <w:p>
-      <w:pPr>
-        <w:numPr>
-          <w:ilvl w:val="0"/>
-          <w:numId w:val="38"/>
-        </w:numPr>
-        <w:spacing w:before="100" w:beforeAutospacing="1" w:after="100" w:afterAutospacing="1"/>
-      </w:pPr>
-      <w:r>
-        <w:t xml:space="preserve">LoRA </w:t>
-      </w:r>
-      <w:proofErr w:type="gramStart"/>
-      <w:r>
-        <w:t>alpha;</w:t>
-      </w:r>
-      <w:proofErr w:type="gramEnd"/>
-    </w:p>
-    <w:p>
-      <w:pPr>
-        <w:numPr>
-          <w:ilvl w:val="0"/>
-          <w:numId w:val="38"/>
-        </w:numPr>
-        <w:spacing w:before="100" w:beforeAutospacing="1" w:after="100" w:afterAutospacing="1"/>
-      </w:pPr>
-      <w:r>
-        <w:t xml:space="preserve">target </w:t>
-      </w:r>
-      <w:proofErr w:type="gramStart"/>
-      <w:r>
-        <w:t>modules;</w:t>
-      </w:r>
-      <w:proofErr w:type="gramEnd"/>
-    </w:p>
-    <w:p>
-      <w:pPr>
-        <w:numPr>
-          <w:ilvl w:val="0"/>
-          <w:numId w:val="38"/>
-        </w:numPr>
-        <w:spacing w:before="100" w:beforeAutospacing="1" w:after="100" w:afterAutospacing="1"/>
-      </w:pPr>
-      <w:r>
-        <w:t xml:space="preserve">dropout, if </w:t>
-      </w:r>
-      <w:proofErr w:type="gramStart"/>
-      <w:r>
-        <w:t>applicable;</w:t>
-      </w:r>
-      <w:proofErr w:type="gramEnd"/>
-    </w:p>
-    <w:p>
-      <w:pPr>
-        <w:numPr>
-          <w:ilvl w:val="0"/>
-          <w:numId w:val="38"/>
-        </w:numPr>
-        <w:spacing w:before="100" w:beforeAutospacing="1" w:after="100" w:afterAutospacing="1"/>
-      </w:pPr>
-      <w:r>
-        <w:t xml:space="preserve">max sequence </w:t>
-      </w:r>
-      <w:proofErr w:type="gramStart"/>
-      <w:r>
-        <w:t>length;</w:t>
-      </w:r>
-      <w:proofErr w:type="gramEnd"/>
-    </w:p>
-    <w:p>
-      <w:pPr>
-        <w:numPr>
-          <w:ilvl w:val="0"/>
-          <w:numId w:val="38"/>
-        </w:numPr>
-        <w:spacing w:before="100" w:beforeAutospacing="1" w:after="100" w:afterAutospacing="1"/>
-      </w:pPr>
-      <w:proofErr w:type="gramStart"/>
-      <w:r>
-        <w:t>optimiser;</w:t>
-      </w:r>
-      <w:proofErr w:type="gramEnd"/>
-    </w:p>
-    <w:p>
-      <w:pPr>
-        <w:numPr>
-          <w:ilvl w:val="0"/>
-          <w:numId w:val="38"/>
-        </w:numPr>
-        <w:spacing w:before="100" w:beforeAutospacing="1" w:after="100" w:afterAutospacing="1"/>
-      </w:pPr>
-      <w:r>
-        <w:t xml:space="preserve">learning </w:t>
-      </w:r>
-      <w:proofErr w:type="gramStart"/>
-      <w:r>
-        <w:t>rate;</w:t>
-      </w:r>
-      <w:proofErr w:type="gramEnd"/>
-    </w:p>
-    <w:p>
-      <w:pPr>
-        <w:numPr>
-          <w:ilvl w:val="0"/>
-          <w:numId w:val="38"/>
-        </w:numPr>
-        <w:spacing w:before="100" w:beforeAutospacing="1" w:after="100" w:afterAutospacing="1"/>
-      </w:pPr>
-      <w:r>
-        <w:t xml:space="preserve">batch size/effective batch </w:t>
-      </w:r>
-      <w:proofErr w:type="gramStart"/>
-      <w:r>
-        <w:t>size;</w:t>
-      </w:r>
-      <w:proofErr w:type="gramEnd"/>
-    </w:p>
-    <w:p>
-      <w:pPr>
-        <w:numPr>
-          <w:ilvl w:val="0"/>
-          <w:numId w:val="38"/>
-        </w:numPr>
-        <w:spacing w:before="100" w:beforeAutospacing="1" w:after="100" w:afterAutospacing="1"/>
-      </w:pPr>
-      <w:proofErr w:type="gramStart"/>
-      <w:r>
-        <w:t>epochs;</w:t>
-      </w:r>
-      <w:proofErr w:type="gramEnd"/>
-    </w:p>
-    <w:p>
-      <w:pPr>
-        <w:numPr>
-          <w:ilvl w:val="0"/>
-          <w:numId w:val="38"/>
-        </w:numPr>
-        <w:spacing w:before="100" w:beforeAutospacing="1" w:after="100" w:afterAutospacing="1"/>
-      </w:pPr>
-      <w:r>
-        <w:t xml:space="preserve">class weighting if </w:t>
-      </w:r>
-      <w:proofErr w:type="gramStart"/>
-      <w:r>
-        <w:t>used;</w:t>
-      </w:r>
-      <w:proofErr w:type="gramEnd"/>
-    </w:p>
-    <w:p>
-      <w:pPr>
-        <w:numPr>
-          <w:ilvl w:val="0"/>
-          <w:numId w:val="38"/>
-        </w:numPr>
-        <w:spacing w:before="100" w:beforeAutospacing="1" w:after="100" w:afterAutospacing="1"/>
-      </w:pPr>
-      <w:r>
-        <w:t xml:space="preserve">selection </w:t>
-      </w:r>
-      <w:proofErr w:type="gramStart"/>
-      <w:r>
-        <w:t>rule;</w:t>
-      </w:r>
-      <w:proofErr w:type="gramEnd"/>
-    </w:p>
-    <w:p>
-      <w:pPr>
-        <w:numPr>
-          <w:ilvl w:val="0"/>
-          <w:numId w:val="38"/>
-        </w:numPr>
-        <w:spacing w:before="100" w:beforeAutospacing="1" w:after="100" w:afterAutospacing="1"/>
-      </w:pPr>
-      <w:proofErr w:type="gramStart"/>
-      <w:r>
-        <w:t>seed;</w:t>
-      </w:r>
-      <w:proofErr w:type="gramEnd"/>
-    </w:p>
-    <w:p>
-      <w:pPr>
-        <w:numPr>
-          <w:ilvl w:val="0"/>
-          <w:numId w:val="38"/>
-        </w:numPr>
-        <w:spacing w:before="100" w:beforeAutospacing="1" w:after="100" w:afterAutospacing="1"/>
-      </w:pPr>
-      <w:r>
-        <w:t>how the three unlearning methods were implemented for Qwen.</w:t>
-      </w:r>
-    </w:p>
-    <w:p>
-      <w:pPr>
-        <w:spacing w:before="100" w:beforeAutospacing="1" w:after="100" w:afterAutospacing="1"/>
-      </w:pPr>
-      <w:r>
-        <w:t>And this sentence:</w:t>
-      </w:r>
-    </w:p>
-    <w:p>
-      <w:pPr>
-        <w:spacing w:before="100" w:beforeAutospacing="1" w:after="100" w:afterAutospacing="1"/>
-      </w:pPr>
-      <w:r>
-        <w:lastRenderedPageBreak/>
-        <w:t>“The same pipeline was used”</w:t>
-      </w:r>
-    </w:p>
-    <w:p>
-      <w:pPr>
-        <w:spacing w:before="100" w:beforeAutospacing="1" w:after="100" w:afterAutospacing="1"/>
-      </w:pPr>
-      <w:r>
-        <w:t>is too strong unless it genuinely was identical.</w:t>
-      </w:r>
-    </w:p>
-    <w:p>
-      <w:pPr>
-        <w:spacing w:before="100" w:beforeAutospacing="1" w:after="100" w:afterAutospacing="1"/>
-      </w:pPr>
-      <w:r>
-        <w:t>Better:</w:t>
-      </w:r>
-    </w:p>
-    <w:p>
-      <w:pPr>
-        <w:spacing w:before="100" w:beforeAutospacing="1" w:after="100" w:afterAutospacing="1"/>
-      </w:pPr>
-      <w:r>
-        <w:t>The same experimental logic was retained, with the language model trained on the same prediction task and deletion scenarios while adapting the training and unlearning procedures to the Qwen architecture.</w:t>
-      </w:r>
-    </w:p>
-    <w:p>
-      <w:pPr>
-        <w:spacing w:before="100" w:beforeAutospacing="1" w:after="100" w:afterAutospacing="1"/>
-      </w:pPr>
-      <w:r>
-        <w:t xml:space="preserve">That distinguishes </w:t>
-      </w:r>
-      <w:r>
-        <w:rPr>
-          <w:b/>
-          <w:bCs/>
-        </w:rPr>
-        <w:t>conceptual consistency</w:t>
-      </w:r>
-      <w:r>
-        <w:t xml:space="preserve"> from identical implementation.</w:t>
-      </w:r>
-    </w:p>
-    <w:p>
-      <w:r>
-        <w:rPr>
-          <w:noProof/>
-        </w:rPr>
-      </w:r>
-      <w:r>
-        <w:rPr>
-          <w:noProof/>
-        </w:rPr>
-        <w:pict w14:anchorId="13FFF946">
-          <v:rect id="_x0000_i1039" alt="" style="width:451.3pt;height:.05pt;mso-width-percent:0;mso-height-percent:0;mso-width-percent:0;mso-height-percent:0" o:hralign="center" o:hrstd="t" o:hr="t" fillcolor="#a0a0a0" stroked="f"/>
-        </w:pict>
-      </w:r>
-    </w:p>
-    <w:p>
-      <w:pPr>
-        <w:numPr>
-          <w:ilvl w:val="0"/>
-          <w:numId w:val="4"/>
-        </w:numPr>
-        <w:tabs>
-          <w:tab w:val="clear" w:pos="576"/>
-        </w:tabs>
-        <w:spacing w:before="100" w:beforeAutospacing="1" w:after="100" w:afterAutospacing="1"/>
-        <w:ind w:firstLine="0"/>
-        <w:outlineLvl w:val="0"/>
-        <w:rPr>
-          <w:b/>
-          <w:bCs/>
-          <w:kern w:val="36"/>
-          <w:sz w:val="48"/>
-          <w:szCs w:val="48"/>
-        </w:rPr>
-      </w:pPr>
-      <w:r>
-        <w:rPr>
-          <w:b/>
-          <w:bCs/>
-          <w:kern w:val="36"/>
-          <w:sz w:val="48"/>
-          <w:szCs w:val="48"/>
-        </w:rPr>
-        <w:t>You also need a Hyperparameter table</w:t>
-      </w:r>
-    </w:p>
-    <w:p>
-      <w:pPr>
-        <w:spacing w:before="100" w:beforeAutospacing="1" w:after="100" w:afterAutospacing="1"/>
-      </w:pPr>
-      <w:r>
-        <w:t>This is probably the clearest missing rubric item.</w:t>
-      </w:r>
-    </w:p>
-    <w:p>
-      <w:pPr>
-        <w:spacing w:before="100" w:beforeAutospacing="1" w:after="100" w:afterAutospacing="1"/>
-      </w:pPr>
-      <w:r>
-        <w:t>Add:</w:t>
-      </w:r>
-    </w:p>
-    <w:p>
-      <w:pPr>
-        <w:numPr>
-          <w:ilvl w:val="0"/>
-          <w:numId w:val="4"/>
-        </w:numPr>
-        <w:tabs>
-          <w:tab w:val="clear" w:pos="576"/>
-        </w:tabs>
-        <w:spacing w:before="100" w:beforeAutospacing="1" w:after="100" w:afterAutospacing="1"/>
-        <w:ind w:firstLine="0"/>
-        <w:outlineLvl w:val="2"/>
-        <w:rPr>
-          <w:b/>
-          <w:bCs/>
-          <w:sz w:val="27"/>
-          <w:szCs w:val="27"/>
-        </w:rPr>
-      </w:pPr>
-      <w:r>
-        <w:rPr>
-          <w:b/>
-          <w:bCs/>
-          <w:sz w:val="27"/>
-          <w:szCs w:val="27"/>
-        </w:rPr>
-        <w:t>G. Training Configuration</w:t>
-      </w:r>
-    </w:p>
-    <w:tbl>
-      <w:tblPr>
-        <w:tblW w:w="0" w:type="auto"/>
-        <w:tblCellSpacing w:w="15" w:type="dxa"/>
-        <w:tblCellMar>
-          <w:top w:w="15" w:type="dxa"/>
-          <w:left w:w="15" w:type="dxa"/>
-          <w:bottom w:w="15" w:type="dxa"/>
-          <w:right w:w="15" w:type="dxa"/>
-        </w:tblCellMar>
-        <w:tblLook w:val="04A0" w:firstRow="1" w:lastRow="0" w:firstColumn="1" w:lastColumn="0" w:noHBand="0" w:noVBand="1"/>
-      </w:tblPr>
-      <w:tblGrid>
-        <w:gridCol w:w="1789"/>
-        <w:gridCol w:w="914"/>
-        <w:gridCol w:w="1641"/>
-        <w:gridCol w:w="674"/>
-        <w:gridCol w:w="420"/>
-        <w:gridCol w:w="435"/>
-      </w:tblGrid>
-      <w:tr>
-        <w:trPr>
-          <w:tblHeader/>
-          <w:tblCellSpacing w:w="15" w:type="dxa"/>
-        </w:trPr>
-        <w:tc>
-          <w:tcPr>
-            <w:tcW w:w="0" w:type="auto"/>
-            <w:vAlign w:val="center"/>
-            <w:hideMark/>
-          </w:tcPr>
-          <w:p>
-            <w:pPr>
-              <w:jc w:val="center"/>
-              <w:rPr>
-                <w:b/>
-                <w:bCs/>
-              </w:rPr>
-            </w:pPr>
-            <w:r>
-              <w:rPr>
-                <w:b/>
-                <w:bCs/>
-              </w:rPr>
-              <w:t>Parameter</w:t>
-            </w:r>
-          </w:p>
-        </w:tc>
-        <w:tc>
-          <w:tcPr>
-            <w:tcW w:w="0" w:type="auto"/>
-            <w:vAlign w:val="center"/>
-            <w:hideMark/>
-          </w:tcPr>
-          <w:p>
-            <w:pPr>
-              <w:jc w:val="right"/>
-              <w:rPr>
-                <w:b/>
-                <w:bCs/>
-              </w:rPr>
-            </w:pPr>
-            <w:r>
-              <w:rPr>
-                <w:b/>
-                <w:bCs/>
-              </w:rPr>
-              <w:t>Baseline</w:t>
-            </w:r>
-          </w:p>
-        </w:tc>
-        <w:tc>
-          <w:tcPr>
-            <w:tcW w:w="0" w:type="auto"/>
-            <w:vAlign w:val="center"/>
-            <w:hideMark/>
-          </w:tcPr>
-          <w:p>
-            <w:pPr>
-              <w:jc w:val="right"/>
-              <w:rPr>
-                <w:b/>
-                <w:bCs/>
-              </w:rPr>
-            </w:pPr>
-            <w:r>
-              <w:rPr>
-                <w:b/>
-                <w:bCs/>
-              </w:rPr>
-              <w:t>Full Retraining</w:t>
-            </w:r>
-          </w:p>
-        </w:tc>
-        <w:tc>
-          <w:tcPr>
-            <w:tcW w:w="0" w:type="auto"/>
-            <w:vAlign w:val="center"/>
-            <w:hideMark/>
-          </w:tcPr>
-          <w:p>
-            <w:pPr>
-              <w:jc w:val="right"/>
-              <w:rPr>
-                <w:b/>
-                <w:bCs/>
-              </w:rPr>
-            </w:pPr>
-            <w:r>
-              <w:rPr>
-                <w:b/>
-                <w:bCs/>
-              </w:rPr>
-              <w:t>RSFT</w:t>
-            </w:r>
-          </w:p>
-        </w:tc>
-        <w:tc>
-          <w:tcPr>
-            <w:tcW w:w="0" w:type="auto"/>
-            <w:vAlign w:val="center"/>
-            <w:hideMark/>
-          </w:tcPr>
-          <w:p>
-            <w:pPr>
-              <w:jc w:val="right"/>
-              <w:rPr>
-                <w:b/>
-                <w:bCs/>
-              </w:rPr>
-            </w:pPr>
-            <w:r>
-              <w:rPr>
-                <w:b/>
-                <w:bCs/>
-              </w:rPr>
-              <w:t>GA</w:t>
-            </w:r>
-          </w:p>
-        </w:tc>
-        <w:tc>
-          <w:tcPr>
-            <w:tcW w:w="0" w:type="auto"/>
-            <w:vAlign w:val="center"/>
-            <w:hideMark/>
-          </w:tcPr>
-          <w:p>
-            <w:pPr>
-              <w:jc w:val="right"/>
-              <w:rPr>
-                <w:b/>
-                <w:bCs/>
-              </w:rPr>
-            </w:pPr>
-            <w:r>
-              <w:rPr>
-                <w:b/>
-                <w:bCs/>
-              </w:rPr>
-              <w:t>GD</w:t>
-            </w:r>
-          </w:p>
-        </w:tc>
-      </w:tr>
-      <w:tr>
-        <w:trPr>
-          <w:tblCellSpacing w:w="15" w:type="dxa"/>
-        </w:trPr>
-        <w:tc>
-          <w:tcPr>
-            <w:tcW w:w="0" w:type="auto"/>
-            <w:vAlign w:val="center"/>
-            <w:hideMark/>
-          </w:tcPr>
-          <w:p>
-            <w:r>
-              <w:t>Optimiser</w:t>
-            </w:r>
-          </w:p>
-        </w:tc>
-        <w:tc>
-          <w:tcPr>
-            <w:tcW w:w="0" w:type="auto"/>
-            <w:vAlign w:val="center"/>
-            <w:hideMark/>
-          </w:tcPr>
-          <w:p/>
-        </w:tc>
-        <w:tc>
-          <w:tcPr>
-            <w:tcW w:w="0" w:type="auto"/>
-            <w:vAlign w:val="center"/>
-            <w:hideMark/>
-          </w:tcPr>
-          <w:p>
-            <w:pPr>
-              <w:jc w:val="right"/>
-              <w:rPr>
-                <w:sz w:val="20"/>
-                <w:szCs w:val="20"/>
-              </w:rPr>
-            </w:pPr>
-          </w:p>
-        </w:tc>
-        <w:tc>
-          <w:tcPr>
-            <w:tcW w:w="0" w:type="auto"/>
-            <w:vAlign w:val="center"/>
-            <w:hideMark/>
-          </w:tcPr>
-          <w:p>
-            <w:pPr>
-              <w:jc w:val="right"/>
-              <w:rPr>
-                <w:sz w:val="20"/>
-                <w:szCs w:val="20"/>
-              </w:rPr>
-            </w:pPr>
-          </w:p>
-        </w:tc>
-        <w:tc>
-          <w:tcPr>
-            <w:tcW w:w="0" w:type="auto"/>
-            <w:vAlign w:val="center"/>
-            <w:hideMark/>
-          </w:tcPr>
-          <w:p>
-            <w:pPr>
-              <w:jc w:val="right"/>
-              <w:rPr>
-                <w:sz w:val="20"/>
-                <w:szCs w:val="20"/>
-              </w:rPr>
-            </w:pPr>
-          </w:p>
-        </w:tc>
-        <w:tc>
-          <w:tcPr>
-            <w:tcW w:w="0" w:type="auto"/>
-            <w:vAlign w:val="center"/>
-            <w:hideMark/>
-          </w:tcPr>
-          <w:p>
-            <w:pPr>
-              <w:jc w:val="right"/>
-              <w:rPr>
-                <w:sz w:val="20"/>
-                <w:szCs w:val="20"/>
-              </w:rPr>
-            </w:pPr>
-          </w:p>
-        </w:tc>
-      </w:tr>
-      <w:tr>
-        <w:trPr>
-          <w:tblCellSpacing w:w="15" w:type="dxa"/>
-        </w:trPr>
-        <w:tc>
-          <w:tcPr>
-            <w:tcW w:w="0" w:type="auto"/>
-            <w:vAlign w:val="center"/>
-            <w:hideMark/>
-          </w:tcPr>
-          <w:p>
-            <w:r>
-              <w:t>Learning rate</w:t>
-            </w:r>
-          </w:p>
-        </w:tc>
-        <w:tc>
-          <w:tcPr>
-            <w:tcW w:w="0" w:type="auto"/>
-            <w:vAlign w:val="center"/>
-            <w:hideMark/>
-          </w:tcPr>
-          <w:p/>
-        </w:tc>
-        <w:tc>
-          <w:tcPr>
-            <w:tcW w:w="0" w:type="auto"/>
-            <w:vAlign w:val="center"/>
-            <w:hideMark/>
-          </w:tcPr>
-          <w:p>
-            <w:pPr>
-              <w:jc w:val="right"/>
-              <w:rPr>
-                <w:sz w:val="20"/>
-                <w:szCs w:val="20"/>
-              </w:rPr>
-            </w:pPr>
-          </w:p>
-        </w:tc>
-        <w:tc>
-          <w:tcPr>
-            <w:tcW w:w="0" w:type="auto"/>
-            <w:vAlign w:val="center"/>
-            <w:hideMark/>
-          </w:tcPr>
-          <w:p>
-            <w:pPr>
-              <w:jc w:val="right"/>
-              <w:rPr>
-                <w:sz w:val="20"/>
-                <w:szCs w:val="20"/>
-              </w:rPr>
-            </w:pPr>
-          </w:p>
-        </w:tc>
-        <w:tc>
-          <w:tcPr>
-            <w:tcW w:w="0" w:type="auto"/>
-            <w:vAlign w:val="center"/>
-            <w:hideMark/>
-          </w:tcPr>
-          <w:p>
-            <w:pPr>
-              <w:jc w:val="right"/>
-              <w:rPr>
-                <w:sz w:val="20"/>
-                <w:szCs w:val="20"/>
-              </w:rPr>
-            </w:pPr>
-          </w:p>
-        </w:tc>
-        <w:tc>
-          <w:tcPr>
-            <w:tcW w:w="0" w:type="auto"/>
-            <w:vAlign w:val="center"/>
-            <w:hideMark/>
-          </w:tcPr>
-          <w:p>
-            <w:pPr>
-              <w:jc w:val="right"/>
-              <w:rPr>
-                <w:sz w:val="20"/>
-                <w:szCs w:val="20"/>
-              </w:rPr>
-            </w:pPr>
-          </w:p>
-        </w:tc>
-      </w:tr>
-      <w:tr>
-        <w:trPr>
-          <w:tblCellSpacing w:w="15" w:type="dxa"/>
-        </w:trPr>
-        <w:tc>
-          <w:tcPr>
-            <w:tcW w:w="0" w:type="auto"/>
-            <w:vAlign w:val="center"/>
-            <w:hideMark/>
-          </w:tcPr>
-          <w:p>
-            <w:r>
-              <w:t>Batch size</w:t>
-            </w:r>
-          </w:p>
-        </w:tc>
-        <w:tc>
-          <w:tcPr>
-            <w:tcW w:w="0" w:type="auto"/>
-            <w:vAlign w:val="center"/>
-            <w:hideMark/>
-          </w:tcPr>
-          <w:p/>
-        </w:tc>
-        <w:tc>
-          <w:tcPr>
-            <w:tcW w:w="0" w:type="auto"/>
-            <w:vAlign w:val="center"/>
-            <w:hideMark/>
-          </w:tcPr>
-          <w:p>
-            <w:pPr>
-              <w:jc w:val="right"/>
-              <w:rPr>
-                <w:sz w:val="20"/>
-                <w:szCs w:val="20"/>
-              </w:rPr>
-            </w:pPr>
-          </w:p>
-        </w:tc>
-        <w:tc>
-          <w:tcPr>
-            <w:tcW w:w="0" w:type="auto"/>
-            <w:vAlign w:val="center"/>
-            <w:hideMark/>
-          </w:tcPr>
-          <w:p>
-            <w:pPr>
-              <w:jc w:val="right"/>
-              <w:rPr>
-                <w:sz w:val="20"/>
-                <w:szCs w:val="20"/>
-              </w:rPr>
-            </w:pPr>
-          </w:p>
-        </w:tc>
-        <w:tc>
-          <w:tcPr>
-            <w:tcW w:w="0" w:type="auto"/>
-            <w:vAlign w:val="center"/>
-            <w:hideMark/>
-          </w:tcPr>
-          <w:p>
-            <w:pPr>
-              <w:jc w:val="right"/>
-              <w:rPr>
-                <w:sz w:val="20"/>
-                <w:szCs w:val="20"/>
-              </w:rPr>
-            </w:pPr>
-          </w:p>
-        </w:tc>
-        <w:tc>
-          <w:tcPr>
-            <w:tcW w:w="0" w:type="auto"/>
-            <w:vAlign w:val="center"/>
-            <w:hideMark/>
-          </w:tcPr>
-          <w:p>
-            <w:pPr>
-              <w:jc w:val="right"/>
-              <w:rPr>
-                <w:sz w:val="20"/>
-                <w:szCs w:val="20"/>
-              </w:rPr>
-            </w:pPr>
-          </w:p>
-        </w:tc>
-      </w:tr>
-      <w:tr>
-        <w:trPr>
-          <w:tblCellSpacing w:w="15" w:type="dxa"/>
-        </w:trPr>
-        <w:tc>
-          <w:tcPr>
-            <w:tcW w:w="0" w:type="auto"/>
-            <w:vAlign w:val="center"/>
-            <w:hideMark/>
-          </w:tcPr>
-          <w:p>
-            <w:r>
-              <w:t>Max epochs/steps</w:t>
-            </w:r>
-          </w:p>
-        </w:tc>
-        <w:tc>
-          <w:tcPr>
-            <w:tcW w:w="0" w:type="auto"/>
-            <w:vAlign w:val="center"/>
-            <w:hideMark/>
-          </w:tcPr>
-          <w:p/>
-        </w:tc>
-        <w:tc>
-          <w:tcPr>
-            <w:tcW w:w="0" w:type="auto"/>
-            <w:vAlign w:val="center"/>
-            <w:hideMark/>
-          </w:tcPr>
-          <w:p>
-            <w:pPr>
-              <w:jc w:val="right"/>
-              <w:rPr>
-                <w:sz w:val="20"/>
-                <w:szCs w:val="20"/>
-              </w:rPr>
-            </w:pPr>
-          </w:p>
-        </w:tc>
-        <w:tc>
-          <w:tcPr>
-            <w:tcW w:w="0" w:type="auto"/>
-            <w:vAlign w:val="center"/>
-            <w:hideMark/>
-          </w:tcPr>
-          <w:p>
-            <w:pPr>
-              <w:jc w:val="right"/>
-              <w:rPr>
-                <w:sz w:val="20"/>
-                <w:szCs w:val="20"/>
-              </w:rPr>
-            </w:pPr>
-          </w:p>
-        </w:tc>
-        <w:tc>
-          <w:tcPr>
-            <w:tcW w:w="0" w:type="auto"/>
-            <w:vAlign w:val="center"/>
-            <w:hideMark/>
-          </w:tcPr>
-          <w:p>
-            <w:pPr>
-              <w:jc w:val="right"/>
-              <w:rPr>
-                <w:sz w:val="20"/>
-                <w:szCs w:val="20"/>
-              </w:rPr>
-            </w:pPr>
-          </w:p>
-        </w:tc>
-        <w:tc>
-          <w:tcPr>
-            <w:tcW w:w="0" w:type="auto"/>
-            <w:vAlign w:val="center"/>
-            <w:hideMark/>
-          </w:tcPr>
-          <w:p>
-            <w:pPr>
-              <w:jc w:val="right"/>
-              <w:rPr>
-                <w:sz w:val="20"/>
-                <w:szCs w:val="20"/>
-              </w:rPr>
-            </w:pPr>
-          </w:p>
-        </w:tc>
-      </w:tr>
-      <w:tr>
-        <w:trPr>
-          <w:tblCellSpacing w:w="15" w:type="dxa"/>
-        </w:trPr>
-        <w:tc>
-          <w:tcPr>
-            <w:tcW w:w="0" w:type="auto"/>
-            <w:vAlign w:val="center"/>
-            <w:hideMark/>
-          </w:tcPr>
-          <w:p>
-            <w:r>
-              <w:t>Weight decay</w:t>
-            </w:r>
-          </w:p>
-        </w:tc>
-        <w:tc>
-          <w:tcPr>
-            <w:tcW w:w="0" w:type="auto"/>
-            <w:vAlign w:val="center"/>
-            <w:hideMark/>
-          </w:tcPr>
-          <w:p/>
-        </w:tc>
-        <w:tc>
-          <w:tcPr>
-            <w:tcW w:w="0" w:type="auto"/>
-            <w:vAlign w:val="center"/>
-            <w:hideMark/>
-          </w:tcPr>
-          <w:p>
-            <w:pPr>
-              <w:jc w:val="right"/>
-              <w:rPr>
-                <w:sz w:val="20"/>
-                <w:szCs w:val="20"/>
-              </w:rPr>
-            </w:pPr>
-          </w:p>
-        </w:tc>
-        <w:tc>
-          <w:tcPr>
-            <w:tcW w:w="0" w:type="auto"/>
-            <w:vAlign w:val="center"/>
-            <w:hideMark/>
-          </w:tcPr>
-          <w:p>
-            <w:pPr>
-              <w:jc w:val="right"/>
-              <w:rPr>
-                <w:sz w:val="20"/>
-                <w:szCs w:val="20"/>
-              </w:rPr>
-            </w:pPr>
-          </w:p>
-        </w:tc>
-        <w:tc>
-          <w:tcPr>
-            <w:tcW w:w="0" w:type="auto"/>
-            <w:vAlign w:val="center"/>
-            <w:hideMark/>
-          </w:tcPr>
-          <w:p>
-            <w:pPr>
-              <w:jc w:val="right"/>
-              <w:rPr>
-                <w:sz w:val="20"/>
-                <w:szCs w:val="20"/>
-              </w:rPr>
-            </w:pPr>
-          </w:p>
-        </w:tc>
-        <w:tc>
-          <w:tcPr>
-            <w:tcW w:w="0" w:type="auto"/>
-            <w:vAlign w:val="center"/>
-            <w:hideMark/>
-          </w:tcPr>
-          <w:p>
-            <w:pPr>
-              <w:jc w:val="right"/>
-              <w:rPr>
-                <w:sz w:val="20"/>
-                <w:szCs w:val="20"/>
-              </w:rPr>
-            </w:pPr>
-          </w:p>
-        </w:tc>
-      </w:tr>
-      <w:tr>
-        <w:trPr>
-          <w:tblCellSpacing w:w="15" w:type="dxa"/>
-        </w:trPr>
-        <w:tc>
-          <w:tcPr>
-            <w:tcW w:w="0" w:type="auto"/>
-            <w:vAlign w:val="center"/>
-            <w:hideMark/>
-          </w:tcPr>
-          <w:p>
-            <w:r>
-              <w:t>Loss</w:t>
-            </w:r>
-          </w:p>
-        </w:tc>
-        <w:tc>
-          <w:tcPr>
-            <w:tcW w:w="0" w:type="auto"/>
-            <w:vAlign w:val="center"/>
-            <w:hideMark/>
-          </w:tcPr>
-          <w:p/>
-        </w:tc>
-        <w:tc>
-          <w:tcPr>
-            <w:tcW w:w="0" w:type="auto"/>
-            <w:vAlign w:val="center"/>
-            <w:hideMark/>
-          </w:tcPr>
-          <w:p>
-            <w:pPr>
-              <w:jc w:val="right"/>
-              <w:rPr>
-                <w:sz w:val="20"/>
-                <w:szCs w:val="20"/>
-              </w:rPr>
-            </w:pPr>
-          </w:p>
-        </w:tc>
-        <w:tc>
-          <w:tcPr>
-            <w:tcW w:w="0" w:type="auto"/>
-            <w:vAlign w:val="center"/>
-            <w:hideMark/>
-          </w:tcPr>
-          <w:p>
-            <w:pPr>
-              <w:jc w:val="right"/>
-              <w:rPr>
-                <w:sz w:val="20"/>
-                <w:szCs w:val="20"/>
-              </w:rPr>
-            </w:pPr>
-          </w:p>
-        </w:tc>
-        <w:tc>
-          <w:tcPr>
-            <w:tcW w:w="0" w:type="auto"/>
-            <w:vAlign w:val="center"/>
-            <w:hideMark/>
-          </w:tcPr>
-          <w:p>
-            <w:pPr>
-              <w:jc w:val="right"/>
-              <w:rPr>
-                <w:sz w:val="20"/>
-                <w:szCs w:val="20"/>
-              </w:rPr>
-            </w:pPr>
-          </w:p>
-        </w:tc>
-        <w:tc>
-          <w:tcPr>
-            <w:tcW w:w="0" w:type="auto"/>
-            <w:vAlign w:val="center"/>
-            <w:hideMark/>
-          </w:tcPr>
-          <w:p>
-            <w:pPr>
-              <w:jc w:val="right"/>
-              <w:rPr>
-                <w:sz w:val="20"/>
-                <w:szCs w:val="20"/>
-              </w:rPr>
-            </w:pPr>
-          </w:p>
-        </w:tc>
-      </w:tr>
-      <w:tr>
-        <w:trPr>
-          <w:tblCellSpacing w:w="15" w:type="dxa"/>
-        </w:trPr>
-        <w:tc>
-          <w:tcPr>
-            <w:tcW w:w="0" w:type="auto"/>
-            <w:vAlign w:val="center"/>
-            <w:hideMark/>
-          </w:tcPr>
-          <w:p>
-            <w:r>
-              <w:t>Early stopping</w:t>
-            </w:r>
-          </w:p>
-        </w:tc>
-        <w:tc>
-          <w:tcPr>
-            <w:tcW w:w="0" w:type="auto"/>
-            <w:vAlign w:val="center"/>
-            <w:hideMark/>
-          </w:tcPr>
-          <w:p/>
-        </w:tc>
-        <w:tc>
-          <w:tcPr>
-            <w:tcW w:w="0" w:type="auto"/>
-            <w:vAlign w:val="center"/>
-            <w:hideMark/>
-          </w:tcPr>
-          <w:p>
-            <w:pPr>
-              <w:jc w:val="right"/>
-              <w:rPr>
-                <w:sz w:val="20"/>
-                <w:szCs w:val="20"/>
-              </w:rPr>
-            </w:pPr>
-          </w:p>
-        </w:tc>
-        <w:tc>
-          <w:tcPr>
-            <w:tcW w:w="0" w:type="auto"/>
-            <w:vAlign w:val="center"/>
-            <w:hideMark/>
-          </w:tcPr>
-          <w:p>
-            <w:pPr>
-              <w:jc w:val="right"/>
-              <w:rPr>
-                <w:sz w:val="20"/>
-                <w:szCs w:val="20"/>
-              </w:rPr>
-            </w:pPr>
-          </w:p>
-        </w:tc>
-        <w:tc>
-          <w:tcPr>
-            <w:tcW w:w="0" w:type="auto"/>
-            <w:vAlign w:val="center"/>
-            <w:hideMark/>
-          </w:tcPr>
-          <w:p>
-            <w:pPr>
-              <w:jc w:val="right"/>
-              <w:rPr>
-                <w:sz w:val="20"/>
-                <w:szCs w:val="20"/>
-              </w:rPr>
-            </w:pPr>
-          </w:p>
-        </w:tc>
-        <w:tc>
-          <w:tcPr>
-            <w:tcW w:w="0" w:type="auto"/>
-            <w:vAlign w:val="center"/>
-            <w:hideMark/>
-          </w:tcPr>
-          <w:p>
-            <w:pPr>
-              <w:jc w:val="right"/>
-              <w:rPr>
-                <w:sz w:val="20"/>
-                <w:szCs w:val="20"/>
-              </w:rPr>
-            </w:pPr>
-          </w:p>
-        </w:tc>
-      </w:tr>
-      <w:tr>
-        <w:trPr>
-          <w:tblCellSpacing w:w="15" w:type="dxa"/>
-        </w:trPr>
-        <w:tc>
-          <w:tcPr>
-            <w:tcW w:w="0" w:type="auto"/>
-            <w:vAlign w:val="center"/>
-            <w:hideMark/>
-          </w:tcPr>
-          <w:p>
-            <w:r>
-              <w:t>Selection rule</w:t>
-            </w:r>
-          </w:p>
-        </w:tc>
-        <w:tc>
-          <w:tcPr>
-            <w:tcW w:w="0" w:type="auto"/>
-            <w:vAlign w:val="center"/>
-            <w:hideMark/>
-          </w:tcPr>
-          <w:p/>
-        </w:tc>
-        <w:tc>
-          <w:tcPr>
-            <w:tcW w:w="0" w:type="auto"/>
-            <w:vAlign w:val="center"/>
-            <w:hideMark/>
-          </w:tcPr>
-          <w:p>
-            <w:pPr>
-              <w:jc w:val="right"/>
-              <w:rPr>
-                <w:sz w:val="20"/>
-                <w:szCs w:val="20"/>
-              </w:rPr>
-            </w:pPr>
-          </w:p>
-        </w:tc>
-        <w:tc>
-          <w:tcPr>
-            <w:tcW w:w="0" w:type="auto"/>
-            <w:vAlign w:val="center"/>
-            <w:hideMark/>
-          </w:tcPr>
-          <w:p>
-            <w:pPr>
-              <w:jc w:val="right"/>
-              <w:rPr>
-                <w:sz w:val="20"/>
-                <w:szCs w:val="20"/>
-              </w:rPr>
-            </w:pPr>
-          </w:p>
-        </w:tc>
-        <w:tc>
-          <w:tcPr>
-            <w:tcW w:w="0" w:type="auto"/>
-            <w:vAlign w:val="center"/>
-            <w:hideMark/>
-          </w:tcPr>
-          <w:p>
-            <w:pPr>
-              <w:jc w:val="right"/>
-              <w:rPr>
-                <w:sz w:val="20"/>
-                <w:szCs w:val="20"/>
-              </w:rPr>
-            </w:pPr>
-          </w:p>
-        </w:tc>
-        <w:tc>
-          <w:tcPr>
-            <w:tcW w:w="0" w:type="auto"/>
-            <w:vAlign w:val="center"/>
-            <w:hideMark/>
-          </w:tcPr>
-          <w:p>
-            <w:pPr>
-              <w:jc w:val="right"/>
-              <w:rPr>
-                <w:sz w:val="20"/>
-                <w:szCs w:val="20"/>
-              </w:rPr>
-            </w:pPr>
-          </w:p>
-        </w:tc>
-      </w:tr>
-    </w:tbl>
-    <w:p>
-      <w:pPr>
-        <w:spacing w:before="100" w:beforeAutospacing="1" w:after="100" w:afterAutospacing="1"/>
-      </w:pPr>
-      <w:r>
-        <w:t xml:space="preserve">Then use </w:t>
-      </w:r>
-      <w:r>
-        <w:rPr>
-          <w:b/>
-          <w:bCs/>
-        </w:rPr>
-        <w:t>one paragraph underneath</w:t>
-      </w:r>
-      <w:r>
-        <w:t xml:space="preserve"> explaining why values differ.</w:t>
-      </w:r>
-    </w:p>
-    <w:p>
-      <w:pPr>
-        <w:spacing w:before="100" w:beforeAutospacing="1" w:after="100" w:afterAutospacing="1"/>
-      </w:pPr>
-      <w:r>
-        <w:t>That directly addresses:</w:t>
-      </w:r>
-    </w:p>
-    <w:p>
-      <w:pPr>
-        <w:spacing w:before="100" w:beforeAutospacing="1" w:after="100" w:afterAutospacing="1"/>
-      </w:pPr>
-      <w:r>
-        <w:t>“Hyperparameter tuning is detailed with strong rationale.”</w:t>
-      </w:r>
-    </w:p>
-    <w:p>
-      <w:r>
-        <w:rPr>
-          <w:noProof/>
-        </w:rPr>
-      </w:r>
-      <w:r>
-        <w:rPr>
-          <w:noProof/>
-        </w:rPr>
-        <w:pict w14:anchorId="5E0ABC62">
-          <v:rect id="_x0000_i1040" alt="" style="width:451.3pt;height:.05pt;mso-width-percent:0;mso-height-percent:0;mso-width-percent:0;mso-height-percent:0" o:hralign="center" o:hrstd="t" o:hr="t" fillcolor="#a0a0a0" stroked="f"/>
-        </w:pict>
-      </w:r>
-    </w:p>
-    <w:p>
-      <w:pPr>
-        <w:numPr>
-          <w:ilvl w:val="0"/>
-          <w:numId w:val="4"/>
-        </w:numPr>
-        <w:tabs>
-          <w:tab w:val="clear" w:pos="576"/>
-        </w:tabs>
-        <w:spacing w:before="100" w:beforeAutospacing="1" w:after="100" w:afterAutospacing="1"/>
-        <w:ind w:firstLine="0"/>
-        <w:outlineLvl w:val="0"/>
-        <w:rPr>
-          <w:b/>
-          <w:bCs/>
-          <w:kern w:val="36"/>
-          <w:sz w:val="48"/>
-          <w:szCs w:val="48"/>
-        </w:rPr>
-      </w:pPr>
-      <w:proofErr w:type="gramStart"/>
-      <w:r>
-        <w:rPr>
-          <w:b/>
-          <w:bCs/>
-          <w:kern w:val="36"/>
-          <w:sz w:val="48"/>
-          <w:szCs w:val="48"/>
-        </w:rPr>
-        <w:t>So</w:t>
-      </w:r>
-      <w:proofErr w:type="gramEnd"/>
-      <w:r>
-        <w:rPr>
-          <w:b/>
-          <w:bCs/>
-          <w:kern w:val="36"/>
-          <w:sz w:val="48"/>
-          <w:szCs w:val="48"/>
-        </w:rPr>
-        <w:t xml:space="preserve"> I would adjust your final Methodology structure to</w:t>
-      </w:r>
-    </w:p>
-    <w:p>
-      <w:pPr>
-        <w:numPr>
-          <w:ilvl w:val="0"/>
-          <w:numId w:val="4"/>
-        </w:numPr>
-        <w:tabs>
-          <w:tab w:val="clear" w:pos="576"/>
-        </w:tabs>
-        <w:spacing w:before="100" w:beforeAutospacing="1" w:after="100" w:afterAutospacing="1"/>
-        <w:ind w:firstLine="0"/>
-        <w:outlineLvl w:val="2"/>
-        <w:rPr>
-          <w:b/>
-          <w:bCs/>
-          <w:sz w:val="27"/>
-          <w:szCs w:val="27"/>
-        </w:rPr>
-      </w:pPr>
-      <w:r>
-        <w:rPr>
-          <w:b/>
-          <w:bCs/>
-          <w:sz w:val="27"/>
-          <w:szCs w:val="27"/>
-        </w:rPr>
-        <w:t>A. Synthetic Kidney-Transplant Dataset</w:t>
-      </w:r>
-    </w:p>
-    <w:p>
-      <w:pPr>
-        <w:numPr>
-          <w:ilvl w:val="0"/>
-          <w:numId w:val="4"/>
-        </w:numPr>
-        <w:tabs>
-          <w:tab w:val="clear" w:pos="576"/>
-        </w:tabs>
-        <w:spacing w:before="100" w:beforeAutospacing="1" w:after="100" w:afterAutospacing="1"/>
-        <w:ind w:firstLine="0"/>
-        <w:outlineLvl w:val="3"/>
-        <w:rPr>
-          <w:b/>
-          <w:bCs/>
-        </w:rPr>
-      </w:pPr>
-      <w:r>
-        <w:rPr>
-          <w:b/>
-          <w:bCs/>
-        </w:rPr>
-        <w:lastRenderedPageBreak/>
-        <w:t>1) Dataset Design</w:t>
-      </w:r>
-    </w:p>
-    <w:p>
-      <w:pPr>
-        <w:numPr>
-          <w:ilvl w:val="0"/>
-          <w:numId w:val="4"/>
-        </w:numPr>
-        <w:tabs>
-          <w:tab w:val="clear" w:pos="576"/>
-        </w:tabs>
-        <w:spacing w:before="100" w:beforeAutospacing="1" w:after="100" w:afterAutospacing="1"/>
-        <w:ind w:firstLine="0"/>
-        <w:outlineLvl w:val="3"/>
-        <w:rPr>
-          <w:b/>
-          <w:bCs/>
-        </w:rPr>
-      </w:pPr>
-      <w:r>
-        <w:rPr>
-          <w:b/>
-          <w:bCs/>
-        </w:rPr>
-        <w:t>2) Dataset Generation — Making of the Dataset</w:t>
-      </w:r>
-    </w:p>
-    <w:p>
-      <w:pPr>
-        <w:spacing w:before="100" w:beforeAutospacing="1" w:after="100" w:afterAutospacing="1"/>
-      </w:pPr>
-      <w:r>
-        <w:rPr>
-          <w:b/>
-          <w:bCs/>
-        </w:rPr>
-        <w:t>Qwen prompt box here</w:t>
-      </w:r>
-    </w:p>
-    <w:p>
-      <w:pPr>
-        <w:numPr>
-          <w:ilvl w:val="0"/>
-          <w:numId w:val="4"/>
-        </w:numPr>
-        <w:tabs>
-          <w:tab w:val="clear" w:pos="576"/>
-        </w:tabs>
-        <w:spacing w:before="100" w:beforeAutospacing="1" w:after="100" w:afterAutospacing="1"/>
-        <w:ind w:firstLine="0"/>
-        <w:outlineLvl w:val="3"/>
-        <w:rPr>
-          <w:b/>
-          <w:bCs/>
-        </w:rPr>
-      </w:pPr>
-      <w:r>
-        <w:rPr>
-          <w:b/>
-          <w:bCs/>
-        </w:rPr>
-        <w:t>3) Validation and Preprocessing</w:t>
-      </w:r>
-    </w:p>
-    <w:p>
-      <w:pPr>
-        <w:numPr>
-          <w:ilvl w:val="0"/>
-          <w:numId w:val="4"/>
-        </w:numPr>
-        <w:tabs>
-          <w:tab w:val="clear" w:pos="576"/>
-        </w:tabs>
-        <w:spacing w:before="100" w:beforeAutospacing="1" w:after="100" w:afterAutospacing="1"/>
-        <w:ind w:firstLine="0"/>
-        <w:outlineLvl w:val="2"/>
-        <w:rPr>
-          <w:b/>
-          <w:bCs/>
-          <w:sz w:val="27"/>
-          <w:szCs w:val="27"/>
-        </w:rPr>
-      </w:pPr>
-      <w:r>
-        <w:rPr>
-          <w:b/>
-          <w:bCs/>
-          <w:sz w:val="27"/>
-          <w:szCs w:val="27"/>
-        </w:rPr>
-        <w:t>B. Prediction Task and Baseline Model</w:t>
-      </w:r>
-    </w:p>
-    <w:p>
-      <w:pPr>
-        <w:spacing w:before="100" w:beforeAutospacing="1" w:after="100" w:afterAutospacing="1"/>
-      </w:pPr>
-      <w:r>
-        <w:t>Task → imbalance → architecture → baseline training</w:t>
-      </w:r>
-    </w:p>
-    <w:p>
-      <w:pPr>
-        <w:numPr>
-          <w:ilvl w:val="0"/>
-          <w:numId w:val="4"/>
-        </w:numPr>
-        <w:tabs>
-          <w:tab w:val="clear" w:pos="576"/>
-        </w:tabs>
-        <w:spacing w:before="100" w:beforeAutospacing="1" w:after="100" w:afterAutospacing="1"/>
-        <w:ind w:firstLine="0"/>
-        <w:outlineLvl w:val="2"/>
-        <w:rPr>
-          <w:b/>
-          <w:bCs/>
-          <w:sz w:val="27"/>
-          <w:szCs w:val="27"/>
-        </w:rPr>
-      </w:pPr>
-      <w:r>
-        <w:rPr>
-          <w:b/>
-          <w:bCs/>
-          <w:sz w:val="27"/>
-          <w:szCs w:val="27"/>
-        </w:rPr>
-        <w:t>C. Forget and Retain Sets</w:t>
-      </w:r>
-    </w:p>
-    <w:p>
-      <w:pPr>
-        <w:spacing w:before="100" w:beforeAutospacing="1" w:after="100" w:afterAutospacing="1"/>
-      </w:pPr>
-      <w:r>
-        <w:t>Table I + scenarios + controlled F/R definitions</w:t>
-      </w:r>
-    </w:p>
-    <w:p>
-      <w:pPr>
-        <w:numPr>
-          <w:ilvl w:val="0"/>
-          <w:numId w:val="4"/>
-        </w:numPr>
-        <w:tabs>
-          <w:tab w:val="clear" w:pos="576"/>
-        </w:tabs>
-        <w:spacing w:before="100" w:beforeAutospacing="1" w:after="100" w:afterAutospacing="1"/>
-        <w:ind w:firstLine="0"/>
-        <w:outlineLvl w:val="2"/>
-        <w:rPr>
-          <w:b/>
-          <w:bCs/>
-          <w:sz w:val="27"/>
-          <w:szCs w:val="27"/>
-        </w:rPr>
-      </w:pPr>
-      <w:r>
-        <w:rPr>
-          <w:b/>
-          <w:bCs/>
-          <w:sz w:val="27"/>
-          <w:szCs w:val="27"/>
-        </w:rPr>
-        <w:t>D. Machine Unlearning Methods</w:t>
-      </w:r>
-    </w:p>
-    <w:p>
-      <w:pPr>
-        <w:numPr>
-          <w:ilvl w:val="0"/>
-          <w:numId w:val="39"/>
-        </w:numPr>
-        <w:spacing w:before="100" w:beforeAutospacing="1" w:after="100" w:afterAutospacing="1"/>
-      </w:pPr>
-      <w:r>
-        <w:t>Full Retraining</w:t>
-      </w:r>
-    </w:p>
-    <w:p>
-      <w:pPr>
-        <w:numPr>
-          <w:ilvl w:val="0"/>
-          <w:numId w:val="39"/>
-        </w:numPr>
-        <w:spacing w:before="100" w:beforeAutospacing="1" w:after="100" w:afterAutospacing="1"/>
-      </w:pPr>
-      <w:r>
-        <w:t>Retain-Set Fine-Tuning</w:t>
-      </w:r>
-    </w:p>
-    <w:p>
-      <w:pPr>
-        <w:numPr>
-          <w:ilvl w:val="0"/>
-          <w:numId w:val="39"/>
-        </w:numPr>
-        <w:spacing w:before="100" w:beforeAutospacing="1" w:after="100" w:afterAutospacing="1"/>
-      </w:pPr>
-      <w:r>
-        <w:t>Gradient Ascent</w:t>
-      </w:r>
-    </w:p>
-    <w:p>
-      <w:pPr>
-        <w:numPr>
-          <w:ilvl w:val="0"/>
-          <w:numId w:val="39"/>
-        </w:numPr>
-        <w:spacing w:before="100" w:beforeAutospacing="1" w:after="100" w:afterAutospacing="1"/>
-      </w:pPr>
-      <w:r>
-        <w:t>Gradient Difference</w:t>
-      </w:r>
-    </w:p>
-    <w:p>
-      <w:pPr>
-        <w:numPr>
-          <w:ilvl w:val="0"/>
-          <w:numId w:val="4"/>
-        </w:numPr>
-        <w:tabs>
-          <w:tab w:val="clear" w:pos="576"/>
-        </w:tabs>
-        <w:spacing w:before="100" w:beforeAutospacing="1" w:after="100" w:afterAutospacing="1"/>
-        <w:ind w:firstLine="0"/>
-        <w:outlineLvl w:val="2"/>
-        <w:rPr>
-          <w:b/>
-          <w:bCs/>
-          <w:sz w:val="27"/>
-          <w:szCs w:val="27"/>
-        </w:rPr>
-      </w:pPr>
-      <w:r>
-        <w:rPr>
-          <w:b/>
-          <w:bCs/>
-          <w:sz w:val="27"/>
-          <w:szCs w:val="27"/>
-        </w:rPr>
-        <w:t>E. Experimental Pipeline</w:t>
-      </w:r>
-    </w:p>
-    <w:p>
-      <w:pPr>
-        <w:spacing w:before="100" w:beforeAutospacing="1" w:after="100" w:afterAutospacing="1"/>
-      </w:pPr>
-      <w:r>
-        <w:rPr>
-          <w:b/>
-          <w:bCs/>
-        </w:rPr>
-        <w:t>Pipeline figure</w:t>
-      </w:r>
-    </w:p>
-    <w:p>
-      <w:pPr>
-        <w:numPr>
-          <w:ilvl w:val="0"/>
-          <w:numId w:val="4"/>
-        </w:numPr>
-        <w:tabs>
-          <w:tab w:val="clear" w:pos="576"/>
-        </w:tabs>
-        <w:spacing w:before="100" w:beforeAutospacing="1" w:after="100" w:afterAutospacing="1"/>
-        <w:ind w:firstLine="0"/>
-        <w:outlineLvl w:val="2"/>
-        <w:rPr>
-          <w:b/>
-          <w:bCs/>
-          <w:sz w:val="27"/>
-          <w:szCs w:val="27"/>
-        </w:rPr>
-      </w:pPr>
-      <w:r>
-        <w:rPr>
-          <w:b/>
-          <w:bCs/>
-          <w:sz w:val="27"/>
-          <w:szCs w:val="27"/>
-        </w:rPr>
-        <w:t>F. Language-Model Extension</w:t>
-      </w:r>
-    </w:p>
-    <w:p>
-      <w:pPr>
-        <w:numPr>
-          <w:ilvl w:val="0"/>
-          <w:numId w:val="4"/>
-        </w:numPr>
-        <w:tabs>
-          <w:tab w:val="clear" w:pos="576"/>
-        </w:tabs>
-        <w:spacing w:before="100" w:beforeAutospacing="1" w:after="100" w:afterAutospacing="1"/>
-        <w:ind w:firstLine="0"/>
-        <w:outlineLvl w:val="2"/>
-        <w:rPr>
-          <w:b/>
-          <w:bCs/>
-          <w:sz w:val="27"/>
-          <w:szCs w:val="27"/>
-        </w:rPr>
-      </w:pPr>
-      <w:r>
-        <w:rPr>
-          <w:b/>
-          <w:bCs/>
-          <w:sz w:val="27"/>
-          <w:szCs w:val="27"/>
-        </w:rPr>
-        <w:t>G. Training Configuration and Hyperparameters</w:t>
-      </w:r>
-    </w:p>
-    <w:p>
-      <w:pPr>
-        <w:spacing w:before="100" w:beforeAutospacing="1" w:after="100" w:afterAutospacing="1"/>
-      </w:pPr>
-      <w:r>
-        <w:rPr>
-          <w:b/>
-          <w:bCs/>
-        </w:rPr>
-        <w:t>Parameter table + rationale</w:t>
-      </w:r>
-    </w:p>
-    <w:p>
-      <w:pPr>
-        <w:spacing w:before="100" w:beforeAutospacing="1" w:after="100" w:afterAutospacing="1"/>
-      </w:pPr>
-      <w:r>
-        <w:t xml:space="preserve">That would be much closer to what both </w:t>
-      </w:r>
-      <w:r>
-        <w:rPr>
-          <w:b/>
-          <w:bCs/>
-        </w:rPr>
-        <w:t>Awais and your marking rubric</w:t>
-      </w:r>
-      <w:r>
-        <w:t xml:space="preserve"> are asking for.</w:t>
-      </w:r>
-    </w:p>
-    <w:p>
-      <w:pPr>
-        <w:spacing w:before="100" w:beforeAutospacing="1" w:after="100" w:afterAutospacing="1"/>
-      </w:pPr>
-      <w:r>
-        <w:t xml:space="preserve">The biggest priority now should be </w:t>
-      </w:r>
-      <w:r>
-        <w:rPr>
-          <w:b/>
-          <w:bCs/>
-        </w:rPr>
-        <w:t>A: Making of the Dataset</w:t>
-      </w:r>
-      <w:r>
-        <w:t xml:space="preserve">. Your current three paragraphs there probably need to become around </w:t>
-      </w:r>
-      <w:r>
-        <w:rPr>
-          <w:b/>
-          <w:bCs/>
-        </w:rPr>
-        <w:t>5–7 paragraphs + the Qwen prompt box</w:t>
-      </w:r>
-      <w:r>
-        <w:t>, because that is where you can directly mirror TOFU while also demonstrating why your own dataset design is a meaningful part of the research.</w:t>
-      </w:r>
-    </w:p>
     <w:p>
       <w:pPr>
         <w:pStyle w:val="ListParagraph"/>
